--- a/Freelance_Marketplace_Ecosystem_G3.docx
+++ b/Freelance_Marketplace_Ecosystem_G3.docx
@@ -4041,14 +4041,7957 @@
           <w:bCs w:val="0"/>
           <w:sz w:val="26"/>
           <w:szCs w:val="26"/>
-        </w:rPr>
-      </w:pPr>
-      <w:r>
-        <w:rPr>
-          <w:bCs w:val="0"/>
-          <w:sz w:val="26"/>
-          <w:szCs w:val="26"/>
-        </w:rPr>
+          <w:lang w:val="en-US"/>
+        </w:rPr>
+      </w:pPr>
+    </w:p>
+    <w:p>
+      <w:pPr>
+        <w:pStyle w:val="Heading2"/>
+        <w:rPr>
+          <w:bCs w:val="0"/>
+          <w:sz w:val="26"/>
+          <w:szCs w:val="26"/>
+          <w:lang w:val="en-US"/>
+        </w:rPr>
+      </w:pPr>
+    </w:p>
+    <w:p>
+      <w:pPr>
+        <w:pStyle w:val="Heading2"/>
+        <w:rPr>
+          <w:bCs w:val="0"/>
+          <w:sz w:val="26"/>
+          <w:szCs w:val="26"/>
+          <w:lang w:val="en-US"/>
+        </w:rPr>
+      </w:pPr>
+    </w:p>
+    <w:p>
+      <w:pPr>
+        <w:pStyle w:val="Heading2"/>
+        <w:rPr>
+          <w:bCs w:val="0"/>
+          <w:sz w:val="26"/>
+          <w:szCs w:val="26"/>
+          <w:lang w:val="en-US"/>
+        </w:rPr>
+      </w:pPr>
+    </w:p>
+    <w:p>
+      <w:pPr>
+        <w:pStyle w:val="Heading2"/>
+        <w:rPr>
+          <w:bCs w:val="0"/>
+          <w:sz w:val="26"/>
+          <w:szCs w:val="26"/>
+          <w:lang w:val="en-US"/>
+        </w:rPr>
+      </w:pPr>
+    </w:p>
+    <w:p>
+      <w:pPr>
+        <w:pStyle w:val="Heading2"/>
+        <w:rPr>
+          <w:bCs w:val="0"/>
+          <w:sz w:val="26"/>
+          <w:szCs w:val="26"/>
+          <w:lang w:val="en-US"/>
+        </w:rPr>
+      </w:pPr>
+    </w:p>
+    <w:p>
+      <w:pPr>
+        <w:pStyle w:val="Heading2"/>
+        <w:rPr>
+          <w:bCs w:val="0"/>
+          <w:sz w:val="26"/>
+          <w:szCs w:val="26"/>
+          <w:lang w:val="en-US"/>
+        </w:rPr>
+      </w:pPr>
+    </w:p>
+    <w:p>
+      <w:pPr>
+        <w:pStyle w:val="Heading2"/>
+        <w:rPr>
+          <w:bCs w:val="0"/>
+          <w:sz w:val="26"/>
+          <w:szCs w:val="26"/>
+          <w:lang w:val="en-US"/>
+        </w:rPr>
+      </w:pPr>
+    </w:p>
+    <w:p>
+      <w:pPr>
+        <w:pStyle w:val="Heading2"/>
+        <w:rPr>
+          <w:bCs w:val="0"/>
+          <w:sz w:val="26"/>
+          <w:szCs w:val="26"/>
+          <w:lang w:val="en-US"/>
+        </w:rPr>
+      </w:pPr>
+    </w:p>
+    <w:p>
+      <w:pPr>
+        <w:pStyle w:val="Heading2"/>
+        <w:rPr>
+          <w:bCs w:val="0"/>
+          <w:sz w:val="26"/>
+          <w:szCs w:val="26"/>
+          <w:lang w:val="en-US"/>
+        </w:rPr>
+      </w:pPr>
+    </w:p>
+    <w:p>
+      <w:pPr>
+        <w:pStyle w:val="Heading2"/>
+        <w:rPr>
+          <w:bCs w:val="0"/>
+          <w:sz w:val="26"/>
+          <w:szCs w:val="26"/>
+          <w:lang w:val="en-US"/>
+        </w:rPr>
+      </w:pPr>
+    </w:p>
+    <w:p>
+      <w:pPr>
+        <w:pStyle w:val="Heading2"/>
+        <w:rPr>
+          <w:bCs w:val="0"/>
+          <w:sz w:val="26"/>
+          <w:szCs w:val="26"/>
+          <w:lang w:val="en-US"/>
+        </w:rPr>
+      </w:pPr>
+    </w:p>
+    <w:p>
+      <w:pPr>
+        <w:pStyle w:val="Heading2"/>
+        <w:rPr>
+          <w:bCs w:val="0"/>
+          <w:sz w:val="26"/>
+          <w:szCs w:val="26"/>
+          <w:lang w:val="en-US"/>
+        </w:rPr>
+      </w:pPr>
+    </w:p>
+    <w:p>
+      <w:pPr>
+        <w:pStyle w:val="Heading2"/>
+        <w:rPr>
+          <w:bCs w:val="0"/>
+          <w:sz w:val="26"/>
+          <w:szCs w:val="26"/>
+          <w:lang w:val="en-US"/>
+        </w:rPr>
+      </w:pPr>
+    </w:p>
+    <w:p>
+      <w:pPr>
+        <w:pStyle w:val="Heading2"/>
+        <w:rPr>
+          <w:bCs w:val="0"/>
+          <w:sz w:val="26"/>
+          <w:szCs w:val="26"/>
+          <w:lang w:val="en-US"/>
+        </w:rPr>
+      </w:pPr>
+    </w:p>
+    <w:p>
+      <w:pPr>
+        <w:pStyle w:val="Heading2"/>
+        <w:rPr>
+          <w:bCs w:val="0"/>
+          <w:sz w:val="26"/>
+          <w:szCs w:val="26"/>
+          <w:lang w:val="en-US"/>
+        </w:rPr>
+      </w:pPr>
+    </w:p>
+    <w:p>
+      <w:pPr>
+        <w:pStyle w:val="Heading2"/>
+        <w:rPr>
+          <w:bCs w:val="0"/>
+          <w:sz w:val="26"/>
+          <w:szCs w:val="26"/>
+          <w:lang w:val="en-US"/>
+        </w:rPr>
+      </w:pPr>
+    </w:p>
+    <w:p>
+      <w:pPr>
+        <w:pStyle w:val="Heading2"/>
+        <w:rPr>
+          <w:bCs w:val="0"/>
+          <w:sz w:val="26"/>
+          <w:szCs w:val="26"/>
+          <w:lang w:val="en-US"/>
+        </w:rPr>
+      </w:pPr>
+    </w:p>
+    <w:p>
+      <w:pPr>
+        <w:pStyle w:val="Heading2"/>
+        <w:rPr>
+          <w:bCs w:val="0"/>
+          <w:sz w:val="26"/>
+          <w:szCs w:val="26"/>
+          <w:lang w:val="en-US"/>
+        </w:rPr>
+      </w:pPr>
+    </w:p>
+    <w:p>
+      <w:pPr>
+        <w:pStyle w:val="Heading2"/>
+        <w:rPr>
+          <w:bCs w:val="0"/>
+          <w:sz w:val="26"/>
+          <w:szCs w:val="26"/>
+          <w:lang w:val="en-US"/>
+        </w:rPr>
+      </w:pPr>
+    </w:p>
+    <w:p>
+      <w:pPr>
+        <w:pStyle w:val="Heading2"/>
+        <w:rPr>
+          <w:bCs w:val="0"/>
+          <w:sz w:val="26"/>
+          <w:szCs w:val="26"/>
+          <w:lang w:val="en-US"/>
+        </w:rPr>
+      </w:pPr>
+    </w:p>
+    <w:p>
+      <w:pPr>
+        <w:pStyle w:val="Heading2"/>
+        <w:rPr>
+          <w:bCs w:val="0"/>
+          <w:sz w:val="26"/>
+          <w:szCs w:val="26"/>
+          <w:lang w:val="en-US"/>
+        </w:rPr>
+      </w:pPr>
+    </w:p>
+    <w:p>
+      <w:pPr>
+        <w:pStyle w:val="Heading2"/>
+        <w:rPr>
+          <w:bCs w:val="0"/>
+          <w:sz w:val="26"/>
+          <w:szCs w:val="26"/>
+          <w:lang w:val="en-US"/>
+        </w:rPr>
+      </w:pPr>
+    </w:p>
+    <w:p>
+      <w:pPr>
+        <w:pStyle w:val="Heading2"/>
+        <w:rPr>
+          <w:bCs w:val="0"/>
+          <w:sz w:val="26"/>
+          <w:szCs w:val="26"/>
+          <w:lang w:val="en-US"/>
+        </w:rPr>
+      </w:pPr>
+    </w:p>
+    <w:p>
+      <w:pPr>
+        <w:pStyle w:val="Heading2"/>
+        <w:rPr>
+          <w:bCs w:val="0"/>
+          <w:sz w:val="26"/>
+          <w:szCs w:val="26"/>
+          <w:lang w:val="en-US"/>
+        </w:rPr>
+      </w:pPr>
+    </w:p>
+    <w:p>
+      <w:pPr>
+        <w:pStyle w:val="Heading2"/>
+        <w:rPr>
+          <w:bCs w:val="0"/>
+          <w:sz w:val="26"/>
+          <w:szCs w:val="26"/>
+          <w:lang w:val="en-US"/>
+        </w:rPr>
+      </w:pPr>
+    </w:p>
+    <w:p>
+      <w:pPr>
+        <w:pStyle w:val="Heading2"/>
+        <w:rPr>
+          <w:bCs w:val="0"/>
+          <w:sz w:val="26"/>
+          <w:szCs w:val="26"/>
+          <w:lang w:val="en-US"/>
+        </w:rPr>
+      </w:pPr>
+    </w:p>
+    <w:p>
+      <w:pPr>
+        <w:pStyle w:val="Heading2"/>
+        <w:rPr>
+          <w:bCs w:val="0"/>
+          <w:sz w:val="26"/>
+          <w:szCs w:val="26"/>
+          <w:lang w:val="en-US"/>
+        </w:rPr>
+      </w:pPr>
+    </w:p>
+    <w:p>
+      <w:pPr>
+        <w:pStyle w:val="Heading2"/>
+        <w:rPr>
+          <w:bCs w:val="0"/>
+          <w:sz w:val="26"/>
+          <w:szCs w:val="26"/>
+          <w:lang w:val="en-US"/>
+        </w:rPr>
+      </w:pPr>
+    </w:p>
+    <w:p>
+      <w:pPr>
+        <w:pStyle w:val="Heading2"/>
+        <w:rPr>
+          <w:bCs w:val="0"/>
+          <w:sz w:val="26"/>
+          <w:szCs w:val="26"/>
+          <w:lang w:val="en-US"/>
+        </w:rPr>
+      </w:pPr>
+    </w:p>
+    <w:p>
+      <w:pPr>
+        <w:pStyle w:val="Heading2"/>
+        <w:rPr>
+          <w:bCs w:val="0"/>
+          <w:sz w:val="26"/>
+          <w:szCs w:val="26"/>
+          <w:lang w:val="en-US"/>
+        </w:rPr>
+      </w:pPr>
+    </w:p>
+    <w:p>
+      <w:pPr>
+        <w:pStyle w:val="Heading2"/>
+        <w:rPr>
+          <w:bCs w:val="0"/>
+          <w:sz w:val="26"/>
+          <w:szCs w:val="26"/>
+          <w:lang w:val="en-US"/>
+        </w:rPr>
+      </w:pPr>
+    </w:p>
+    <w:p>
+      <w:pPr>
+        <w:pStyle w:val="Heading2"/>
+        <w:rPr>
+          <w:bCs w:val="0"/>
+          <w:sz w:val="26"/>
+          <w:szCs w:val="26"/>
+          <w:lang w:val="en-US"/>
+        </w:rPr>
+      </w:pPr>
+    </w:p>
+    <w:p>
+      <w:pPr>
+        <w:pStyle w:val="Heading2"/>
+        <w:rPr>
+          <w:bCs w:val="0"/>
+          <w:sz w:val="26"/>
+          <w:szCs w:val="26"/>
+          <w:lang w:val="en-US"/>
+        </w:rPr>
+      </w:pPr>
+    </w:p>
+    <w:p>
+      <w:pPr>
+        <w:pStyle w:val="Heading2"/>
+        <w:rPr>
+          <w:bCs w:val="0"/>
+          <w:sz w:val="26"/>
+          <w:szCs w:val="26"/>
+          <w:lang w:val="en-US"/>
+        </w:rPr>
+      </w:pPr>
+    </w:p>
+    <w:p>
+      <w:pPr>
+        <w:pStyle w:val="Heading2"/>
+        <w:rPr>
+          <w:bCs w:val="0"/>
+          <w:sz w:val="26"/>
+          <w:szCs w:val="26"/>
+          <w:lang w:val="en-US"/>
+        </w:rPr>
+      </w:pPr>
+    </w:p>
+    <w:p>
+      <w:pPr>
+        <w:pStyle w:val="Heading2"/>
+        <w:rPr>
+          <w:bCs w:val="0"/>
+          <w:sz w:val="26"/>
+          <w:szCs w:val="26"/>
+          <w:lang w:val="en-US"/>
+        </w:rPr>
+      </w:pPr>
+    </w:p>
+    <w:p>
+      <w:pPr>
+        <w:pStyle w:val="Heading2"/>
+        <w:rPr>
+          <w:bCs w:val="0"/>
+          <w:sz w:val="26"/>
+          <w:szCs w:val="26"/>
+          <w:lang w:val="en-US"/>
+        </w:rPr>
+      </w:pPr>
+    </w:p>
+    <w:p>
+      <w:pPr>
+        <w:pStyle w:val="Heading2"/>
+        <w:rPr>
+          <w:bCs w:val="0"/>
+          <w:sz w:val="26"/>
+          <w:szCs w:val="26"/>
+          <w:lang w:val="en-US"/>
+        </w:rPr>
+      </w:pPr>
+    </w:p>
+    <w:p>
+      <w:pPr>
+        <w:pStyle w:val="Heading2"/>
+        <w:rPr>
+          <w:bCs w:val="0"/>
+          <w:sz w:val="26"/>
+          <w:szCs w:val="26"/>
+          <w:lang w:val="en-US"/>
+        </w:rPr>
+      </w:pPr>
+    </w:p>
+    <w:p>
+      <w:pPr>
+        <w:pStyle w:val="Heading2"/>
+        <w:rPr>
+          <w:bCs w:val="0"/>
+          <w:sz w:val="26"/>
+          <w:szCs w:val="26"/>
+          <w:lang w:val="en-US"/>
+        </w:rPr>
+      </w:pPr>
+    </w:p>
+    <w:p>
+      <w:pPr>
+        <w:pStyle w:val="Heading2"/>
+        <w:rPr>
+          <w:bCs w:val="0"/>
+          <w:sz w:val="26"/>
+          <w:szCs w:val="26"/>
+          <w:lang w:val="en-US"/>
+        </w:rPr>
+      </w:pPr>
+    </w:p>
+    <w:p>
+      <w:pPr>
+        <w:pStyle w:val="Heading2"/>
+        <w:rPr>
+          <w:bCs w:val="0"/>
+          <w:sz w:val="26"/>
+          <w:szCs w:val="26"/>
+          <w:lang w:val="en-US"/>
+        </w:rPr>
+      </w:pPr>
+    </w:p>
+    <w:p>
+      <w:pPr>
+        <w:pStyle w:val="Heading2"/>
+        <w:rPr>
+          <w:bCs w:val="0"/>
+          <w:sz w:val="26"/>
+          <w:szCs w:val="26"/>
+          <w:lang w:val="en-US"/>
+        </w:rPr>
+      </w:pPr>
+    </w:p>
+    <w:p>
+      <w:pPr>
+        <w:pStyle w:val="Heading2"/>
+        <w:rPr>
+          <w:bCs w:val="0"/>
+          <w:sz w:val="26"/>
+          <w:szCs w:val="26"/>
+          <w:lang w:val="en-US"/>
+        </w:rPr>
+      </w:pPr>
+    </w:p>
+    <w:p>
+      <w:pPr>
+        <w:pStyle w:val="Heading2"/>
+        <w:rPr>
+          <w:bCs w:val="0"/>
+          <w:sz w:val="26"/>
+          <w:szCs w:val="26"/>
+          <w:lang w:val="en-US"/>
+        </w:rPr>
+      </w:pPr>
+    </w:p>
+    <w:p>
+      <w:pPr>
+        <w:pStyle w:val="Heading2"/>
+        <w:rPr>
+          <w:bCs w:val="0"/>
+          <w:sz w:val="26"/>
+          <w:szCs w:val="26"/>
+          <w:lang w:val="en-US"/>
+        </w:rPr>
+      </w:pPr>
+    </w:p>
+    <w:p>
+      <w:pPr>
+        <w:pStyle w:val="Heading2"/>
+        <w:rPr>
+          <w:bCs w:val="0"/>
+          <w:sz w:val="26"/>
+          <w:szCs w:val="26"/>
+          <w:lang w:val="en-US"/>
+        </w:rPr>
+      </w:pPr>
+    </w:p>
+    <w:p>
+      <w:pPr>
+        <w:pStyle w:val="Heading2"/>
+        <w:rPr>
+          <w:bCs w:val="0"/>
+          <w:sz w:val="26"/>
+          <w:szCs w:val="26"/>
+          <w:lang w:val="en-US"/>
+        </w:rPr>
+      </w:pPr>
+    </w:p>
+    <w:p>
+      <w:pPr>
+        <w:pStyle w:val="Heading2"/>
+        <w:rPr>
+          <w:bCs w:val="0"/>
+          <w:sz w:val="26"/>
+          <w:szCs w:val="26"/>
+          <w:lang w:val="en-US"/>
+        </w:rPr>
+      </w:pPr>
+    </w:p>
+    <w:p>
+      <w:pPr>
+        <w:pStyle w:val="Heading2"/>
+        <w:rPr>
+          <w:bCs w:val="0"/>
+          <w:sz w:val="26"/>
+          <w:szCs w:val="26"/>
+          <w:lang w:val="en-US"/>
+        </w:rPr>
+      </w:pPr>
+    </w:p>
+    <w:p>
+      <w:pPr>
+        <w:pStyle w:val="Heading2"/>
+        <w:rPr>
+          <w:bCs w:val="0"/>
+          <w:sz w:val="26"/>
+          <w:szCs w:val="26"/>
+          <w:lang w:val="en-US"/>
+        </w:rPr>
+      </w:pPr>
+    </w:p>
+    <w:p>
+      <w:pPr>
+        <w:pStyle w:val="Heading2"/>
+        <w:rPr>
+          <w:bCs w:val="0"/>
+          <w:sz w:val="26"/>
+          <w:szCs w:val="26"/>
+          <w:lang w:val="en-US"/>
+        </w:rPr>
+      </w:pPr>
+    </w:p>
+    <w:p>
+      <w:pPr>
+        <w:pStyle w:val="Heading2"/>
+        <w:rPr>
+          <w:bCs w:val="0"/>
+          <w:sz w:val="26"/>
+          <w:szCs w:val="26"/>
+          <w:lang w:val="en-US"/>
+        </w:rPr>
+      </w:pPr>
+    </w:p>
+    <w:p>
+      <w:pPr>
+        <w:pStyle w:val="Heading2"/>
+        <w:rPr>
+          <w:bCs w:val="0"/>
+          <w:sz w:val="26"/>
+          <w:szCs w:val="26"/>
+          <w:lang w:val="en-US"/>
+        </w:rPr>
+      </w:pPr>
+    </w:p>
+    <w:p>
+      <w:pPr>
+        <w:pStyle w:val="Heading2"/>
+        <w:rPr>
+          <w:bCs w:val="0"/>
+          <w:sz w:val="26"/>
+          <w:szCs w:val="26"/>
+          <w:lang w:val="en-US"/>
+        </w:rPr>
+      </w:pPr>
+    </w:p>
+    <w:p>
+      <w:pPr>
+        <w:pStyle w:val="Heading2"/>
+        <w:rPr>
+          <w:bCs w:val="0"/>
+          <w:sz w:val="26"/>
+          <w:szCs w:val="26"/>
+          <w:lang w:val="en-US"/>
+        </w:rPr>
+      </w:pPr>
+    </w:p>
+    <w:p>
+      <w:pPr>
+        <w:pStyle w:val="Heading2"/>
+        <w:rPr>
+          <w:bCs w:val="0"/>
+          <w:sz w:val="26"/>
+          <w:szCs w:val="26"/>
+          <w:lang w:val="en-US"/>
+        </w:rPr>
+      </w:pPr>
+    </w:p>
+    <w:p>
+      <w:pPr>
+        <w:pStyle w:val="Heading2"/>
+        <w:rPr>
+          <w:bCs w:val="0"/>
+          <w:sz w:val="26"/>
+          <w:szCs w:val="26"/>
+          <w:lang w:val="en-US"/>
+        </w:rPr>
+      </w:pPr>
+    </w:p>
+    <w:p>
+      <w:pPr>
+        <w:pStyle w:val="Heading2"/>
+        <w:rPr>
+          <w:bCs w:val="0"/>
+          <w:sz w:val="26"/>
+          <w:szCs w:val="26"/>
+          <w:lang w:val="en-US"/>
+        </w:rPr>
+      </w:pPr>
+    </w:p>
+    <w:p>
+      <w:pPr>
+        <w:pStyle w:val="Heading2"/>
+        <w:rPr>
+          <w:bCs w:val="0"/>
+          <w:sz w:val="26"/>
+          <w:szCs w:val="26"/>
+          <w:lang w:val="en-US"/>
+        </w:rPr>
+      </w:pPr>
+    </w:p>
+    <w:p>
+      <w:pPr>
+        <w:pStyle w:val="Heading2"/>
+        <w:rPr>
+          <w:bCs w:val="0"/>
+          <w:sz w:val="26"/>
+          <w:szCs w:val="26"/>
+          <w:lang w:val="en-US"/>
+        </w:rPr>
+      </w:pPr>
+    </w:p>
+    <w:p>
+      <w:pPr>
+        <w:pStyle w:val="Heading2"/>
+        <w:rPr>
+          <w:bCs w:val="0"/>
+          <w:sz w:val="26"/>
+          <w:szCs w:val="26"/>
+          <w:lang w:val="en-US"/>
+        </w:rPr>
+      </w:pPr>
+    </w:p>
+    <w:p>
+      <w:pPr>
+        <w:pStyle w:val="Heading2"/>
+        <w:rPr>
+          <w:bCs w:val="0"/>
+          <w:sz w:val="26"/>
+          <w:szCs w:val="26"/>
+          <w:lang w:val="en-US"/>
+        </w:rPr>
+      </w:pPr>
+    </w:p>
+    <w:p>
+      <w:pPr>
+        <w:pStyle w:val="Heading2"/>
+        <w:rPr>
+          <w:bCs w:val="0"/>
+          <w:sz w:val="26"/>
+          <w:szCs w:val="26"/>
+          <w:lang w:val="en-US"/>
+        </w:rPr>
+      </w:pPr>
+    </w:p>
+    <w:p>
+      <w:pPr>
+        <w:pStyle w:val="Heading2"/>
+        <w:rPr>
+          <w:bCs w:val="0"/>
+          <w:sz w:val="26"/>
+          <w:szCs w:val="26"/>
+          <w:lang w:val="en-US"/>
+        </w:rPr>
+      </w:pPr>
+    </w:p>
+    <w:p>
+      <w:pPr>
+        <w:pStyle w:val="Heading2"/>
+        <w:rPr>
+          <w:bCs w:val="0"/>
+          <w:sz w:val="26"/>
+          <w:szCs w:val="26"/>
+          <w:lang w:val="en-US"/>
+        </w:rPr>
+      </w:pPr>
+    </w:p>
+    <w:p>
+      <w:pPr>
+        <w:pStyle w:val="Heading2"/>
+        <w:rPr>
+          <w:bCs w:val="0"/>
+          <w:sz w:val="26"/>
+          <w:szCs w:val="26"/>
+          <w:lang w:val="en-US"/>
+        </w:rPr>
+      </w:pPr>
+    </w:p>
+    <w:p>
+      <w:pPr>
+        <w:pStyle w:val="Heading2"/>
+        <w:rPr>
+          <w:bCs w:val="0"/>
+          <w:sz w:val="26"/>
+          <w:szCs w:val="26"/>
+          <w:lang w:val="en-US"/>
+        </w:rPr>
+      </w:pPr>
+    </w:p>
+    <w:p>
+      <w:pPr>
+        <w:pStyle w:val="Heading2"/>
+        <w:rPr>
+          <w:bCs w:val="0"/>
+          <w:sz w:val="26"/>
+          <w:szCs w:val="26"/>
+          <w:lang w:val="en-US"/>
+        </w:rPr>
+      </w:pPr>
+    </w:p>
+    <w:p>
+      <w:pPr>
+        <w:pStyle w:val="Heading2"/>
+        <w:rPr>
+          <w:bCs w:val="0"/>
+          <w:sz w:val="26"/>
+          <w:szCs w:val="26"/>
+          <w:lang w:val="en-US"/>
+        </w:rPr>
+      </w:pPr>
+    </w:p>
+    <w:p>
+      <w:pPr>
+        <w:pStyle w:val="Heading2"/>
+        <w:rPr>
+          <w:bCs w:val="0"/>
+          <w:sz w:val="26"/>
+          <w:szCs w:val="26"/>
+          <w:lang w:val="en-US"/>
+        </w:rPr>
+      </w:pPr>
+    </w:p>
+    <w:p>
+      <w:pPr>
+        <w:pStyle w:val="Heading2"/>
+        <w:rPr>
+          <w:bCs w:val="0"/>
+          <w:sz w:val="26"/>
+          <w:szCs w:val="26"/>
+          <w:lang w:val="en-US"/>
+        </w:rPr>
+      </w:pPr>
+    </w:p>
+    <w:p>
+      <w:pPr>
+        <w:pStyle w:val="Heading2"/>
+        <w:rPr>
+          <w:bCs w:val="0"/>
+          <w:sz w:val="26"/>
+          <w:szCs w:val="26"/>
+          <w:lang w:val="en-US"/>
+        </w:rPr>
+      </w:pPr>
+    </w:p>
+    <w:p>
+      <w:pPr>
+        <w:pStyle w:val="Heading2"/>
+        <w:rPr>
+          <w:bCs w:val="0"/>
+          <w:sz w:val="26"/>
+          <w:szCs w:val="26"/>
+          <w:lang w:val="en-US"/>
+        </w:rPr>
+      </w:pPr>
+    </w:p>
+    <w:p>
+      <w:pPr>
+        <w:pStyle w:val="Heading2"/>
+        <w:rPr>
+          <w:bCs w:val="0"/>
+          <w:sz w:val="26"/>
+          <w:szCs w:val="26"/>
+          <w:lang w:val="en-US"/>
+        </w:rPr>
+      </w:pPr>
+    </w:p>
+    <w:p>
+      <w:pPr>
+        <w:pStyle w:val="Heading2"/>
+        <w:rPr>
+          <w:bCs w:val="0"/>
+          <w:sz w:val="26"/>
+          <w:szCs w:val="26"/>
+          <w:lang w:val="en-US"/>
+        </w:rPr>
+      </w:pPr>
+    </w:p>
+    <w:p>
+      <w:pPr>
+        <w:pStyle w:val="Heading2"/>
+        <w:rPr>
+          <w:bCs w:val="0"/>
+          <w:sz w:val="26"/>
+          <w:szCs w:val="26"/>
+          <w:lang w:val="en-US"/>
+        </w:rPr>
+      </w:pPr>
+    </w:p>
+    <w:p>
+      <w:pPr>
+        <w:pStyle w:val="Heading2"/>
+        <w:rPr>
+          <w:bCs w:val="0"/>
+          <w:sz w:val="26"/>
+          <w:szCs w:val="26"/>
+          <w:lang w:val="en-US"/>
+        </w:rPr>
+      </w:pPr>
+    </w:p>
+    <w:p>
+      <w:pPr>
+        <w:pStyle w:val="Heading2"/>
+        <w:rPr>
+          <w:bCs w:val="0"/>
+          <w:sz w:val="26"/>
+          <w:szCs w:val="26"/>
+          <w:lang w:val="en-US"/>
+        </w:rPr>
+      </w:pPr>
+    </w:p>
+    <w:p>
+      <w:pPr>
+        <w:pStyle w:val="Heading2"/>
+        <w:rPr>
+          <w:bCs w:val="0"/>
+          <w:sz w:val="26"/>
+          <w:szCs w:val="26"/>
+          <w:lang w:val="en-US"/>
+        </w:rPr>
+      </w:pPr>
+    </w:p>
+    <w:p>
+      <w:pPr>
+        <w:pStyle w:val="Heading2"/>
+        <w:rPr>
+          <w:bCs w:val="0"/>
+          <w:sz w:val="26"/>
+          <w:szCs w:val="26"/>
+          <w:lang w:val="en-US"/>
+        </w:rPr>
+      </w:pPr>
+    </w:p>
+    <w:p>
+      <w:pPr>
+        <w:pStyle w:val="Heading2"/>
+        <w:rPr>
+          <w:bCs w:val="0"/>
+          <w:sz w:val="26"/>
+          <w:szCs w:val="26"/>
+          <w:lang w:val="en-US"/>
+        </w:rPr>
+      </w:pPr>
+    </w:p>
+    <w:p>
+      <w:pPr>
+        <w:pStyle w:val="Heading2"/>
+        <w:rPr>
+          <w:bCs w:val="0"/>
+          <w:sz w:val="26"/>
+          <w:szCs w:val="26"/>
+          <w:lang w:val="en-US"/>
+        </w:rPr>
+      </w:pPr>
+    </w:p>
+    <w:p>
+      <w:pPr>
+        <w:pStyle w:val="Heading2"/>
+        <w:rPr>
+          <w:bCs w:val="0"/>
+          <w:sz w:val="26"/>
+          <w:szCs w:val="26"/>
+          <w:lang w:val="en-US"/>
+        </w:rPr>
+      </w:pPr>
+    </w:p>
+    <w:p>
+      <w:pPr>
+        <w:pStyle w:val="Heading2"/>
+        <w:rPr>
+          <w:bCs w:val="0"/>
+          <w:sz w:val="26"/>
+          <w:szCs w:val="26"/>
+          <w:lang w:val="en-US"/>
+        </w:rPr>
+      </w:pPr>
+    </w:p>
+    <w:p>
+      <w:pPr>
+        <w:pStyle w:val="Heading2"/>
+        <w:rPr>
+          <w:bCs w:val="0"/>
+          <w:sz w:val="26"/>
+          <w:szCs w:val="26"/>
+          <w:lang w:val="en-US"/>
+        </w:rPr>
+      </w:pPr>
+    </w:p>
+    <w:p>
+      <w:pPr>
+        <w:pStyle w:val="Heading2"/>
+        <w:rPr>
+          <w:bCs w:val="0"/>
+          <w:sz w:val="26"/>
+          <w:szCs w:val="26"/>
+          <w:lang w:val="en-US"/>
+        </w:rPr>
+      </w:pPr>
+    </w:p>
+    <w:p>
+      <w:pPr>
+        <w:pStyle w:val="Heading2"/>
+        <w:rPr>
+          <w:bCs w:val="0"/>
+          <w:sz w:val="26"/>
+          <w:szCs w:val="26"/>
+          <w:lang w:val="en-US"/>
+        </w:rPr>
+      </w:pPr>
+    </w:p>
+    <w:p>
+      <w:pPr>
+        <w:pStyle w:val="Heading2"/>
+        <w:rPr>
+          <w:bCs w:val="0"/>
+          <w:sz w:val="26"/>
+          <w:szCs w:val="26"/>
+          <w:lang w:val="en-US"/>
+        </w:rPr>
+      </w:pPr>
+    </w:p>
+    <w:p>
+      <w:pPr>
+        <w:pStyle w:val="Heading2"/>
+        <w:rPr>
+          <w:bCs w:val="0"/>
+          <w:sz w:val="26"/>
+          <w:szCs w:val="26"/>
+          <w:lang w:val="en-US"/>
+        </w:rPr>
+      </w:pPr>
+    </w:p>
+    <w:p>
+      <w:pPr>
+        <w:pStyle w:val="Heading2"/>
+        <w:rPr>
+          <w:bCs w:val="0"/>
+          <w:sz w:val="26"/>
+          <w:szCs w:val="26"/>
+          <w:lang w:val="en-US"/>
+        </w:rPr>
+      </w:pPr>
+    </w:p>
+    <w:p>
+      <w:pPr>
+        <w:pStyle w:val="Heading2"/>
+        <w:rPr>
+          <w:bCs w:val="0"/>
+          <w:sz w:val="26"/>
+          <w:szCs w:val="26"/>
+          <w:lang w:val="en-US"/>
+        </w:rPr>
+      </w:pPr>
+    </w:p>
+    <w:p>
+      <w:pPr>
+        <w:pStyle w:val="Heading2"/>
+        <w:rPr>
+          <w:bCs w:val="0"/>
+          <w:sz w:val="26"/>
+          <w:szCs w:val="26"/>
+          <w:lang w:val="en-US"/>
+        </w:rPr>
+      </w:pPr>
+    </w:p>
+    <w:p>
+      <w:pPr>
+        <w:pStyle w:val="Heading2"/>
+        <w:rPr>
+          <w:bCs w:val="0"/>
+          <w:sz w:val="26"/>
+          <w:szCs w:val="26"/>
+          <w:lang w:val="en-US"/>
+        </w:rPr>
+      </w:pPr>
+    </w:p>
+    <w:p>
+      <w:pPr>
+        <w:pStyle w:val="Heading2"/>
+        <w:rPr>
+          <w:bCs w:val="0"/>
+          <w:sz w:val="26"/>
+          <w:szCs w:val="26"/>
+          <w:lang w:val="en-US"/>
+        </w:rPr>
+      </w:pPr>
+    </w:p>
+    <w:p>
+      <w:pPr>
+        <w:pStyle w:val="Heading2"/>
+        <w:rPr>
+          <w:bCs w:val="0"/>
+          <w:sz w:val="26"/>
+          <w:szCs w:val="26"/>
+          <w:lang w:val="en-US"/>
+        </w:rPr>
+      </w:pPr>
+    </w:p>
+    <w:p>
+      <w:pPr>
+        <w:pStyle w:val="Heading2"/>
+        <w:rPr>
+          <w:bCs w:val="0"/>
+          <w:sz w:val="26"/>
+          <w:szCs w:val="26"/>
+          <w:lang w:val="en-US"/>
+        </w:rPr>
+      </w:pPr>
+    </w:p>
+    <w:p>
+      <w:pPr>
+        <w:pStyle w:val="Heading2"/>
+        <w:rPr>
+          <w:bCs w:val="0"/>
+          <w:sz w:val="26"/>
+          <w:szCs w:val="26"/>
+          <w:lang w:val="en-US"/>
+        </w:rPr>
+      </w:pPr>
+    </w:p>
+    <w:p>
+      <w:pPr>
+        <w:pStyle w:val="Heading2"/>
+        <w:rPr>
+          <w:bCs w:val="0"/>
+          <w:sz w:val="26"/>
+          <w:szCs w:val="26"/>
+          <w:lang w:val="en-US"/>
+        </w:rPr>
+      </w:pPr>
+    </w:p>
+    <w:p>
+      <w:pPr>
+        <w:pStyle w:val="Heading2"/>
+        <w:rPr>
+          <w:bCs w:val="0"/>
+          <w:sz w:val="26"/>
+          <w:szCs w:val="26"/>
+          <w:lang w:val="en-US"/>
+        </w:rPr>
+      </w:pPr>
+    </w:p>
+    <w:p>
+      <w:pPr>
+        <w:pStyle w:val="Heading2"/>
+        <w:rPr>
+          <w:bCs w:val="0"/>
+          <w:sz w:val="26"/>
+          <w:szCs w:val="26"/>
+          <w:lang w:val="en-US"/>
+        </w:rPr>
+      </w:pPr>
+    </w:p>
+    <w:p>
+      <w:pPr>
+        <w:pStyle w:val="Heading2"/>
+        <w:rPr>
+          <w:bCs w:val="0"/>
+          <w:sz w:val="26"/>
+          <w:szCs w:val="26"/>
+          <w:lang w:val="en-US"/>
+        </w:rPr>
+      </w:pPr>
+    </w:p>
+    <w:p>
+      <w:pPr>
+        <w:pStyle w:val="Heading2"/>
+        <w:rPr>
+          <w:bCs w:val="0"/>
+          <w:sz w:val="26"/>
+          <w:szCs w:val="26"/>
+          <w:lang w:val="en-US"/>
+        </w:rPr>
+      </w:pPr>
+    </w:p>
+    <w:p>
+      <w:pPr>
+        <w:pStyle w:val="Heading2"/>
+        <w:rPr>
+          <w:bCs w:val="0"/>
+          <w:sz w:val="26"/>
+          <w:szCs w:val="26"/>
+          <w:lang w:val="en-US"/>
+        </w:rPr>
+      </w:pPr>
+    </w:p>
+    <w:p>
+      <w:pPr>
+        <w:pStyle w:val="Heading2"/>
+        <w:rPr>
+          <w:bCs w:val="0"/>
+          <w:sz w:val="26"/>
+          <w:szCs w:val="26"/>
+          <w:lang w:val="en-US"/>
+        </w:rPr>
+      </w:pPr>
+    </w:p>
+    <w:p>
+      <w:pPr>
+        <w:pStyle w:val="Heading2"/>
+        <w:rPr>
+          <w:bCs w:val="0"/>
+          <w:sz w:val="26"/>
+          <w:szCs w:val="26"/>
+          <w:lang w:val="en-US"/>
+        </w:rPr>
+      </w:pPr>
+    </w:p>
+    <w:p>
+      <w:pPr>
+        <w:pStyle w:val="Heading2"/>
+        <w:rPr>
+          <w:bCs w:val="0"/>
+          <w:sz w:val="26"/>
+          <w:szCs w:val="26"/>
+          <w:lang w:val="en-US"/>
+        </w:rPr>
+      </w:pPr>
+    </w:p>
+    <w:p>
+      <w:pPr>
+        <w:pStyle w:val="Heading2"/>
+        <w:rPr>
+          <w:bCs w:val="0"/>
+          <w:sz w:val="26"/>
+          <w:szCs w:val="26"/>
+          <w:lang w:val="en-US"/>
+        </w:rPr>
+      </w:pPr>
+    </w:p>
+    <w:p>
+      <w:pPr>
+        <w:pStyle w:val="Heading2"/>
+        <w:rPr>
+          <w:bCs w:val="0"/>
+          <w:sz w:val="26"/>
+          <w:szCs w:val="26"/>
+          <w:lang w:val="en-US"/>
+        </w:rPr>
+      </w:pPr>
+    </w:p>
+    <w:p>
+      <w:pPr>
+        <w:pStyle w:val="Heading2"/>
+        <w:rPr>
+          <w:bCs w:val="0"/>
+          <w:sz w:val="26"/>
+          <w:szCs w:val="26"/>
+          <w:lang w:val="en-US"/>
+        </w:rPr>
+      </w:pPr>
+    </w:p>
+    <w:p>
+      <w:pPr>
+        <w:pStyle w:val="Heading2"/>
+        <w:rPr>
+          <w:bCs w:val="0"/>
+          <w:sz w:val="26"/>
+          <w:szCs w:val="26"/>
+          <w:lang w:val="en-US"/>
+        </w:rPr>
+      </w:pPr>
+    </w:p>
+    <w:p>
+      <w:pPr>
+        <w:pStyle w:val="Heading2"/>
+        <w:rPr>
+          <w:bCs w:val="0"/>
+          <w:sz w:val="26"/>
+          <w:szCs w:val="26"/>
+          <w:lang w:val="en-US"/>
+        </w:rPr>
+      </w:pPr>
+    </w:p>
+    <w:p>
+      <w:pPr>
+        <w:pStyle w:val="Heading2"/>
+        <w:rPr>
+          <w:bCs w:val="0"/>
+          <w:sz w:val="26"/>
+          <w:szCs w:val="26"/>
+          <w:lang w:val="en-US"/>
+        </w:rPr>
+      </w:pPr>
+    </w:p>
+    <w:p>
+      <w:pPr>
+        <w:pStyle w:val="Heading2"/>
+        <w:rPr>
+          <w:bCs w:val="0"/>
+          <w:sz w:val="26"/>
+          <w:szCs w:val="26"/>
+          <w:lang w:val="en-US"/>
+        </w:rPr>
+      </w:pPr>
+    </w:p>
+    <w:p>
+      <w:pPr>
+        <w:pStyle w:val="Heading2"/>
+        <w:rPr>
+          <w:bCs w:val="0"/>
+          <w:sz w:val="26"/>
+          <w:szCs w:val="26"/>
+          <w:lang w:val="en-US"/>
+        </w:rPr>
+      </w:pPr>
+    </w:p>
+    <w:p>
+      <w:pPr>
+        <w:pStyle w:val="Heading2"/>
+        <w:rPr>
+          <w:bCs w:val="0"/>
+          <w:sz w:val="26"/>
+          <w:szCs w:val="26"/>
+          <w:lang w:val="en-US"/>
+        </w:rPr>
+      </w:pPr>
+    </w:p>
+    <w:p>
+      <w:pPr>
+        <w:pStyle w:val="Heading2"/>
+        <w:rPr>
+          <w:bCs w:val="0"/>
+          <w:sz w:val="26"/>
+          <w:szCs w:val="26"/>
+          <w:lang w:val="en-US"/>
+        </w:rPr>
+      </w:pPr>
+    </w:p>
+    <w:p>
+      <w:pPr>
+        <w:pStyle w:val="Heading2"/>
+        <w:rPr>
+          <w:bCs w:val="0"/>
+          <w:sz w:val="26"/>
+          <w:szCs w:val="26"/>
+          <w:lang w:val="en-US"/>
+        </w:rPr>
+      </w:pPr>
+    </w:p>
+    <w:p>
+      <w:pPr>
+        <w:pStyle w:val="Heading2"/>
+        <w:rPr>
+          <w:bCs w:val="0"/>
+          <w:sz w:val="26"/>
+          <w:szCs w:val="26"/>
+          <w:lang w:val="en-US"/>
+        </w:rPr>
+      </w:pPr>
+    </w:p>
+    <w:p>
+      <w:pPr>
+        <w:pStyle w:val="Heading2"/>
+        <w:rPr>
+          <w:bCs w:val="0"/>
+          <w:sz w:val="26"/>
+          <w:szCs w:val="26"/>
+          <w:lang w:val="en-US"/>
+        </w:rPr>
+      </w:pPr>
+    </w:p>
+    <w:p>
+      <w:pPr>
+        <w:pStyle w:val="Heading2"/>
+        <w:rPr>
+          <w:bCs w:val="0"/>
+          <w:sz w:val="26"/>
+          <w:szCs w:val="26"/>
+          <w:lang w:val="en-US"/>
+        </w:rPr>
+      </w:pPr>
+    </w:p>
+    <w:p>
+      <w:pPr>
+        <w:pStyle w:val="Heading2"/>
+        <w:rPr>
+          <w:bCs w:val="0"/>
+          <w:sz w:val="26"/>
+          <w:szCs w:val="26"/>
+          <w:lang w:val="en-US"/>
+        </w:rPr>
+      </w:pPr>
+    </w:p>
+    <w:p>
+      <w:pPr>
+        <w:pStyle w:val="Heading2"/>
+        <w:rPr>
+          <w:bCs w:val="0"/>
+          <w:sz w:val="26"/>
+          <w:szCs w:val="26"/>
+          <w:lang w:val="en-US"/>
+        </w:rPr>
+      </w:pPr>
+    </w:p>
+    <w:p>
+      <w:pPr>
+        <w:pStyle w:val="Heading2"/>
+        <w:rPr>
+          <w:bCs w:val="0"/>
+          <w:sz w:val="26"/>
+          <w:szCs w:val="26"/>
+          <w:lang w:val="en-US"/>
+        </w:rPr>
+      </w:pPr>
+    </w:p>
+    <w:p>
+      <w:pPr>
+        <w:pStyle w:val="Heading2"/>
+        <w:rPr>
+          <w:bCs w:val="0"/>
+          <w:sz w:val="26"/>
+          <w:szCs w:val="26"/>
+          <w:lang w:val="en-US"/>
+        </w:rPr>
+      </w:pPr>
+    </w:p>
+    <w:p>
+      <w:pPr>
+        <w:pStyle w:val="Heading2"/>
+        <w:rPr>
+          <w:bCs w:val="0"/>
+          <w:sz w:val="26"/>
+          <w:szCs w:val="26"/>
+          <w:lang w:val="en-US"/>
+        </w:rPr>
+      </w:pPr>
+    </w:p>
+    <w:p>
+      <w:pPr>
+        <w:pStyle w:val="Heading2"/>
+        <w:rPr>
+          <w:bCs w:val="0"/>
+          <w:sz w:val="26"/>
+          <w:szCs w:val="26"/>
+          <w:lang w:val="en-US"/>
+        </w:rPr>
+      </w:pPr>
+    </w:p>
+    <w:p>
+      <w:pPr>
+        <w:pStyle w:val="Heading2"/>
+        <w:rPr>
+          <w:bCs w:val="0"/>
+          <w:sz w:val="26"/>
+          <w:szCs w:val="26"/>
+          <w:lang w:val="en-US"/>
+        </w:rPr>
+      </w:pPr>
+    </w:p>
+    <w:p>
+      <w:pPr>
+        <w:pStyle w:val="Heading2"/>
+        <w:rPr>
+          <w:bCs w:val="0"/>
+          <w:sz w:val="26"/>
+          <w:szCs w:val="26"/>
+          <w:lang w:val="en-US"/>
+        </w:rPr>
+      </w:pPr>
+    </w:p>
+    <w:p>
+      <w:pPr>
+        <w:pStyle w:val="Heading2"/>
+        <w:rPr>
+          <w:bCs w:val="0"/>
+          <w:sz w:val="26"/>
+          <w:szCs w:val="26"/>
+          <w:lang w:val="en-US"/>
+        </w:rPr>
+      </w:pPr>
+    </w:p>
+    <w:p>
+      <w:pPr>
+        <w:pStyle w:val="Heading2"/>
+        <w:rPr>
+          <w:bCs w:val="0"/>
+          <w:sz w:val="26"/>
+          <w:szCs w:val="26"/>
+          <w:lang w:val="en-US"/>
+        </w:rPr>
+      </w:pPr>
+    </w:p>
+    <w:p>
+      <w:pPr>
+        <w:pStyle w:val="Heading2"/>
+        <w:rPr>
+          <w:bCs w:val="0"/>
+          <w:sz w:val="26"/>
+          <w:szCs w:val="26"/>
+          <w:lang w:val="en-US"/>
+        </w:rPr>
+      </w:pPr>
+    </w:p>
+    <w:p>
+      <w:pPr>
+        <w:pStyle w:val="Heading2"/>
+        <w:rPr>
+          <w:bCs w:val="0"/>
+          <w:sz w:val="26"/>
+          <w:szCs w:val="26"/>
+          <w:lang w:val="en-US"/>
+        </w:rPr>
+      </w:pPr>
+    </w:p>
+    <w:p>
+      <w:pPr>
+        <w:pStyle w:val="Heading2"/>
+        <w:rPr>
+          <w:bCs w:val="0"/>
+          <w:sz w:val="26"/>
+          <w:szCs w:val="26"/>
+          <w:lang w:val="en-US"/>
+        </w:rPr>
+      </w:pPr>
+    </w:p>
+    <w:p>
+      <w:pPr>
+        <w:pStyle w:val="Heading2"/>
+        <w:rPr>
+          <w:bCs w:val="0"/>
+          <w:sz w:val="26"/>
+          <w:szCs w:val="26"/>
+          <w:lang w:val="en-US"/>
+        </w:rPr>
+      </w:pPr>
+    </w:p>
+    <w:p>
+      <w:pPr>
+        <w:pStyle w:val="Heading2"/>
+        <w:rPr>
+          <w:bCs w:val="0"/>
+          <w:sz w:val="26"/>
+          <w:szCs w:val="26"/>
+          <w:lang w:val="en-US"/>
+        </w:rPr>
+      </w:pPr>
+    </w:p>
+    <w:p>
+      <w:pPr>
+        <w:pStyle w:val="Heading2"/>
+        <w:rPr>
+          <w:bCs w:val="0"/>
+          <w:sz w:val="26"/>
+          <w:szCs w:val="26"/>
+          <w:lang w:val="en-US"/>
+        </w:rPr>
+      </w:pPr>
+    </w:p>
+    <w:p>
+      <w:pPr>
+        <w:pStyle w:val="Heading2"/>
+        <w:rPr>
+          <w:bCs w:val="0"/>
+          <w:sz w:val="26"/>
+          <w:szCs w:val="26"/>
+          <w:lang w:val="en-US"/>
+        </w:rPr>
+      </w:pPr>
+    </w:p>
+    <w:p>
+      <w:pPr>
+        <w:pStyle w:val="Heading2"/>
+        <w:rPr>
+          <w:bCs w:val="0"/>
+          <w:sz w:val="26"/>
+          <w:szCs w:val="26"/>
+          <w:lang w:val="en-US"/>
+        </w:rPr>
+      </w:pPr>
+    </w:p>
+    <w:p>
+      <w:pPr>
+        <w:pStyle w:val="Heading2"/>
+        <w:rPr>
+          <w:bCs w:val="0"/>
+          <w:sz w:val="26"/>
+          <w:szCs w:val="26"/>
+          <w:lang w:val="en-US"/>
+        </w:rPr>
+      </w:pPr>
+    </w:p>
+    <w:p>
+      <w:pPr>
+        <w:pStyle w:val="Heading2"/>
+        <w:rPr>
+          <w:bCs w:val="0"/>
+          <w:sz w:val="26"/>
+          <w:szCs w:val="26"/>
+          <w:lang w:val="en-US"/>
+        </w:rPr>
+      </w:pPr>
+    </w:p>
+    <w:p>
+      <w:pPr>
+        <w:pStyle w:val="Heading2"/>
+        <w:rPr>
+          <w:bCs w:val="0"/>
+          <w:sz w:val="26"/>
+          <w:szCs w:val="26"/>
+          <w:lang w:val="en-US"/>
+        </w:rPr>
+      </w:pPr>
+    </w:p>
+    <w:p>
+      <w:pPr>
+        <w:pStyle w:val="Heading2"/>
+        <w:rPr>
+          <w:bCs w:val="0"/>
+          <w:sz w:val="26"/>
+          <w:szCs w:val="26"/>
+          <w:lang w:val="en-US"/>
+        </w:rPr>
+      </w:pPr>
+    </w:p>
+    <w:p>
+      <w:pPr>
+        <w:pStyle w:val="Heading2"/>
+        <w:rPr>
+          <w:bCs w:val="0"/>
+          <w:sz w:val="26"/>
+          <w:szCs w:val="26"/>
+          <w:lang w:val="en-US"/>
+        </w:rPr>
+      </w:pPr>
+    </w:p>
+    <w:p>
+      <w:pPr>
+        <w:pStyle w:val="Heading2"/>
+        <w:rPr>
+          <w:bCs w:val="0"/>
+          <w:sz w:val="26"/>
+          <w:szCs w:val="26"/>
+          <w:lang w:val="en-US"/>
+        </w:rPr>
+      </w:pPr>
+    </w:p>
+    <w:p>
+      <w:pPr>
+        <w:pStyle w:val="Heading2"/>
+        <w:rPr>
+          <w:bCs w:val="0"/>
+          <w:sz w:val="26"/>
+          <w:szCs w:val="26"/>
+          <w:lang w:val="en-US"/>
+        </w:rPr>
+      </w:pPr>
+    </w:p>
+    <w:p>
+      <w:pPr>
+        <w:pStyle w:val="Heading2"/>
+        <w:rPr>
+          <w:bCs w:val="0"/>
+          <w:sz w:val="26"/>
+          <w:szCs w:val="26"/>
+          <w:lang w:val="en-US"/>
+        </w:rPr>
+      </w:pPr>
+    </w:p>
+    <w:p>
+      <w:pPr>
+        <w:pStyle w:val="Heading2"/>
+        <w:rPr>
+          <w:bCs w:val="0"/>
+          <w:sz w:val="26"/>
+          <w:szCs w:val="26"/>
+          <w:lang w:val="en-US"/>
+        </w:rPr>
+      </w:pPr>
+    </w:p>
+    <w:p>
+      <w:pPr>
+        <w:pStyle w:val="Heading2"/>
+        <w:rPr>
+          <w:bCs w:val="0"/>
+          <w:sz w:val="26"/>
+          <w:szCs w:val="26"/>
+          <w:lang w:val="en-US"/>
+        </w:rPr>
+      </w:pPr>
+    </w:p>
+    <w:p>
+      <w:pPr>
+        <w:pStyle w:val="Heading2"/>
+        <w:rPr>
+          <w:bCs w:val="0"/>
+          <w:sz w:val="26"/>
+          <w:szCs w:val="26"/>
+          <w:lang w:val="en-US"/>
+        </w:rPr>
+      </w:pPr>
+    </w:p>
+    <w:p>
+      <w:pPr>
+        <w:pStyle w:val="Heading2"/>
+        <w:rPr>
+          <w:bCs w:val="0"/>
+          <w:sz w:val="26"/>
+          <w:szCs w:val="26"/>
+          <w:lang w:val="en-US"/>
+        </w:rPr>
+      </w:pPr>
+    </w:p>
+    <w:p>
+      <w:pPr>
+        <w:pStyle w:val="Heading2"/>
+        <w:rPr>
+          <w:bCs w:val="0"/>
+          <w:sz w:val="26"/>
+          <w:szCs w:val="26"/>
+          <w:lang w:val="en-US"/>
+        </w:rPr>
+      </w:pPr>
+    </w:p>
+    <w:p>
+      <w:pPr>
+        <w:pStyle w:val="Heading2"/>
+        <w:rPr>
+          <w:bCs w:val="0"/>
+          <w:sz w:val="26"/>
+          <w:szCs w:val="26"/>
+          <w:lang w:val="en-US"/>
+        </w:rPr>
+      </w:pPr>
+    </w:p>
+    <w:p>
+      <w:pPr>
+        <w:pStyle w:val="Heading2"/>
+        <w:rPr>
+          <w:bCs w:val="0"/>
+          <w:sz w:val="26"/>
+          <w:szCs w:val="26"/>
+          <w:lang w:val="en-US"/>
+        </w:rPr>
+      </w:pPr>
+    </w:p>
+    <w:p>
+      <w:pPr>
+        <w:pStyle w:val="Heading2"/>
+        <w:rPr>
+          <w:bCs w:val="0"/>
+          <w:sz w:val="26"/>
+          <w:szCs w:val="26"/>
+          <w:lang w:val="en-US"/>
+        </w:rPr>
+      </w:pPr>
+    </w:p>
+    <w:p>
+      <w:pPr>
+        <w:pStyle w:val="Heading2"/>
+        <w:rPr>
+          <w:bCs w:val="0"/>
+          <w:sz w:val="26"/>
+          <w:szCs w:val="26"/>
+          <w:lang w:val="en-US"/>
+        </w:rPr>
+      </w:pPr>
+    </w:p>
+    <w:p>
+      <w:pPr>
+        <w:pStyle w:val="Heading2"/>
+        <w:rPr>
+          <w:bCs w:val="0"/>
+          <w:sz w:val="26"/>
+          <w:szCs w:val="26"/>
+          <w:lang w:val="en-US"/>
+        </w:rPr>
+      </w:pPr>
+    </w:p>
+    <w:p>
+      <w:pPr>
+        <w:pStyle w:val="Heading2"/>
+        <w:rPr>
+          <w:bCs w:val="0"/>
+          <w:sz w:val="26"/>
+          <w:szCs w:val="26"/>
+          <w:lang w:val="en-US"/>
+        </w:rPr>
+      </w:pPr>
+    </w:p>
+    <w:p>
+      <w:pPr>
+        <w:pStyle w:val="Heading2"/>
+        <w:rPr>
+          <w:bCs w:val="0"/>
+          <w:sz w:val="26"/>
+          <w:szCs w:val="26"/>
+          <w:lang w:val="en-US"/>
+        </w:rPr>
+      </w:pPr>
+    </w:p>
+    <w:p>
+      <w:pPr>
+        <w:pStyle w:val="Heading2"/>
+        <w:rPr>
+          <w:bCs w:val="0"/>
+          <w:sz w:val="26"/>
+          <w:szCs w:val="26"/>
+          <w:lang w:val="en-US"/>
+        </w:rPr>
+      </w:pPr>
+    </w:p>
+    <w:p>
+      <w:pPr>
+        <w:pStyle w:val="Heading2"/>
+        <w:rPr>
+          <w:bCs w:val="0"/>
+          <w:sz w:val="26"/>
+          <w:szCs w:val="26"/>
+          <w:lang w:val="en-US"/>
+        </w:rPr>
+      </w:pPr>
+    </w:p>
+    <w:p>
+      <w:pPr>
+        <w:pStyle w:val="Heading2"/>
+        <w:rPr>
+          <w:bCs w:val="0"/>
+          <w:sz w:val="26"/>
+          <w:szCs w:val="26"/>
+          <w:lang w:val="en-US"/>
+        </w:rPr>
+      </w:pPr>
+    </w:p>
+    <w:p>
+      <w:pPr>
+        <w:pStyle w:val="Heading2"/>
+        <w:rPr>
+          <w:bCs w:val="0"/>
+          <w:sz w:val="26"/>
+          <w:szCs w:val="26"/>
+          <w:lang w:val="en-US"/>
+        </w:rPr>
+      </w:pPr>
+    </w:p>
+    <w:p>
+      <w:pPr>
+        <w:pStyle w:val="Heading2"/>
+        <w:rPr>
+          <w:bCs w:val="0"/>
+          <w:sz w:val="26"/>
+          <w:szCs w:val="26"/>
+          <w:lang w:val="en-US"/>
+        </w:rPr>
+      </w:pPr>
+    </w:p>
+    <w:p>
+      <w:pPr>
+        <w:pStyle w:val="Heading2"/>
+        <w:rPr>
+          <w:bCs w:val="0"/>
+          <w:sz w:val="26"/>
+          <w:szCs w:val="26"/>
+          <w:lang w:val="en-US"/>
+        </w:rPr>
+      </w:pPr>
+    </w:p>
+    <w:p>
+      <w:pPr>
+        <w:pStyle w:val="Heading2"/>
+        <w:rPr>
+          <w:bCs w:val="0"/>
+          <w:sz w:val="26"/>
+          <w:szCs w:val="26"/>
+          <w:lang w:val="en-US"/>
+        </w:rPr>
+      </w:pPr>
+    </w:p>
+    <w:p>
+      <w:pPr>
+        <w:pStyle w:val="Heading2"/>
+        <w:rPr>
+          <w:bCs w:val="0"/>
+          <w:sz w:val="26"/>
+          <w:szCs w:val="26"/>
+          <w:lang w:val="en-US"/>
+        </w:rPr>
+      </w:pPr>
+    </w:p>
+    <w:p>
+      <w:pPr>
+        <w:pStyle w:val="Heading2"/>
+        <w:rPr>
+          <w:bCs w:val="0"/>
+          <w:sz w:val="26"/>
+          <w:szCs w:val="26"/>
+          <w:lang w:val="en-US"/>
+        </w:rPr>
+      </w:pPr>
+    </w:p>
+    <w:p>
+      <w:pPr>
+        <w:pStyle w:val="Heading2"/>
+        <w:rPr>
+          <w:bCs w:val="0"/>
+          <w:sz w:val="26"/>
+          <w:szCs w:val="26"/>
+          <w:lang w:val="en-US"/>
+        </w:rPr>
+      </w:pPr>
+    </w:p>
+    <w:p>
+      <w:pPr>
+        <w:pStyle w:val="Heading2"/>
+        <w:rPr>
+          <w:bCs w:val="0"/>
+          <w:sz w:val="26"/>
+          <w:szCs w:val="26"/>
+          <w:lang w:val="en-US"/>
+        </w:rPr>
+      </w:pPr>
+    </w:p>
+    <w:p>
+      <w:pPr>
+        <w:pStyle w:val="Heading2"/>
+        <w:rPr>
+          <w:bCs w:val="0"/>
+          <w:sz w:val="26"/>
+          <w:szCs w:val="26"/>
+          <w:lang w:val="en-US"/>
+        </w:rPr>
+      </w:pPr>
+    </w:p>
+    <w:p>
+      <w:pPr>
+        <w:pStyle w:val="Heading2"/>
+        <w:rPr>
+          <w:bCs w:val="0"/>
+          <w:sz w:val="26"/>
+          <w:szCs w:val="26"/>
+          <w:lang w:val="en-US"/>
+        </w:rPr>
+      </w:pPr>
+    </w:p>
+    <w:p>
+      <w:pPr>
+        <w:pStyle w:val="Heading2"/>
+        <w:rPr>
+          <w:bCs w:val="0"/>
+          <w:sz w:val="26"/>
+          <w:szCs w:val="26"/>
+          <w:lang w:val="en-US"/>
+        </w:rPr>
+      </w:pPr>
+    </w:p>
+    <w:p>
+      <w:pPr>
+        <w:pStyle w:val="Heading2"/>
+        <w:rPr>
+          <w:bCs w:val="0"/>
+          <w:sz w:val="26"/>
+          <w:szCs w:val="26"/>
+          <w:lang w:val="en-US"/>
+        </w:rPr>
+      </w:pPr>
+    </w:p>
+    <w:p>
+      <w:pPr>
+        <w:pStyle w:val="Heading2"/>
+        <w:rPr>
+          <w:bCs w:val="0"/>
+          <w:sz w:val="26"/>
+          <w:szCs w:val="26"/>
+          <w:lang w:val="en-US"/>
+        </w:rPr>
+      </w:pPr>
+    </w:p>
+    <w:p>
+      <w:pPr>
+        <w:pStyle w:val="Heading2"/>
+        <w:rPr>
+          <w:bCs w:val="0"/>
+          <w:sz w:val="26"/>
+          <w:szCs w:val="26"/>
+          <w:lang w:val="en-US"/>
+        </w:rPr>
+      </w:pPr>
+    </w:p>
+    <w:p>
+      <w:pPr>
+        <w:pStyle w:val="Heading2"/>
+        <w:rPr>
+          <w:bCs w:val="0"/>
+          <w:sz w:val="26"/>
+          <w:szCs w:val="26"/>
+          <w:lang w:val="en-US"/>
+        </w:rPr>
+      </w:pPr>
+    </w:p>
+    <w:p>
+      <w:pPr>
+        <w:pStyle w:val="Heading2"/>
+        <w:rPr>
+          <w:bCs w:val="0"/>
+          <w:sz w:val="26"/>
+          <w:szCs w:val="26"/>
+          <w:lang w:val="en-US"/>
+        </w:rPr>
+      </w:pPr>
+    </w:p>
+    <w:p>
+      <w:pPr>
+        <w:pStyle w:val="Heading2"/>
+        <w:rPr>
+          <w:bCs w:val="0"/>
+          <w:sz w:val="26"/>
+          <w:szCs w:val="26"/>
+          <w:lang w:val="en-US"/>
+        </w:rPr>
+      </w:pPr>
+    </w:p>
+    <w:p>
+      <w:pPr>
+        <w:pStyle w:val="Heading2"/>
+        <w:rPr>
+          <w:bCs w:val="0"/>
+          <w:sz w:val="26"/>
+          <w:szCs w:val="26"/>
+          <w:lang w:val="en-US"/>
+        </w:rPr>
+      </w:pPr>
+    </w:p>
+    <w:p>
+      <w:pPr>
+        <w:pStyle w:val="Heading2"/>
+        <w:rPr>
+          <w:bCs w:val="0"/>
+          <w:sz w:val="26"/>
+          <w:szCs w:val="26"/>
+          <w:lang w:val="en-US"/>
+        </w:rPr>
+      </w:pPr>
+    </w:p>
+    <w:p>
+      <w:pPr>
+        <w:pStyle w:val="Heading2"/>
+        <w:rPr>
+          <w:bCs w:val="0"/>
+          <w:sz w:val="26"/>
+          <w:szCs w:val="26"/>
+          <w:lang w:val="en-US"/>
+        </w:rPr>
+      </w:pPr>
+    </w:p>
+    <w:p>
+      <w:pPr>
+        <w:pStyle w:val="Heading2"/>
+        <w:rPr>
+          <w:bCs w:val="0"/>
+          <w:sz w:val="26"/>
+          <w:szCs w:val="26"/>
+          <w:lang w:val="en-US"/>
+        </w:rPr>
+      </w:pPr>
+    </w:p>
+    <w:p>
+      <w:pPr>
+        <w:pStyle w:val="Heading2"/>
+        <w:rPr>
+          <w:bCs w:val="0"/>
+          <w:sz w:val="26"/>
+          <w:szCs w:val="26"/>
+          <w:lang w:val="en-US"/>
+        </w:rPr>
+      </w:pPr>
+    </w:p>
+    <w:p>
+      <w:pPr>
+        <w:pStyle w:val="Heading2"/>
+        <w:rPr>
+          <w:bCs w:val="0"/>
+          <w:sz w:val="26"/>
+          <w:szCs w:val="26"/>
+          <w:lang w:val="en-US"/>
+        </w:rPr>
+      </w:pPr>
+    </w:p>
+    <w:p>
+      <w:pPr>
+        <w:pStyle w:val="Heading2"/>
+        <w:rPr>
+          <w:bCs w:val="0"/>
+          <w:sz w:val="26"/>
+          <w:szCs w:val="26"/>
+          <w:lang w:val="en-US"/>
+        </w:rPr>
+      </w:pPr>
+    </w:p>
+    <w:p>
+      <w:pPr>
+        <w:pStyle w:val="Heading2"/>
+        <w:rPr>
+          <w:bCs w:val="0"/>
+          <w:sz w:val="26"/>
+          <w:szCs w:val="26"/>
+          <w:lang w:val="en-US"/>
+        </w:rPr>
+      </w:pPr>
+    </w:p>
+    <w:p>
+      <w:pPr>
+        <w:pStyle w:val="Heading2"/>
+        <w:rPr>
+          <w:bCs w:val="0"/>
+          <w:sz w:val="26"/>
+          <w:szCs w:val="26"/>
+          <w:lang w:val="en-US"/>
+        </w:rPr>
+      </w:pPr>
+    </w:p>
+    <w:p>
+      <w:pPr>
+        <w:pStyle w:val="Heading2"/>
+        <w:rPr>
+          <w:bCs w:val="0"/>
+          <w:sz w:val="26"/>
+          <w:szCs w:val="26"/>
+          <w:lang w:val="en-US"/>
+        </w:rPr>
+      </w:pPr>
+    </w:p>
+    <w:p>
+      <w:pPr>
+        <w:pStyle w:val="Heading2"/>
+        <w:rPr>
+          <w:bCs w:val="0"/>
+          <w:sz w:val="26"/>
+          <w:szCs w:val="26"/>
+          <w:lang w:val="en-US"/>
+        </w:rPr>
+      </w:pPr>
+    </w:p>
+    <w:p>
+      <w:pPr>
+        <w:pStyle w:val="Heading2"/>
+        <w:rPr>
+          <w:bCs w:val="0"/>
+          <w:sz w:val="26"/>
+          <w:szCs w:val="26"/>
+          <w:lang w:val="en-US"/>
+        </w:rPr>
+      </w:pPr>
+    </w:p>
+    <w:p>
+      <w:pPr>
+        <w:pStyle w:val="Heading2"/>
+        <w:rPr>
+          <w:bCs w:val="0"/>
+          <w:sz w:val="26"/>
+          <w:szCs w:val="26"/>
+          <w:lang w:val="en-US"/>
+        </w:rPr>
+      </w:pPr>
+    </w:p>
+    <w:p>
+      <w:pPr>
+        <w:pStyle w:val="Heading2"/>
+        <w:rPr>
+          <w:bCs w:val="0"/>
+          <w:sz w:val="26"/>
+          <w:szCs w:val="26"/>
+          <w:lang w:val="en-US"/>
+        </w:rPr>
+      </w:pPr>
+    </w:p>
+    <w:p>
+      <w:pPr>
+        <w:pStyle w:val="Heading2"/>
+        <w:rPr>
+          <w:bCs w:val="0"/>
+          <w:sz w:val="26"/>
+          <w:szCs w:val="26"/>
+          <w:lang w:val="en-US"/>
+        </w:rPr>
+      </w:pPr>
+    </w:p>
+    <w:p>
+      <w:pPr>
+        <w:pStyle w:val="Heading2"/>
+        <w:rPr>
+          <w:bCs w:val="0"/>
+          <w:sz w:val="26"/>
+          <w:szCs w:val="26"/>
+          <w:lang w:val="en-US"/>
+        </w:rPr>
+      </w:pPr>
+    </w:p>
+    <w:p>
+      <w:pPr>
+        <w:pStyle w:val="Heading2"/>
+        <w:rPr>
+          <w:bCs w:val="0"/>
+          <w:sz w:val="26"/>
+          <w:szCs w:val="26"/>
+          <w:lang w:val="en-US"/>
+        </w:rPr>
+      </w:pPr>
+    </w:p>
+    <w:p>
+      <w:pPr>
+        <w:pStyle w:val="Heading2"/>
+        <w:rPr>
+          <w:bCs w:val="0"/>
+          <w:sz w:val="26"/>
+          <w:szCs w:val="26"/>
+          <w:lang w:val="en-US"/>
+        </w:rPr>
+      </w:pPr>
+    </w:p>
+    <w:p>
+      <w:pPr>
+        <w:pStyle w:val="Heading2"/>
+        <w:rPr>
+          <w:bCs w:val="0"/>
+          <w:sz w:val="26"/>
+          <w:szCs w:val="26"/>
+          <w:lang w:val="en-US"/>
+        </w:rPr>
+      </w:pPr>
+    </w:p>
+    <w:p>
+      <w:pPr>
+        <w:pStyle w:val="Heading2"/>
+        <w:rPr>
+          <w:bCs w:val="0"/>
+          <w:sz w:val="26"/>
+          <w:szCs w:val="26"/>
+          <w:lang w:val="en-US"/>
+        </w:rPr>
+      </w:pPr>
+    </w:p>
+    <w:p>
+      <w:pPr>
+        <w:pStyle w:val="Heading2"/>
+        <w:rPr>
+          <w:bCs w:val="0"/>
+          <w:sz w:val="26"/>
+          <w:szCs w:val="26"/>
+          <w:lang w:val="en-US"/>
+        </w:rPr>
+      </w:pPr>
+    </w:p>
+    <w:p>
+      <w:pPr>
+        <w:pStyle w:val="Heading2"/>
+        <w:rPr>
+          <w:bCs w:val="0"/>
+          <w:sz w:val="26"/>
+          <w:szCs w:val="26"/>
+          <w:lang w:val="en-US"/>
+        </w:rPr>
+      </w:pPr>
+    </w:p>
+    <w:p>
+      <w:pPr>
+        <w:pStyle w:val="Heading2"/>
+        <w:rPr>
+          <w:bCs w:val="0"/>
+          <w:sz w:val="26"/>
+          <w:szCs w:val="26"/>
+          <w:lang w:val="en-US"/>
+        </w:rPr>
+      </w:pPr>
+    </w:p>
+    <w:p>
+      <w:pPr>
+        <w:pStyle w:val="Heading2"/>
+        <w:rPr>
+          <w:bCs w:val="0"/>
+          <w:sz w:val="26"/>
+          <w:szCs w:val="26"/>
+          <w:lang w:val="en-US"/>
+        </w:rPr>
+      </w:pPr>
+    </w:p>
+    <w:p>
+      <w:pPr>
+        <w:pStyle w:val="Heading2"/>
+        <w:rPr>
+          <w:bCs w:val="0"/>
+          <w:sz w:val="26"/>
+          <w:szCs w:val="26"/>
+          <w:lang w:val="en-US"/>
+        </w:rPr>
+      </w:pPr>
+    </w:p>
+    <w:p>
+      <w:pPr>
+        <w:pStyle w:val="Heading2"/>
+        <w:rPr>
+          <w:bCs w:val="0"/>
+          <w:sz w:val="26"/>
+          <w:szCs w:val="26"/>
+          <w:lang w:val="en-US"/>
+        </w:rPr>
+      </w:pPr>
+    </w:p>
+    <w:p>
+      <w:pPr>
+        <w:pStyle w:val="Heading2"/>
+        <w:rPr>
+          <w:bCs w:val="0"/>
+          <w:sz w:val="26"/>
+          <w:szCs w:val="26"/>
+          <w:lang w:val="en-US"/>
+        </w:rPr>
+      </w:pPr>
+    </w:p>
+    <w:p>
+      <w:pPr>
+        <w:pStyle w:val="Heading2"/>
+        <w:rPr>
+          <w:bCs w:val="0"/>
+          <w:sz w:val="26"/>
+          <w:szCs w:val="26"/>
+          <w:lang w:val="en-US"/>
+        </w:rPr>
+      </w:pPr>
+    </w:p>
+    <w:p>
+      <w:pPr>
+        <w:pStyle w:val="Heading2"/>
+        <w:rPr>
+          <w:bCs w:val="0"/>
+          <w:sz w:val="26"/>
+          <w:szCs w:val="26"/>
+          <w:lang w:val="en-US"/>
+        </w:rPr>
+      </w:pPr>
+    </w:p>
+    <w:p>
+      <w:pPr>
+        <w:pStyle w:val="Heading2"/>
+        <w:rPr>
+          <w:bCs w:val="0"/>
+          <w:sz w:val="26"/>
+          <w:szCs w:val="26"/>
+          <w:lang w:val="en-US"/>
+        </w:rPr>
+      </w:pPr>
+    </w:p>
+    <w:p>
+      <w:pPr>
+        <w:pStyle w:val="Heading2"/>
+        <w:rPr>
+          <w:bCs w:val="0"/>
+          <w:sz w:val="26"/>
+          <w:szCs w:val="26"/>
+          <w:lang w:val="en-US"/>
+        </w:rPr>
+      </w:pPr>
+    </w:p>
+    <w:p>
+      <w:pPr>
+        <w:pStyle w:val="Heading2"/>
+        <w:rPr>
+          <w:bCs w:val="0"/>
+          <w:sz w:val="26"/>
+          <w:szCs w:val="26"/>
+          <w:lang w:val="en-US"/>
+        </w:rPr>
+      </w:pPr>
+    </w:p>
+    <w:p>
+      <w:pPr>
+        <w:pStyle w:val="Heading2"/>
+        <w:rPr>
+          <w:bCs w:val="0"/>
+          <w:sz w:val="26"/>
+          <w:szCs w:val="26"/>
+          <w:lang w:val="en-US"/>
+        </w:rPr>
+      </w:pPr>
+    </w:p>
+    <w:p>
+      <w:pPr>
+        <w:pStyle w:val="Heading2"/>
+        <w:rPr>
+          <w:bCs w:val="0"/>
+          <w:sz w:val="26"/>
+          <w:szCs w:val="26"/>
+          <w:lang w:val="en-US"/>
+        </w:rPr>
+      </w:pPr>
+    </w:p>
+    <w:p>
+      <w:pPr>
+        <w:pStyle w:val="Heading2"/>
+        <w:rPr>
+          <w:bCs w:val="0"/>
+          <w:sz w:val="26"/>
+          <w:szCs w:val="26"/>
+          <w:lang w:val="en-US"/>
+        </w:rPr>
+      </w:pPr>
+    </w:p>
+    <w:p>
+      <w:pPr>
+        <w:pStyle w:val="Heading2"/>
+        <w:rPr>
+          <w:bCs w:val="0"/>
+          <w:sz w:val="26"/>
+          <w:szCs w:val="26"/>
+          <w:lang w:val="en-US"/>
+        </w:rPr>
+      </w:pPr>
+    </w:p>
+    <w:p>
+      <w:pPr>
+        <w:pStyle w:val="Heading2"/>
+        <w:rPr>
+          <w:bCs w:val="0"/>
+          <w:sz w:val="26"/>
+          <w:szCs w:val="26"/>
+          <w:lang w:val="en-US"/>
+        </w:rPr>
+      </w:pPr>
+    </w:p>
+    <w:p>
+      <w:pPr>
+        <w:pStyle w:val="Heading2"/>
+        <w:rPr>
+          <w:bCs w:val="0"/>
+          <w:sz w:val="26"/>
+          <w:szCs w:val="26"/>
+          <w:lang w:val="en-US"/>
+        </w:rPr>
+      </w:pPr>
+    </w:p>
+    <w:p>
+      <w:pPr>
+        <w:pStyle w:val="Heading2"/>
+        <w:rPr>
+          <w:bCs w:val="0"/>
+          <w:sz w:val="26"/>
+          <w:szCs w:val="26"/>
+          <w:lang w:val="en-US"/>
+        </w:rPr>
+      </w:pPr>
+    </w:p>
+    <w:p>
+      <w:pPr>
+        <w:pStyle w:val="Heading2"/>
+        <w:rPr>
+          <w:bCs w:val="0"/>
+          <w:sz w:val="26"/>
+          <w:szCs w:val="26"/>
+          <w:lang w:val="en-US"/>
+        </w:rPr>
+      </w:pPr>
+    </w:p>
+    <w:p>
+      <w:pPr>
+        <w:pStyle w:val="Heading2"/>
+        <w:rPr>
+          <w:bCs w:val="0"/>
+          <w:sz w:val="26"/>
+          <w:szCs w:val="26"/>
+          <w:lang w:val="en-US"/>
+        </w:rPr>
+      </w:pPr>
+    </w:p>
+    <w:p>
+      <w:pPr>
+        <w:pStyle w:val="Heading2"/>
+        <w:rPr>
+          <w:bCs w:val="0"/>
+          <w:sz w:val="26"/>
+          <w:szCs w:val="26"/>
+          <w:lang w:val="en-US"/>
+        </w:rPr>
+      </w:pPr>
+    </w:p>
+    <w:p>
+      <w:pPr>
+        <w:pStyle w:val="Heading2"/>
+        <w:rPr>
+          <w:bCs w:val="0"/>
+          <w:sz w:val="26"/>
+          <w:szCs w:val="26"/>
+          <w:lang w:val="en-US"/>
+        </w:rPr>
+      </w:pPr>
+    </w:p>
+    <w:p>
+      <w:pPr>
+        <w:pStyle w:val="Heading2"/>
+        <w:rPr>
+          <w:bCs w:val="0"/>
+          <w:sz w:val="26"/>
+          <w:szCs w:val="26"/>
+          <w:lang w:val="en-US"/>
+        </w:rPr>
+      </w:pPr>
+    </w:p>
+    <w:p>
+      <w:pPr>
+        <w:pStyle w:val="Heading2"/>
+        <w:rPr>
+          <w:bCs w:val="0"/>
+          <w:sz w:val="26"/>
+          <w:szCs w:val="26"/>
+          <w:lang w:val="en-US"/>
+        </w:rPr>
+      </w:pPr>
+    </w:p>
+    <w:p>
+      <w:pPr>
+        <w:pStyle w:val="Heading2"/>
+        <w:rPr>
+          <w:bCs w:val="0"/>
+          <w:sz w:val="26"/>
+          <w:szCs w:val="26"/>
+          <w:lang w:val="en-US"/>
+        </w:rPr>
+      </w:pPr>
+    </w:p>
+    <w:p>
+      <w:pPr>
+        <w:pStyle w:val="Heading2"/>
+        <w:rPr>
+          <w:bCs w:val="0"/>
+          <w:sz w:val="26"/>
+          <w:szCs w:val="26"/>
+          <w:lang w:val="en-US"/>
+        </w:rPr>
+      </w:pPr>
+    </w:p>
+    <w:p>
+      <w:pPr>
+        <w:pStyle w:val="Heading2"/>
+        <w:rPr>
+          <w:bCs w:val="0"/>
+          <w:sz w:val="26"/>
+          <w:szCs w:val="26"/>
+          <w:lang w:val="en-US"/>
+        </w:rPr>
+      </w:pPr>
+    </w:p>
+    <w:p>
+      <w:pPr>
+        <w:pStyle w:val="Heading2"/>
+        <w:rPr>
+          <w:bCs w:val="0"/>
+          <w:sz w:val="26"/>
+          <w:szCs w:val="26"/>
+          <w:lang w:val="en-US"/>
+        </w:rPr>
+      </w:pPr>
+    </w:p>
+    <w:p>
+      <w:pPr>
+        <w:pStyle w:val="Heading2"/>
+        <w:rPr>
+          <w:bCs w:val="0"/>
+          <w:sz w:val="26"/>
+          <w:szCs w:val="26"/>
+          <w:lang w:val="en-US"/>
+        </w:rPr>
+      </w:pPr>
+    </w:p>
+    <w:p>
+      <w:pPr>
+        <w:pStyle w:val="Heading2"/>
+        <w:rPr>
+          <w:bCs w:val="0"/>
+          <w:sz w:val="26"/>
+          <w:szCs w:val="26"/>
+          <w:lang w:val="en-US"/>
+        </w:rPr>
+      </w:pPr>
+    </w:p>
+    <w:p>
+      <w:pPr>
+        <w:pStyle w:val="Heading2"/>
+        <w:rPr>
+          <w:bCs w:val="0"/>
+          <w:sz w:val="26"/>
+          <w:szCs w:val="26"/>
+          <w:lang w:val="en-US"/>
+        </w:rPr>
+      </w:pPr>
+    </w:p>
+    <w:p>
+      <w:pPr>
+        <w:pStyle w:val="Heading2"/>
+        <w:rPr>
+          <w:bCs w:val="0"/>
+          <w:sz w:val="26"/>
+          <w:szCs w:val="26"/>
+          <w:lang w:val="en-US"/>
+        </w:rPr>
+      </w:pPr>
+    </w:p>
+    <w:p>
+      <w:pPr>
+        <w:pStyle w:val="Heading2"/>
+        <w:rPr>
+          <w:bCs w:val="0"/>
+          <w:sz w:val="26"/>
+          <w:szCs w:val="26"/>
+          <w:lang w:val="en-US"/>
+        </w:rPr>
+      </w:pPr>
+    </w:p>
+    <w:p>
+      <w:pPr>
+        <w:pStyle w:val="Heading2"/>
+        <w:rPr>
+          <w:bCs w:val="0"/>
+          <w:sz w:val="26"/>
+          <w:szCs w:val="26"/>
+          <w:lang w:val="en-US"/>
+        </w:rPr>
+      </w:pPr>
+    </w:p>
+    <w:p>
+      <w:pPr>
+        <w:pStyle w:val="Heading2"/>
+        <w:rPr>
+          <w:bCs w:val="0"/>
+          <w:sz w:val="26"/>
+          <w:szCs w:val="26"/>
+          <w:lang w:val="en-US"/>
+        </w:rPr>
+      </w:pPr>
+    </w:p>
+    <w:p>
+      <w:pPr>
+        <w:pStyle w:val="Heading2"/>
+        <w:rPr>
+          <w:bCs w:val="0"/>
+          <w:sz w:val="26"/>
+          <w:szCs w:val="26"/>
+          <w:lang w:val="en-US"/>
+        </w:rPr>
+      </w:pPr>
+    </w:p>
+    <w:p>
+      <w:pPr>
+        <w:pStyle w:val="Heading2"/>
+        <w:rPr>
+          <w:bCs w:val="0"/>
+          <w:sz w:val="26"/>
+          <w:szCs w:val="26"/>
+          <w:lang w:val="en-US"/>
+        </w:rPr>
+      </w:pPr>
+    </w:p>
+    <w:p>
+      <w:pPr>
+        <w:pStyle w:val="Heading2"/>
+        <w:rPr>
+          <w:bCs w:val="0"/>
+          <w:sz w:val="26"/>
+          <w:szCs w:val="26"/>
+          <w:lang w:val="en-US"/>
+        </w:rPr>
+      </w:pPr>
+    </w:p>
+    <w:p>
+      <w:pPr>
+        <w:pStyle w:val="Heading2"/>
+        <w:rPr>
+          <w:bCs w:val="0"/>
+          <w:sz w:val="26"/>
+          <w:szCs w:val="26"/>
+          <w:lang w:val="en-US"/>
+        </w:rPr>
+      </w:pPr>
+    </w:p>
+    <w:p>
+      <w:pPr>
+        <w:pStyle w:val="Heading2"/>
+        <w:rPr>
+          <w:bCs w:val="0"/>
+          <w:sz w:val="26"/>
+          <w:szCs w:val="26"/>
+          <w:lang w:val="en-US"/>
+        </w:rPr>
+      </w:pPr>
+    </w:p>
+    <w:p>
+      <w:pPr>
+        <w:pStyle w:val="Heading2"/>
+        <w:rPr>
+          <w:bCs w:val="0"/>
+          <w:sz w:val="26"/>
+          <w:szCs w:val="26"/>
+          <w:lang w:val="en-US"/>
+        </w:rPr>
+      </w:pPr>
+    </w:p>
+    <w:p>
+      <w:pPr>
+        <w:pStyle w:val="Heading2"/>
+        <w:rPr>
+          <w:bCs w:val="0"/>
+          <w:sz w:val="26"/>
+          <w:szCs w:val="26"/>
+          <w:lang w:val="en-US"/>
+        </w:rPr>
+      </w:pPr>
+    </w:p>
+    <w:p>
+      <w:pPr>
+        <w:pStyle w:val="Heading2"/>
+        <w:rPr>
+          <w:bCs w:val="0"/>
+          <w:sz w:val="26"/>
+          <w:szCs w:val="26"/>
+          <w:lang w:val="en-US"/>
+        </w:rPr>
+      </w:pPr>
+    </w:p>
+    <w:p>
+      <w:pPr>
+        <w:pStyle w:val="Heading2"/>
+        <w:rPr>
+          <w:bCs w:val="0"/>
+          <w:sz w:val="26"/>
+          <w:szCs w:val="26"/>
+          <w:lang w:val="en-US"/>
+        </w:rPr>
+      </w:pPr>
+    </w:p>
+    <w:p>
+      <w:pPr>
+        <w:pStyle w:val="Heading2"/>
+        <w:rPr>
+          <w:bCs w:val="0"/>
+          <w:sz w:val="26"/>
+          <w:szCs w:val="26"/>
+          <w:lang w:val="en-US"/>
+        </w:rPr>
+      </w:pPr>
+    </w:p>
+    <w:p>
+      <w:pPr>
+        <w:pStyle w:val="Heading2"/>
+        <w:rPr>
+          <w:bCs w:val="0"/>
+          <w:sz w:val="26"/>
+          <w:szCs w:val="26"/>
+          <w:lang w:val="en-US"/>
+        </w:rPr>
+      </w:pPr>
+    </w:p>
+    <w:p>
+      <w:pPr>
+        <w:pStyle w:val="Heading2"/>
+        <w:rPr>
+          <w:bCs w:val="0"/>
+          <w:sz w:val="26"/>
+          <w:szCs w:val="26"/>
+          <w:lang w:val="en-US"/>
+        </w:rPr>
+      </w:pPr>
+    </w:p>
+    <w:p>
+      <w:pPr>
+        <w:pStyle w:val="Heading2"/>
+        <w:rPr>
+          <w:bCs w:val="0"/>
+          <w:sz w:val="26"/>
+          <w:szCs w:val="26"/>
+          <w:lang w:val="en-US"/>
+        </w:rPr>
+      </w:pPr>
+    </w:p>
+    <w:p>
+      <w:pPr>
+        <w:pStyle w:val="Heading2"/>
+        <w:rPr>
+          <w:bCs w:val="0"/>
+          <w:sz w:val="26"/>
+          <w:szCs w:val="26"/>
+          <w:lang w:val="en-US"/>
+        </w:rPr>
+      </w:pPr>
+    </w:p>
+    <w:p>
+      <w:pPr>
+        <w:pStyle w:val="Heading2"/>
+        <w:rPr>
+          <w:bCs w:val="0"/>
+          <w:sz w:val="26"/>
+          <w:szCs w:val="26"/>
+          <w:lang w:val="en-US"/>
+        </w:rPr>
+      </w:pPr>
+    </w:p>
+    <w:p>
+      <w:pPr>
+        <w:pStyle w:val="Heading2"/>
+        <w:rPr>
+          <w:bCs w:val="0"/>
+          <w:sz w:val="26"/>
+          <w:szCs w:val="26"/>
+          <w:lang w:val="en-US"/>
+        </w:rPr>
+      </w:pPr>
+    </w:p>
+    <w:p>
+      <w:pPr>
+        <w:pStyle w:val="Heading2"/>
+        <w:rPr>
+          <w:bCs w:val="0"/>
+          <w:sz w:val="26"/>
+          <w:szCs w:val="26"/>
+          <w:lang w:val="en-US"/>
+        </w:rPr>
+      </w:pPr>
+    </w:p>
+    <w:p>
+      <w:pPr>
+        <w:pStyle w:val="Heading2"/>
+        <w:rPr>
+          <w:bCs w:val="0"/>
+          <w:sz w:val="26"/>
+          <w:szCs w:val="26"/>
+          <w:lang w:val="en-US"/>
+        </w:rPr>
+      </w:pPr>
+    </w:p>
+    <w:p>
+      <w:pPr>
+        <w:pStyle w:val="Heading2"/>
+        <w:rPr>
+          <w:bCs w:val="0"/>
+          <w:sz w:val="26"/>
+          <w:szCs w:val="26"/>
+          <w:lang w:val="en-US"/>
+        </w:rPr>
+      </w:pPr>
+    </w:p>
+    <w:p>
+      <w:pPr>
+        <w:pStyle w:val="Heading2"/>
+        <w:rPr>
+          <w:bCs w:val="0"/>
+          <w:sz w:val="26"/>
+          <w:szCs w:val="26"/>
+          <w:lang w:val="en-US"/>
+        </w:rPr>
+      </w:pPr>
+    </w:p>
+    <w:p>
+      <w:pPr>
+        <w:pStyle w:val="Heading2"/>
+        <w:rPr>
+          <w:bCs w:val="0"/>
+          <w:sz w:val="26"/>
+          <w:szCs w:val="26"/>
+          <w:lang w:val="en-US"/>
+        </w:rPr>
+      </w:pPr>
+    </w:p>
+    <w:p>
+      <w:pPr>
+        <w:pStyle w:val="Heading2"/>
+        <w:rPr>
+          <w:bCs w:val="0"/>
+          <w:sz w:val="26"/>
+          <w:szCs w:val="26"/>
+          <w:lang w:val="en-US"/>
+        </w:rPr>
+      </w:pPr>
+    </w:p>
+    <w:p>
+      <w:pPr>
+        <w:pStyle w:val="Heading2"/>
+        <w:rPr>
+          <w:bCs w:val="0"/>
+          <w:sz w:val="26"/>
+          <w:szCs w:val="26"/>
+          <w:lang w:val="en-US"/>
+        </w:rPr>
+      </w:pPr>
+    </w:p>
+    <w:p>
+      <w:pPr>
+        <w:pStyle w:val="Heading2"/>
+        <w:rPr>
+          <w:bCs w:val="0"/>
+          <w:sz w:val="26"/>
+          <w:szCs w:val="26"/>
+          <w:lang w:val="en-US"/>
+        </w:rPr>
+      </w:pPr>
+    </w:p>
+    <w:p>
+      <w:pPr>
+        <w:pStyle w:val="Heading2"/>
+        <w:rPr>
+          <w:bCs w:val="0"/>
+          <w:sz w:val="26"/>
+          <w:szCs w:val="26"/>
+          <w:lang w:val="en-US"/>
+        </w:rPr>
+      </w:pPr>
+    </w:p>
+    <w:p>
+      <w:pPr>
+        <w:pStyle w:val="Heading2"/>
+        <w:rPr>
+          <w:bCs w:val="0"/>
+          <w:sz w:val="26"/>
+          <w:szCs w:val="26"/>
+          <w:lang w:val="en-US"/>
+        </w:rPr>
+      </w:pPr>
+    </w:p>
+    <w:p>
+      <w:pPr>
+        <w:pStyle w:val="Heading2"/>
+        <w:rPr>
+          <w:bCs w:val="0"/>
+          <w:sz w:val="26"/>
+          <w:szCs w:val="26"/>
+          <w:lang w:val="en-US"/>
+        </w:rPr>
+      </w:pPr>
+    </w:p>
+    <w:p>
+      <w:pPr>
+        <w:pStyle w:val="Heading2"/>
+        <w:rPr>
+          <w:bCs w:val="0"/>
+          <w:sz w:val="26"/>
+          <w:szCs w:val="26"/>
+          <w:lang w:val="en-US"/>
+        </w:rPr>
+      </w:pPr>
+    </w:p>
+    <w:p>
+      <w:pPr>
+        <w:pStyle w:val="Heading2"/>
+        <w:rPr>
+          <w:bCs w:val="0"/>
+          <w:sz w:val="26"/>
+          <w:szCs w:val="26"/>
+          <w:lang w:val="en-US"/>
+        </w:rPr>
+      </w:pPr>
+    </w:p>
+    <w:p>
+      <w:pPr>
+        <w:pStyle w:val="Heading2"/>
+        <w:rPr>
+          <w:bCs w:val="0"/>
+          <w:sz w:val="26"/>
+          <w:szCs w:val="26"/>
+          <w:lang w:val="en-US"/>
+        </w:rPr>
+      </w:pPr>
+    </w:p>
+    <w:p>
+      <w:pPr>
+        <w:pStyle w:val="Heading2"/>
+        <w:rPr>
+          <w:bCs w:val="0"/>
+          <w:sz w:val="26"/>
+          <w:szCs w:val="26"/>
+          <w:lang w:val="en-US"/>
+        </w:rPr>
+      </w:pPr>
+    </w:p>
+    <w:p>
+      <w:pPr>
+        <w:pStyle w:val="Heading2"/>
+        <w:rPr>
+          <w:bCs w:val="0"/>
+          <w:sz w:val="26"/>
+          <w:szCs w:val="26"/>
+          <w:lang w:val="en-US"/>
+        </w:rPr>
+      </w:pPr>
+    </w:p>
+    <w:p>
+      <w:pPr>
+        <w:pStyle w:val="Heading2"/>
+        <w:rPr>
+          <w:bCs w:val="0"/>
+          <w:sz w:val="26"/>
+          <w:szCs w:val="26"/>
+          <w:lang w:val="en-US"/>
+        </w:rPr>
+      </w:pPr>
+    </w:p>
+    <w:p>
+      <w:pPr>
+        <w:pStyle w:val="Heading2"/>
+        <w:rPr>
+          <w:bCs w:val="0"/>
+          <w:sz w:val="26"/>
+          <w:szCs w:val="26"/>
+          <w:lang w:val="en-US"/>
+        </w:rPr>
+      </w:pPr>
+    </w:p>
+    <w:p>
+      <w:pPr>
+        <w:pStyle w:val="Heading2"/>
+        <w:rPr>
+          <w:bCs w:val="0"/>
+          <w:sz w:val="26"/>
+          <w:szCs w:val="26"/>
+          <w:lang w:val="en-US"/>
+        </w:rPr>
+      </w:pPr>
+    </w:p>
+    <w:p>
+      <w:pPr>
+        <w:pStyle w:val="Heading2"/>
+        <w:rPr>
+          <w:bCs w:val="0"/>
+          <w:sz w:val="26"/>
+          <w:szCs w:val="26"/>
+          <w:lang w:val="en-US"/>
+        </w:rPr>
+      </w:pPr>
+    </w:p>
+    <w:p>
+      <w:pPr>
+        <w:pStyle w:val="Heading2"/>
+        <w:rPr>
+          <w:bCs w:val="0"/>
+          <w:sz w:val="26"/>
+          <w:szCs w:val="26"/>
+          <w:lang w:val="en-US"/>
+        </w:rPr>
+      </w:pPr>
+    </w:p>
+    <w:p>
+      <w:pPr>
+        <w:pStyle w:val="Heading2"/>
+        <w:rPr>
+          <w:bCs w:val="0"/>
+          <w:sz w:val="26"/>
+          <w:szCs w:val="26"/>
+          <w:lang w:val="en-US"/>
+        </w:rPr>
+      </w:pPr>
+    </w:p>
+    <w:p>
+      <w:pPr>
+        <w:pStyle w:val="Heading2"/>
+        <w:rPr>
+          <w:bCs w:val="0"/>
+          <w:sz w:val="26"/>
+          <w:szCs w:val="26"/>
+          <w:lang w:val="en-US"/>
+        </w:rPr>
+      </w:pPr>
+    </w:p>
+    <w:p>
+      <w:pPr>
+        <w:pStyle w:val="Heading2"/>
+        <w:rPr>
+          <w:bCs w:val="0"/>
+          <w:sz w:val="26"/>
+          <w:szCs w:val="26"/>
+          <w:lang w:val="en-US"/>
+        </w:rPr>
+      </w:pPr>
+    </w:p>
+    <w:p>
+      <w:pPr>
+        <w:pStyle w:val="Heading2"/>
+        <w:rPr>
+          <w:bCs w:val="0"/>
+          <w:sz w:val="26"/>
+          <w:szCs w:val="26"/>
+          <w:lang w:val="en-US"/>
+        </w:rPr>
+      </w:pPr>
+    </w:p>
+    <w:p>
+      <w:pPr>
+        <w:pStyle w:val="Heading2"/>
+        <w:rPr>
+          <w:bCs w:val="0"/>
+          <w:sz w:val="26"/>
+          <w:szCs w:val="26"/>
+          <w:lang w:val="en-US"/>
+        </w:rPr>
+      </w:pPr>
+    </w:p>
+    <w:p>
+      <w:pPr>
+        <w:pStyle w:val="Heading2"/>
+        <w:rPr>
+          <w:bCs w:val="0"/>
+          <w:sz w:val="26"/>
+          <w:szCs w:val="26"/>
+          <w:lang w:val="en-US"/>
+        </w:rPr>
+      </w:pPr>
+    </w:p>
+    <w:p>
+      <w:pPr>
+        <w:pStyle w:val="Heading2"/>
+        <w:rPr>
+          <w:bCs w:val="0"/>
+          <w:sz w:val="26"/>
+          <w:szCs w:val="26"/>
+          <w:lang w:val="en-US"/>
+        </w:rPr>
+      </w:pPr>
+    </w:p>
+    <w:p>
+      <w:pPr>
+        <w:pStyle w:val="Heading2"/>
+        <w:rPr>
+          <w:bCs w:val="0"/>
+          <w:sz w:val="26"/>
+          <w:szCs w:val="26"/>
+          <w:lang w:val="en-US"/>
+        </w:rPr>
+      </w:pPr>
+    </w:p>
+    <w:p>
+      <w:pPr>
+        <w:pStyle w:val="Heading2"/>
+        <w:rPr>
+          <w:bCs w:val="0"/>
+          <w:sz w:val="26"/>
+          <w:szCs w:val="26"/>
+          <w:lang w:val="en-US"/>
+        </w:rPr>
+      </w:pPr>
+    </w:p>
+    <w:p>
+      <w:pPr>
+        <w:pStyle w:val="Heading2"/>
+        <w:rPr>
+          <w:bCs w:val="0"/>
+          <w:sz w:val="26"/>
+          <w:szCs w:val="26"/>
+          <w:lang w:val="en-US"/>
+        </w:rPr>
+      </w:pPr>
+    </w:p>
+    <w:p>
+      <w:pPr>
+        <w:pStyle w:val="Heading2"/>
+        <w:rPr>
+          <w:bCs w:val="0"/>
+          <w:sz w:val="26"/>
+          <w:szCs w:val="26"/>
+          <w:lang w:val="en-US"/>
+        </w:rPr>
+      </w:pPr>
+    </w:p>
+    <w:p>
+      <w:pPr>
+        <w:pStyle w:val="Heading2"/>
+        <w:rPr>
+          <w:bCs w:val="0"/>
+          <w:sz w:val="26"/>
+          <w:szCs w:val="26"/>
+          <w:lang w:val="en-US"/>
+        </w:rPr>
+      </w:pPr>
+    </w:p>
+    <w:p>
+      <w:pPr>
+        <w:pStyle w:val="Heading2"/>
+        <w:rPr>
+          <w:bCs w:val="0"/>
+          <w:sz w:val="26"/>
+          <w:szCs w:val="26"/>
+          <w:lang w:val="en-US"/>
+        </w:rPr>
+      </w:pPr>
+    </w:p>
+    <w:p>
+      <w:pPr>
+        <w:pStyle w:val="Heading2"/>
+        <w:rPr>
+          <w:bCs w:val="0"/>
+          <w:sz w:val="26"/>
+          <w:szCs w:val="26"/>
+          <w:lang w:val="en-US"/>
+        </w:rPr>
+      </w:pPr>
+    </w:p>
+    <w:p>
+      <w:pPr>
+        <w:pStyle w:val="Heading2"/>
+        <w:rPr>
+          <w:bCs w:val="0"/>
+          <w:sz w:val="26"/>
+          <w:szCs w:val="26"/>
+          <w:lang w:val="en-US"/>
+        </w:rPr>
+      </w:pPr>
+    </w:p>
+    <w:p>
+      <w:pPr>
+        <w:pStyle w:val="Heading2"/>
+        <w:rPr>
+          <w:bCs w:val="0"/>
+          <w:sz w:val="26"/>
+          <w:szCs w:val="26"/>
+          <w:lang w:val="en-US"/>
+        </w:rPr>
+      </w:pPr>
+    </w:p>
+    <w:p>
+      <w:pPr>
+        <w:pStyle w:val="Heading2"/>
+        <w:rPr>
+          <w:bCs w:val="0"/>
+          <w:sz w:val="26"/>
+          <w:szCs w:val="26"/>
+          <w:lang w:val="en-US"/>
+        </w:rPr>
+      </w:pPr>
+    </w:p>
+    <w:p>
+      <w:pPr>
+        <w:pStyle w:val="Heading2"/>
+        <w:rPr>
+          <w:bCs w:val="0"/>
+          <w:sz w:val="26"/>
+          <w:szCs w:val="26"/>
+          <w:lang w:val="en-US"/>
+        </w:rPr>
+      </w:pPr>
+    </w:p>
+    <w:p>
+      <w:pPr>
+        <w:pStyle w:val="Heading2"/>
+        <w:rPr>
+          <w:bCs w:val="0"/>
+          <w:sz w:val="26"/>
+          <w:szCs w:val="26"/>
+          <w:lang w:val="en-US"/>
+        </w:rPr>
+      </w:pPr>
+    </w:p>
+    <w:p>
+      <w:pPr>
+        <w:pStyle w:val="Heading2"/>
+        <w:rPr>
+          <w:bCs w:val="0"/>
+          <w:sz w:val="26"/>
+          <w:szCs w:val="26"/>
+          <w:lang w:val="en-US"/>
+        </w:rPr>
+      </w:pPr>
+    </w:p>
+    <w:p>
+      <w:pPr>
+        <w:pStyle w:val="Heading2"/>
+        <w:rPr>
+          <w:bCs w:val="0"/>
+          <w:sz w:val="26"/>
+          <w:szCs w:val="26"/>
+          <w:lang w:val="en-US"/>
+        </w:rPr>
+      </w:pPr>
+    </w:p>
+    <w:p>
+      <w:pPr>
+        <w:pStyle w:val="Heading2"/>
+        <w:rPr>
+          <w:bCs w:val="0"/>
+          <w:sz w:val="26"/>
+          <w:szCs w:val="26"/>
+          <w:lang w:val="en-US"/>
+        </w:rPr>
+      </w:pPr>
+    </w:p>
+    <w:p>
+      <w:pPr>
+        <w:pStyle w:val="Heading2"/>
+        <w:rPr>
+          <w:bCs w:val="0"/>
+          <w:sz w:val="26"/>
+          <w:szCs w:val="26"/>
+          <w:lang w:val="en-US"/>
+        </w:rPr>
+      </w:pPr>
+    </w:p>
+    <w:p>
+      <w:pPr>
+        <w:pStyle w:val="Heading2"/>
+        <w:rPr>
+          <w:bCs w:val="0"/>
+          <w:sz w:val="26"/>
+          <w:szCs w:val="26"/>
+          <w:lang w:val="en-US"/>
+        </w:rPr>
+      </w:pPr>
+    </w:p>
+    <w:p>
+      <w:pPr>
+        <w:pStyle w:val="Heading2"/>
+        <w:rPr>
+          <w:bCs w:val="0"/>
+          <w:sz w:val="26"/>
+          <w:szCs w:val="26"/>
+          <w:lang w:val="en-US"/>
+        </w:rPr>
+      </w:pPr>
+    </w:p>
+    <w:p>
+      <w:pPr>
+        <w:pStyle w:val="Heading2"/>
+        <w:rPr>
+          <w:bCs w:val="0"/>
+          <w:sz w:val="26"/>
+          <w:szCs w:val="26"/>
+          <w:lang w:val="en-US"/>
+        </w:rPr>
+      </w:pPr>
+    </w:p>
+    <w:p>
+      <w:pPr>
+        <w:pStyle w:val="Heading2"/>
+        <w:rPr>
+          <w:bCs w:val="0"/>
+          <w:sz w:val="26"/>
+          <w:szCs w:val="26"/>
+          <w:lang w:val="en-US"/>
+        </w:rPr>
+      </w:pPr>
+    </w:p>
+    <w:p>
+      <w:pPr>
+        <w:pStyle w:val="Heading2"/>
+        <w:rPr>
+          <w:bCs w:val="0"/>
+          <w:sz w:val="26"/>
+          <w:szCs w:val="26"/>
+          <w:lang w:val="en-US"/>
+        </w:rPr>
+      </w:pPr>
+    </w:p>
+    <w:p>
+      <w:pPr>
+        <w:pStyle w:val="Heading2"/>
+        <w:rPr>
+          <w:bCs w:val="0"/>
+          <w:sz w:val="26"/>
+          <w:szCs w:val="26"/>
+          <w:lang w:val="en-US"/>
+        </w:rPr>
+      </w:pPr>
+    </w:p>
+    <w:p>
+      <w:pPr>
+        <w:pStyle w:val="Heading2"/>
+        <w:rPr>
+          <w:bCs w:val="0"/>
+          <w:sz w:val="26"/>
+          <w:szCs w:val="26"/>
+          <w:lang w:val="en-US"/>
+        </w:rPr>
+      </w:pPr>
+    </w:p>
+    <w:p>
+      <w:pPr>
+        <w:pStyle w:val="Heading2"/>
+        <w:rPr>
+          <w:bCs w:val="0"/>
+          <w:sz w:val="26"/>
+          <w:szCs w:val="26"/>
+          <w:lang w:val="en-US"/>
+        </w:rPr>
+      </w:pPr>
+    </w:p>
+    <w:p>
+      <w:pPr>
+        <w:pStyle w:val="Heading2"/>
+        <w:rPr>
+          <w:bCs w:val="0"/>
+          <w:sz w:val="26"/>
+          <w:szCs w:val="26"/>
+          <w:lang w:val="en-US"/>
+        </w:rPr>
+      </w:pPr>
+    </w:p>
+    <w:p>
+      <w:pPr>
+        <w:pStyle w:val="Heading2"/>
+        <w:rPr>
+          <w:bCs w:val="0"/>
+          <w:sz w:val="26"/>
+          <w:szCs w:val="26"/>
+          <w:lang w:val="en-US"/>
+        </w:rPr>
+      </w:pPr>
+    </w:p>
+    <w:p>
+      <w:pPr>
+        <w:pStyle w:val="Heading2"/>
+        <w:rPr>
+          <w:bCs w:val="0"/>
+          <w:sz w:val="26"/>
+          <w:szCs w:val="26"/>
+          <w:lang w:val="en-US"/>
+        </w:rPr>
+      </w:pPr>
+    </w:p>
+    <w:p>
+      <w:pPr>
+        <w:pStyle w:val="Heading2"/>
+        <w:rPr>
+          <w:bCs w:val="0"/>
+          <w:sz w:val="26"/>
+          <w:szCs w:val="26"/>
+          <w:lang w:val="en-US"/>
+        </w:rPr>
+      </w:pPr>
+    </w:p>
+    <w:p>
+      <w:pPr>
+        <w:pStyle w:val="Heading2"/>
+        <w:rPr>
+          <w:bCs w:val="0"/>
+          <w:sz w:val="26"/>
+          <w:szCs w:val="26"/>
+          <w:lang w:val="en-US"/>
+        </w:rPr>
+      </w:pPr>
+    </w:p>
+    <w:p>
+      <w:pPr>
+        <w:pStyle w:val="Heading2"/>
+        <w:rPr>
+          <w:bCs w:val="0"/>
+          <w:sz w:val="26"/>
+          <w:szCs w:val="26"/>
+          <w:lang w:val="en-US"/>
+        </w:rPr>
+      </w:pPr>
+    </w:p>
+    <w:p>
+      <w:pPr>
+        <w:pStyle w:val="Heading2"/>
+        <w:rPr>
+          <w:bCs w:val="0"/>
+          <w:sz w:val="26"/>
+          <w:szCs w:val="26"/>
+          <w:lang w:val="en-US"/>
+        </w:rPr>
+      </w:pPr>
+    </w:p>
+    <w:p>
+      <w:pPr>
+        <w:pStyle w:val="Heading2"/>
+        <w:rPr>
+          <w:bCs w:val="0"/>
+          <w:sz w:val="26"/>
+          <w:szCs w:val="26"/>
+          <w:lang w:val="en-US"/>
+        </w:rPr>
+      </w:pPr>
+    </w:p>
+    <w:p>
+      <w:pPr>
+        <w:pStyle w:val="Heading2"/>
+        <w:rPr>
+          <w:bCs w:val="0"/>
+          <w:sz w:val="26"/>
+          <w:szCs w:val="26"/>
+          <w:lang w:val="en-US"/>
+        </w:rPr>
+      </w:pPr>
+    </w:p>
+    <w:p>
+      <w:pPr>
+        <w:pStyle w:val="Heading2"/>
+        <w:rPr>
+          <w:bCs w:val="0"/>
+          <w:sz w:val="26"/>
+          <w:szCs w:val="26"/>
+          <w:lang w:val="en-US"/>
+        </w:rPr>
+      </w:pPr>
+    </w:p>
+    <w:p>
+      <w:pPr>
+        <w:pStyle w:val="Heading2"/>
+        <w:rPr>
+          <w:bCs w:val="0"/>
+          <w:sz w:val="26"/>
+          <w:szCs w:val="26"/>
+          <w:lang w:val="en-US"/>
+        </w:rPr>
+      </w:pPr>
+    </w:p>
+    <w:p>
+      <w:pPr>
+        <w:pStyle w:val="Heading2"/>
+        <w:rPr>
+          <w:bCs w:val="0"/>
+          <w:sz w:val="26"/>
+          <w:szCs w:val="26"/>
+          <w:lang w:val="en-US"/>
+        </w:rPr>
+      </w:pPr>
+    </w:p>
+    <w:p>
+      <w:pPr>
+        <w:pStyle w:val="Heading2"/>
+        <w:rPr>
+          <w:bCs w:val="0"/>
+          <w:sz w:val="26"/>
+          <w:szCs w:val="26"/>
+          <w:lang w:val="en-US"/>
+        </w:rPr>
+      </w:pPr>
+    </w:p>
+    <w:p>
+      <w:pPr>
+        <w:pStyle w:val="Heading2"/>
+        <w:rPr>
+          <w:bCs w:val="0"/>
+          <w:sz w:val="26"/>
+          <w:szCs w:val="26"/>
+          <w:lang w:val="en-US"/>
+        </w:rPr>
+      </w:pPr>
+    </w:p>
+    <w:p>
+      <w:pPr>
+        <w:pStyle w:val="Heading2"/>
+        <w:rPr>
+          <w:bCs w:val="0"/>
+          <w:sz w:val="26"/>
+          <w:szCs w:val="26"/>
+          <w:lang w:val="en-US"/>
+        </w:rPr>
+      </w:pPr>
+    </w:p>
+    <w:p>
+      <w:pPr>
+        <w:pStyle w:val="Heading2"/>
+        <w:rPr>
+          <w:bCs w:val="0"/>
+          <w:sz w:val="26"/>
+          <w:szCs w:val="26"/>
+          <w:lang w:val="en-US"/>
+        </w:rPr>
+      </w:pPr>
+    </w:p>
+    <w:p>
+      <w:pPr>
+        <w:pStyle w:val="Heading2"/>
+        <w:rPr>
+          <w:bCs w:val="0"/>
+          <w:sz w:val="26"/>
+          <w:szCs w:val="26"/>
+          <w:lang w:val="en-US"/>
+        </w:rPr>
+      </w:pPr>
+    </w:p>
+    <w:p>
+      <w:pPr>
+        <w:pStyle w:val="Heading2"/>
+        <w:rPr>
+          <w:bCs w:val="0"/>
+          <w:sz w:val="26"/>
+          <w:szCs w:val="26"/>
+          <w:lang w:val="en-US"/>
+        </w:rPr>
+      </w:pPr>
+    </w:p>
+    <w:p>
+      <w:pPr>
+        <w:pStyle w:val="Heading2"/>
+        <w:rPr>
+          <w:bCs w:val="0"/>
+          <w:sz w:val="26"/>
+          <w:szCs w:val="26"/>
+          <w:lang w:val="en-US"/>
+        </w:rPr>
+      </w:pPr>
+    </w:p>
+    <w:p>
+      <w:pPr>
+        <w:pStyle w:val="Heading2"/>
+        <w:rPr>
+          <w:bCs w:val="0"/>
+          <w:sz w:val="26"/>
+          <w:szCs w:val="26"/>
+          <w:lang w:val="en-US"/>
+        </w:rPr>
+      </w:pPr>
+    </w:p>
+    <w:p>
+      <w:pPr>
+        <w:pStyle w:val="Heading2"/>
+        <w:rPr>
+          <w:bCs w:val="0"/>
+          <w:sz w:val="26"/>
+          <w:szCs w:val="26"/>
+          <w:lang w:val="en-US"/>
+        </w:rPr>
+      </w:pPr>
+    </w:p>
+    <w:p>
+      <w:pPr>
+        <w:pStyle w:val="Heading2"/>
+        <w:rPr>
+          <w:bCs w:val="0"/>
+          <w:sz w:val="26"/>
+          <w:szCs w:val="26"/>
+          <w:lang w:val="en-US"/>
+        </w:rPr>
+      </w:pPr>
+    </w:p>
+    <w:p>
+      <w:pPr>
+        <w:pStyle w:val="Heading2"/>
+        <w:rPr>
+          <w:bCs w:val="0"/>
+          <w:sz w:val="26"/>
+          <w:szCs w:val="26"/>
+          <w:lang w:val="en-US"/>
+        </w:rPr>
+      </w:pPr>
+    </w:p>
+    <w:p>
+      <w:pPr>
+        <w:pStyle w:val="Heading2"/>
+        <w:rPr>
+          <w:bCs w:val="0"/>
+          <w:sz w:val="26"/>
+          <w:szCs w:val="26"/>
+          <w:lang w:val="en-US"/>
+        </w:rPr>
+      </w:pPr>
+    </w:p>
+    <w:p>
+      <w:pPr>
+        <w:pStyle w:val="Heading2"/>
+        <w:rPr>
+          <w:bCs w:val="0"/>
+          <w:sz w:val="26"/>
+          <w:szCs w:val="26"/>
+          <w:lang w:val="en-US"/>
+        </w:rPr>
+      </w:pPr>
+    </w:p>
+    <w:p>
+      <w:pPr>
+        <w:pStyle w:val="Heading2"/>
+        <w:rPr>
+          <w:bCs w:val="0"/>
+          <w:sz w:val="26"/>
+          <w:szCs w:val="26"/>
+          <w:lang w:val="en-US"/>
+        </w:rPr>
+      </w:pPr>
+    </w:p>
+    <w:p>
+      <w:pPr>
+        <w:pStyle w:val="Heading2"/>
+        <w:rPr>
+          <w:bCs w:val="0"/>
+          <w:sz w:val="26"/>
+          <w:szCs w:val="26"/>
+          <w:lang w:val="en-US"/>
+        </w:rPr>
+      </w:pPr>
+    </w:p>
+    <w:p>
+      <w:pPr>
+        <w:pStyle w:val="Heading2"/>
+        <w:rPr>
+          <w:bCs w:val="0"/>
+          <w:sz w:val="26"/>
+          <w:szCs w:val="26"/>
+          <w:lang w:val="en-US"/>
+        </w:rPr>
+      </w:pPr>
+    </w:p>
+    <w:p>
+      <w:pPr>
+        <w:pStyle w:val="Heading2"/>
+        <w:rPr>
+          <w:bCs w:val="0"/>
+          <w:sz w:val="26"/>
+          <w:szCs w:val="26"/>
+          <w:lang w:val="en-US"/>
+        </w:rPr>
+      </w:pPr>
+    </w:p>
+    <w:p>
+      <w:pPr>
+        <w:pStyle w:val="Heading2"/>
+        <w:rPr>
+          <w:bCs w:val="0"/>
+          <w:sz w:val="26"/>
+          <w:szCs w:val="26"/>
+          <w:lang w:val="en-US"/>
+        </w:rPr>
+      </w:pPr>
+    </w:p>
+    <w:p>
+      <w:pPr>
+        <w:pStyle w:val="Heading2"/>
+        <w:rPr>
+          <w:bCs w:val="0"/>
+          <w:sz w:val="26"/>
+          <w:szCs w:val="26"/>
+          <w:lang w:val="en-US"/>
+        </w:rPr>
+      </w:pPr>
+    </w:p>
+    <w:p>
+      <w:pPr>
+        <w:pStyle w:val="Heading2"/>
+        <w:rPr>
+          <w:bCs w:val="0"/>
+          <w:sz w:val="26"/>
+          <w:szCs w:val="26"/>
+          <w:lang w:val="en-US"/>
+        </w:rPr>
+      </w:pPr>
+    </w:p>
+    <w:p>
+      <w:pPr>
+        <w:pStyle w:val="Heading2"/>
+        <w:rPr>
+          <w:bCs w:val="0"/>
+          <w:sz w:val="26"/>
+          <w:szCs w:val="26"/>
+          <w:lang w:val="en-US"/>
+        </w:rPr>
+      </w:pPr>
+    </w:p>
+    <w:p>
+      <w:pPr>
+        <w:pStyle w:val="Heading2"/>
+        <w:rPr>
+          <w:bCs w:val="0"/>
+          <w:sz w:val="26"/>
+          <w:szCs w:val="26"/>
+          <w:lang w:val="en-US"/>
+        </w:rPr>
+      </w:pPr>
+    </w:p>
+    <w:p>
+      <w:pPr>
+        <w:pStyle w:val="Heading2"/>
+        <w:rPr>
+          <w:bCs w:val="0"/>
+          <w:sz w:val="26"/>
+          <w:szCs w:val="26"/>
+          <w:lang w:val="en-US"/>
+        </w:rPr>
+      </w:pPr>
+    </w:p>
+    <w:p>
+      <w:pPr>
+        <w:pStyle w:val="Heading2"/>
+        <w:rPr>
+          <w:bCs w:val="0"/>
+          <w:sz w:val="26"/>
+          <w:szCs w:val="26"/>
+          <w:lang w:val="en-US"/>
+        </w:rPr>
+      </w:pPr>
+    </w:p>
+    <w:p>
+      <w:pPr>
+        <w:pStyle w:val="Heading2"/>
+        <w:rPr>
+          <w:bCs w:val="0"/>
+          <w:sz w:val="26"/>
+          <w:szCs w:val="26"/>
+          <w:lang w:val="en-US"/>
+        </w:rPr>
+      </w:pPr>
+    </w:p>
+    <w:p>
+      <w:pPr>
+        <w:pStyle w:val="Heading2"/>
+        <w:rPr>
+          <w:bCs w:val="0"/>
+          <w:sz w:val="26"/>
+          <w:szCs w:val="26"/>
+          <w:lang w:val="en-US"/>
+        </w:rPr>
+      </w:pPr>
+    </w:p>
+    <w:p>
+      <w:pPr>
+        <w:pStyle w:val="Heading2"/>
+        <w:rPr>
+          <w:bCs w:val="0"/>
+          <w:sz w:val="26"/>
+          <w:szCs w:val="26"/>
+          <w:lang w:val="en-US"/>
+        </w:rPr>
+      </w:pPr>
+    </w:p>
+    <w:p>
+      <w:pPr>
+        <w:pStyle w:val="Heading2"/>
+        <w:rPr>
+          <w:bCs w:val="0"/>
+          <w:sz w:val="26"/>
+          <w:szCs w:val="26"/>
+          <w:lang w:val="en-US"/>
+        </w:rPr>
+      </w:pPr>
+    </w:p>
+    <w:p>
+      <w:pPr>
+        <w:pStyle w:val="Heading2"/>
+        <w:rPr>
+          <w:bCs w:val="0"/>
+          <w:sz w:val="26"/>
+          <w:szCs w:val="26"/>
+          <w:lang w:val="en-US"/>
+        </w:rPr>
+      </w:pPr>
+    </w:p>
+    <w:p>
+      <w:pPr>
+        <w:pStyle w:val="Heading2"/>
+        <w:rPr>
+          <w:bCs w:val="0"/>
+          <w:sz w:val="26"/>
+          <w:szCs w:val="26"/>
+          <w:lang w:val="en-US"/>
+        </w:rPr>
+      </w:pPr>
+    </w:p>
+    <w:p>
+      <w:pPr>
+        <w:pStyle w:val="Heading2"/>
+        <w:rPr>
+          <w:bCs w:val="0"/>
+          <w:sz w:val="26"/>
+          <w:szCs w:val="26"/>
+          <w:lang w:val="en-US"/>
+        </w:rPr>
+      </w:pPr>
+    </w:p>
+    <w:p>
+      <w:pPr>
+        <w:pStyle w:val="Heading2"/>
+        <w:rPr>
+          <w:bCs w:val="0"/>
+          <w:sz w:val="26"/>
+          <w:szCs w:val="26"/>
+          <w:lang w:val="en-US"/>
+        </w:rPr>
+      </w:pPr>
+    </w:p>
+    <w:p>
+      <w:pPr>
+        <w:pStyle w:val="Heading2"/>
+        <w:rPr>
+          <w:bCs w:val="0"/>
+          <w:sz w:val="26"/>
+          <w:szCs w:val="26"/>
+          <w:lang w:val="en-US"/>
+        </w:rPr>
+      </w:pPr>
+    </w:p>
+    <w:p>
+      <w:pPr>
+        <w:pStyle w:val="Heading2"/>
+        <w:rPr>
+          <w:bCs w:val="0"/>
+          <w:sz w:val="26"/>
+          <w:szCs w:val="26"/>
+          <w:lang w:val="en-US"/>
+        </w:rPr>
+      </w:pPr>
+    </w:p>
+    <w:p>
+      <w:pPr>
+        <w:pStyle w:val="Heading2"/>
+        <w:rPr>
+          <w:bCs w:val="0"/>
+          <w:sz w:val="26"/>
+          <w:szCs w:val="26"/>
+          <w:lang w:val="en-US"/>
+        </w:rPr>
+      </w:pPr>
+    </w:p>
+    <w:p>
+      <w:pPr>
+        <w:pStyle w:val="Heading2"/>
+        <w:rPr>
+          <w:bCs w:val="0"/>
+          <w:sz w:val="26"/>
+          <w:szCs w:val="26"/>
+          <w:lang w:val="en-US"/>
+        </w:rPr>
+      </w:pPr>
+    </w:p>
+    <w:p>
+      <w:pPr>
+        <w:pStyle w:val="Heading2"/>
+        <w:rPr>
+          <w:bCs w:val="0"/>
+          <w:sz w:val="26"/>
+          <w:szCs w:val="26"/>
+          <w:lang w:val="en-US"/>
+        </w:rPr>
+      </w:pPr>
+    </w:p>
+    <w:p>
+      <w:pPr>
+        <w:pStyle w:val="Heading2"/>
+        <w:rPr>
+          <w:bCs w:val="0"/>
+          <w:sz w:val="26"/>
+          <w:szCs w:val="26"/>
+          <w:lang w:val="en-US"/>
+        </w:rPr>
+      </w:pPr>
+    </w:p>
+    <w:p>
+      <w:pPr>
+        <w:pStyle w:val="Heading2"/>
+        <w:rPr>
+          <w:bCs w:val="0"/>
+          <w:sz w:val="26"/>
+          <w:szCs w:val="26"/>
+          <w:lang w:val="en-US"/>
+        </w:rPr>
+      </w:pPr>
+    </w:p>
+    <w:p>
+      <w:pPr>
+        <w:pStyle w:val="Heading2"/>
+        <w:rPr>
+          <w:bCs w:val="0"/>
+          <w:sz w:val="26"/>
+          <w:szCs w:val="26"/>
+          <w:lang w:val="en-US"/>
+        </w:rPr>
+      </w:pPr>
+    </w:p>
+    <w:p>
+      <w:pPr>
+        <w:pStyle w:val="Heading2"/>
+        <w:rPr>
+          <w:bCs w:val="0"/>
+          <w:sz w:val="26"/>
+          <w:szCs w:val="26"/>
+          <w:lang w:val="en-US"/>
+        </w:rPr>
+      </w:pPr>
+    </w:p>
+    <w:p>
+      <w:pPr>
+        <w:pStyle w:val="Heading2"/>
+        <w:rPr>
+          <w:bCs w:val="0"/>
+          <w:sz w:val="26"/>
+          <w:szCs w:val="26"/>
+          <w:lang w:val="en-US"/>
+        </w:rPr>
+      </w:pPr>
+    </w:p>
+    <w:p>
+      <w:pPr>
+        <w:pStyle w:val="Heading2"/>
+        <w:rPr>
+          <w:bCs w:val="0"/>
+          <w:sz w:val="26"/>
+          <w:szCs w:val="26"/>
+          <w:lang w:val="en-US"/>
+        </w:rPr>
+      </w:pPr>
+    </w:p>
+    <w:p>
+      <w:pPr>
+        <w:pStyle w:val="Heading2"/>
+        <w:rPr>
+          <w:bCs w:val="0"/>
+          <w:sz w:val="26"/>
+          <w:szCs w:val="26"/>
+          <w:lang w:val="en-US"/>
+        </w:rPr>
+      </w:pPr>
+    </w:p>
+    <w:p>
+      <w:pPr>
+        <w:pStyle w:val="Heading2"/>
+        <w:rPr>
+          <w:bCs w:val="0"/>
+          <w:sz w:val="26"/>
+          <w:szCs w:val="26"/>
+          <w:lang w:val="en-US"/>
+        </w:rPr>
+      </w:pPr>
+    </w:p>
+    <w:p>
+      <w:pPr>
+        <w:pStyle w:val="Heading2"/>
+        <w:rPr>
+          <w:bCs w:val="0"/>
+          <w:sz w:val="26"/>
+          <w:szCs w:val="26"/>
+          <w:lang w:val="en-US"/>
+        </w:rPr>
+      </w:pPr>
+    </w:p>
+    <w:p>
+      <w:pPr>
+        <w:pStyle w:val="Heading2"/>
+        <w:rPr>
+          <w:bCs w:val="0"/>
+          <w:sz w:val="26"/>
+          <w:szCs w:val="26"/>
+          <w:lang w:val="en-US"/>
+        </w:rPr>
+      </w:pPr>
+    </w:p>
+    <w:p>
+      <w:pPr>
+        <w:pStyle w:val="Heading2"/>
+        <w:rPr>
+          <w:bCs w:val="0"/>
+          <w:sz w:val="26"/>
+          <w:szCs w:val="26"/>
+          <w:lang w:val="en-US"/>
+        </w:rPr>
+      </w:pPr>
+    </w:p>
+    <w:p>
+      <w:pPr>
+        <w:pStyle w:val="Heading2"/>
+        <w:rPr>
+          <w:bCs w:val="0"/>
+          <w:sz w:val="26"/>
+          <w:szCs w:val="26"/>
+          <w:lang w:val="en-US"/>
+        </w:rPr>
+      </w:pPr>
+    </w:p>
+    <w:p>
+      <w:pPr>
+        <w:pStyle w:val="Heading2"/>
+        <w:rPr>
+          <w:bCs w:val="0"/>
+          <w:sz w:val="26"/>
+          <w:szCs w:val="26"/>
+          <w:lang w:val="en-US"/>
+        </w:rPr>
+      </w:pPr>
+    </w:p>
+    <w:p>
+      <w:pPr>
+        <w:pStyle w:val="Heading2"/>
+        <w:rPr>
+          <w:bCs w:val="0"/>
+          <w:sz w:val="26"/>
+          <w:szCs w:val="26"/>
+          <w:lang w:val="en-US"/>
+        </w:rPr>
+      </w:pPr>
+    </w:p>
+    <w:p>
+      <w:pPr>
+        <w:pStyle w:val="Heading2"/>
+        <w:rPr>
+          <w:bCs w:val="0"/>
+          <w:sz w:val="26"/>
+          <w:szCs w:val="26"/>
+          <w:lang w:val="en-US"/>
+        </w:rPr>
+      </w:pPr>
+    </w:p>
+    <w:p>
+      <w:pPr>
+        <w:pStyle w:val="Heading2"/>
+        <w:rPr>
+          <w:bCs w:val="0"/>
+          <w:sz w:val="26"/>
+          <w:szCs w:val="26"/>
+          <w:lang w:val="en-US"/>
+        </w:rPr>
+      </w:pPr>
+    </w:p>
+    <w:p>
+      <w:pPr>
+        <w:pStyle w:val="Heading2"/>
+        <w:rPr>
+          <w:bCs w:val="0"/>
+          <w:sz w:val="26"/>
+          <w:szCs w:val="26"/>
+          <w:lang w:val="en-US"/>
+        </w:rPr>
+      </w:pPr>
+    </w:p>
+    <w:p>
+      <w:pPr>
+        <w:pStyle w:val="Heading2"/>
+        <w:rPr>
+          <w:bCs w:val="0"/>
+          <w:sz w:val="26"/>
+          <w:szCs w:val="26"/>
+          <w:lang w:val="en-US"/>
+        </w:rPr>
+      </w:pPr>
+    </w:p>
+    <w:p>
+      <w:pPr>
+        <w:pStyle w:val="Heading2"/>
+        <w:rPr>
+          <w:bCs w:val="0"/>
+          <w:sz w:val="26"/>
+          <w:szCs w:val="26"/>
+          <w:lang w:val="en-US"/>
+        </w:rPr>
+      </w:pPr>
+    </w:p>
+    <w:p>
+      <w:pPr>
+        <w:pStyle w:val="Heading2"/>
+        <w:rPr>
+          <w:bCs w:val="0"/>
+          <w:sz w:val="26"/>
+          <w:szCs w:val="26"/>
+          <w:lang w:val="en-US"/>
+        </w:rPr>
+      </w:pPr>
+    </w:p>
+    <w:p>
+      <w:pPr>
+        <w:pStyle w:val="Heading2"/>
+        <w:rPr>
+          <w:bCs w:val="0"/>
+          <w:sz w:val="26"/>
+          <w:szCs w:val="26"/>
+          <w:lang w:val="en-US"/>
+        </w:rPr>
+      </w:pPr>
+    </w:p>
+    <w:p>
+      <w:pPr>
+        <w:pStyle w:val="Heading2"/>
+        <w:rPr>
+          <w:bCs w:val="0"/>
+          <w:sz w:val="26"/>
+          <w:szCs w:val="26"/>
+          <w:lang w:val="en-US"/>
+        </w:rPr>
+      </w:pPr>
+    </w:p>
+    <w:p>
+      <w:pPr>
+        <w:pStyle w:val="Heading2"/>
+        <w:rPr>
+          <w:bCs w:val="0"/>
+          <w:sz w:val="26"/>
+          <w:szCs w:val="26"/>
+          <w:lang w:val="en-US"/>
+        </w:rPr>
+      </w:pPr>
+    </w:p>
+    <w:p>
+      <w:pPr>
+        <w:pStyle w:val="Heading2"/>
+        <w:rPr>
+          <w:bCs w:val="0"/>
+          <w:sz w:val="26"/>
+          <w:szCs w:val="26"/>
+          <w:lang w:val="en-US"/>
+        </w:rPr>
+      </w:pPr>
+    </w:p>
+    <w:p>
+      <w:pPr>
+        <w:pStyle w:val="Heading2"/>
+        <w:rPr>
+          <w:bCs w:val="0"/>
+          <w:sz w:val="26"/>
+          <w:szCs w:val="26"/>
+          <w:lang w:val="en-US"/>
+        </w:rPr>
+      </w:pPr>
+    </w:p>
+    <w:p>
+      <w:pPr>
+        <w:pStyle w:val="Heading2"/>
+        <w:rPr>
+          <w:bCs w:val="0"/>
+          <w:sz w:val="26"/>
+          <w:szCs w:val="26"/>
+          <w:lang w:val="en-US"/>
+        </w:rPr>
+      </w:pPr>
+    </w:p>
+    <w:p>
+      <w:pPr>
+        <w:pStyle w:val="Heading2"/>
+        <w:rPr>
+          <w:bCs w:val="0"/>
+          <w:sz w:val="26"/>
+          <w:szCs w:val="26"/>
+          <w:lang w:val="en-US"/>
+        </w:rPr>
+      </w:pPr>
+    </w:p>
+    <w:p>
+      <w:pPr>
+        <w:pStyle w:val="Heading2"/>
+        <w:rPr>
+          <w:bCs w:val="0"/>
+          <w:sz w:val="26"/>
+          <w:szCs w:val="26"/>
+          <w:lang w:val="en-US"/>
+        </w:rPr>
+      </w:pPr>
+    </w:p>
+    <w:p>
+      <w:pPr>
+        <w:pStyle w:val="Heading2"/>
+        <w:rPr>
+          <w:bCs w:val="0"/>
+          <w:sz w:val="26"/>
+          <w:szCs w:val="26"/>
+          <w:lang w:val="en-US"/>
+        </w:rPr>
+      </w:pPr>
+    </w:p>
+    <w:p>
+      <w:pPr>
+        <w:pStyle w:val="Heading2"/>
+        <w:rPr>
+          <w:bCs w:val="0"/>
+          <w:sz w:val="26"/>
+          <w:szCs w:val="26"/>
+          <w:lang w:val="en-US"/>
+        </w:rPr>
+      </w:pPr>
+    </w:p>
+    <w:p>
+      <w:pPr>
+        <w:pStyle w:val="Heading2"/>
+        <w:rPr>
+          <w:bCs w:val="0"/>
+          <w:sz w:val="26"/>
+          <w:szCs w:val="26"/>
+          <w:lang w:val="en-US"/>
+        </w:rPr>
+      </w:pPr>
+    </w:p>
+    <w:p>
+      <w:pPr>
+        <w:pStyle w:val="Heading2"/>
+        <w:rPr>
+          <w:bCs w:val="0"/>
+          <w:sz w:val="26"/>
+          <w:szCs w:val="26"/>
+          <w:lang w:val="en-US"/>
+        </w:rPr>
+      </w:pPr>
+    </w:p>
+    <w:p>
+      <w:pPr>
+        <w:pStyle w:val="Heading2"/>
+        <w:rPr>
+          <w:bCs w:val="0"/>
+          <w:sz w:val="26"/>
+          <w:szCs w:val="26"/>
+          <w:lang w:val="en-US"/>
+        </w:rPr>
+      </w:pPr>
+    </w:p>
+    <w:p>
+      <w:pPr>
+        <w:pStyle w:val="Heading2"/>
+        <w:rPr>
+          <w:bCs w:val="0"/>
+          <w:sz w:val="26"/>
+          <w:szCs w:val="26"/>
+          <w:lang w:val="en-US"/>
+        </w:rPr>
+      </w:pPr>
+    </w:p>
+    <w:p>
+      <w:pPr>
+        <w:pStyle w:val="Heading2"/>
+        <w:rPr>
+          <w:bCs w:val="0"/>
+          <w:sz w:val="26"/>
+          <w:szCs w:val="26"/>
+          <w:lang w:val="en-US"/>
+        </w:rPr>
+      </w:pPr>
+    </w:p>
+    <w:p>
+      <w:pPr>
+        <w:pStyle w:val="Heading2"/>
+        <w:rPr>
+          <w:bCs w:val="0"/>
+          <w:sz w:val="26"/>
+          <w:szCs w:val="26"/>
+          <w:lang w:val="en-US"/>
+        </w:rPr>
+      </w:pPr>
+    </w:p>
+    <w:p>
+      <w:pPr>
+        <w:pStyle w:val="Heading2"/>
+        <w:rPr>
+          <w:bCs w:val="0"/>
+          <w:sz w:val="26"/>
+          <w:szCs w:val="26"/>
+          <w:lang w:val="en-US"/>
+        </w:rPr>
+      </w:pPr>
+    </w:p>
+    <w:p>
+      <w:pPr>
+        <w:pStyle w:val="Heading2"/>
+        <w:rPr>
+          <w:bCs w:val="0"/>
+          <w:sz w:val="26"/>
+          <w:szCs w:val="26"/>
+          <w:lang w:val="en-US"/>
+        </w:rPr>
+      </w:pPr>
+    </w:p>
+    <w:p>
+      <w:pPr>
+        <w:pStyle w:val="Heading2"/>
+        <w:rPr>
+          <w:bCs w:val="0"/>
+          <w:sz w:val="26"/>
+          <w:szCs w:val="26"/>
+          <w:lang w:val="en-US"/>
+        </w:rPr>
+      </w:pPr>
+    </w:p>
+    <w:p>
+      <w:pPr>
+        <w:pStyle w:val="Heading2"/>
+        <w:rPr>
+          <w:bCs w:val="0"/>
+          <w:sz w:val="26"/>
+          <w:szCs w:val="26"/>
+          <w:lang w:val="en-US"/>
+        </w:rPr>
+      </w:pPr>
+    </w:p>
+    <w:p>
+      <w:pPr>
+        <w:pStyle w:val="Heading2"/>
+        <w:rPr>
+          <w:bCs w:val="0"/>
+          <w:sz w:val="26"/>
+          <w:szCs w:val="26"/>
+          <w:lang w:val="en-US"/>
+        </w:rPr>
+      </w:pPr>
+    </w:p>
+    <w:p>
+      <w:pPr>
+        <w:pStyle w:val="Heading2"/>
+        <w:rPr>
+          <w:bCs w:val="0"/>
+          <w:sz w:val="26"/>
+          <w:szCs w:val="26"/>
+          <w:lang w:val="en-US"/>
+        </w:rPr>
+      </w:pPr>
+    </w:p>
+    <w:p>
+      <w:pPr>
+        <w:pStyle w:val="Heading2"/>
+        <w:rPr>
+          <w:bCs w:val="0"/>
+          <w:sz w:val="26"/>
+          <w:szCs w:val="26"/>
+          <w:lang w:val="en-US"/>
+        </w:rPr>
+      </w:pPr>
+    </w:p>
+    <w:p>
+      <w:pPr>
+        <w:pStyle w:val="Heading2"/>
+        <w:rPr>
+          <w:bCs w:val="0"/>
+          <w:sz w:val="26"/>
+          <w:szCs w:val="26"/>
+          <w:lang w:val="en-US"/>
+        </w:rPr>
+      </w:pPr>
+    </w:p>
+    <w:p>
+      <w:pPr>
+        <w:pStyle w:val="Heading2"/>
+        <w:rPr>
+          <w:bCs w:val="0"/>
+          <w:sz w:val="26"/>
+          <w:szCs w:val="26"/>
+          <w:lang w:val="en-US"/>
+        </w:rPr>
+      </w:pPr>
+    </w:p>
+    <w:p>
+      <w:pPr>
+        <w:pStyle w:val="Heading2"/>
+        <w:rPr>
+          <w:bCs w:val="0"/>
+          <w:sz w:val="26"/>
+          <w:szCs w:val="26"/>
+          <w:lang w:val="en-US"/>
+        </w:rPr>
+      </w:pPr>
+    </w:p>
+    <w:p>
+      <w:pPr>
+        <w:pStyle w:val="Heading2"/>
+        <w:rPr>
+          <w:bCs w:val="0"/>
+          <w:sz w:val="26"/>
+          <w:szCs w:val="26"/>
+          <w:lang w:val="en-US"/>
+        </w:rPr>
+      </w:pPr>
+    </w:p>
+    <w:p>
+      <w:pPr>
+        <w:pStyle w:val="Heading2"/>
+        <w:rPr>
+          <w:bCs w:val="0"/>
+          <w:sz w:val="26"/>
+          <w:szCs w:val="26"/>
+          <w:lang w:val="en-US"/>
+        </w:rPr>
+      </w:pPr>
+    </w:p>
+    <w:p>
+      <w:pPr>
+        <w:pStyle w:val="Heading2"/>
+        <w:rPr>
+          <w:bCs w:val="0"/>
+          <w:sz w:val="26"/>
+          <w:szCs w:val="26"/>
+          <w:lang w:val="en-US"/>
+        </w:rPr>
+      </w:pPr>
+    </w:p>
+    <w:p>
+      <w:pPr>
+        <w:pStyle w:val="Heading2"/>
+        <w:rPr>
+          <w:bCs w:val="0"/>
+          <w:sz w:val="26"/>
+          <w:szCs w:val="26"/>
+          <w:lang w:val="en-US"/>
+        </w:rPr>
+      </w:pPr>
+    </w:p>
+    <w:p>
+      <w:pPr>
+        <w:pStyle w:val="Heading2"/>
+        <w:rPr>
+          <w:bCs w:val="0"/>
+          <w:sz w:val="26"/>
+          <w:szCs w:val="26"/>
+          <w:lang w:val="en-US"/>
+        </w:rPr>
+      </w:pPr>
+    </w:p>
+    <w:p>
+      <w:pPr>
+        <w:pStyle w:val="Heading2"/>
+        <w:rPr>
+          <w:bCs w:val="0"/>
+          <w:sz w:val="26"/>
+          <w:szCs w:val="26"/>
+          <w:lang w:val="en-US"/>
+        </w:rPr>
+      </w:pPr>
+    </w:p>
+    <w:p>
+      <w:pPr>
+        <w:pStyle w:val="Heading2"/>
+        <w:rPr>
+          <w:bCs w:val="0"/>
+          <w:sz w:val="26"/>
+          <w:szCs w:val="26"/>
+          <w:lang w:val="en-US"/>
+        </w:rPr>
+      </w:pPr>
+    </w:p>
+    <w:p>
+      <w:pPr>
+        <w:pStyle w:val="Heading2"/>
+        <w:rPr>
+          <w:bCs w:val="0"/>
+          <w:sz w:val="26"/>
+          <w:szCs w:val="26"/>
+          <w:lang w:val="en-US"/>
+        </w:rPr>
+      </w:pPr>
+    </w:p>
+    <w:p>
+      <w:pPr>
+        <w:pStyle w:val="Heading2"/>
+        <w:rPr>
+          <w:bCs w:val="0"/>
+          <w:sz w:val="26"/>
+          <w:szCs w:val="26"/>
+          <w:lang w:val="en-US"/>
+        </w:rPr>
+      </w:pPr>
+    </w:p>
+    <w:p>
+      <w:pPr>
+        <w:pStyle w:val="Heading2"/>
+        <w:rPr>
+          <w:bCs w:val="0"/>
+          <w:sz w:val="26"/>
+          <w:szCs w:val="26"/>
+          <w:lang w:val="en-US"/>
+        </w:rPr>
+      </w:pPr>
+    </w:p>
+    <w:p>
+      <w:pPr>
+        <w:pStyle w:val="Heading2"/>
+        <w:rPr>
+          <w:bCs w:val="0"/>
+          <w:sz w:val="26"/>
+          <w:szCs w:val="26"/>
+          <w:lang w:val="en-US"/>
+        </w:rPr>
+      </w:pPr>
+    </w:p>
+    <w:p>
+      <w:pPr>
+        <w:pStyle w:val="Heading2"/>
+        <w:rPr>
+          <w:bCs w:val="0"/>
+          <w:sz w:val="26"/>
+          <w:szCs w:val="26"/>
+          <w:lang w:val="en-US"/>
+        </w:rPr>
+      </w:pPr>
+    </w:p>
+    <w:p>
+      <w:pPr>
+        <w:pStyle w:val="Heading2"/>
+        <w:rPr>
+          <w:bCs w:val="0"/>
+          <w:sz w:val="26"/>
+          <w:szCs w:val="26"/>
+          <w:lang w:val="en-US"/>
+        </w:rPr>
+      </w:pPr>
+    </w:p>
+    <w:p>
+      <w:pPr>
+        <w:pStyle w:val="Heading2"/>
+        <w:rPr>
+          <w:bCs w:val="0"/>
+          <w:sz w:val="26"/>
+          <w:szCs w:val="26"/>
+          <w:lang w:val="en-US"/>
+        </w:rPr>
+      </w:pPr>
+    </w:p>
+    <w:p>
+      <w:pPr>
+        <w:pStyle w:val="Heading2"/>
+        <w:rPr>
+          <w:bCs w:val="0"/>
+          <w:sz w:val="26"/>
+          <w:szCs w:val="26"/>
+          <w:lang w:val="en-US"/>
+        </w:rPr>
+      </w:pPr>
+    </w:p>
+    <w:p>
+      <w:pPr>
+        <w:pStyle w:val="Heading2"/>
+        <w:rPr>
+          <w:bCs w:val="0"/>
+          <w:sz w:val="26"/>
+          <w:szCs w:val="26"/>
+          <w:lang w:val="en-US"/>
+        </w:rPr>
+      </w:pPr>
+    </w:p>
+    <w:p>
+      <w:pPr>
+        <w:pStyle w:val="Heading2"/>
+        <w:rPr>
+          <w:bCs w:val="0"/>
+          <w:sz w:val="26"/>
+          <w:szCs w:val="26"/>
+          <w:lang w:val="en-US"/>
+        </w:rPr>
+      </w:pPr>
+    </w:p>
+    <w:p>
+      <w:pPr>
+        <w:pStyle w:val="Heading2"/>
+        <w:rPr>
+          <w:bCs w:val="0"/>
+          <w:sz w:val="26"/>
+          <w:szCs w:val="26"/>
+          <w:lang w:val="en-US"/>
+        </w:rPr>
+      </w:pPr>
+    </w:p>
+    <w:p>
+      <w:pPr>
+        <w:pStyle w:val="Heading2"/>
+        <w:rPr>
+          <w:bCs w:val="0"/>
+          <w:sz w:val="26"/>
+          <w:szCs w:val="26"/>
+          <w:lang w:val="en-US"/>
+        </w:rPr>
+      </w:pPr>
+    </w:p>
+    <w:p>
+      <w:pPr>
+        <w:pStyle w:val="Heading2"/>
+        <w:rPr>
+          <w:bCs w:val="0"/>
+          <w:sz w:val="26"/>
+          <w:szCs w:val="26"/>
+          <w:lang w:val="en-US"/>
+        </w:rPr>
+      </w:pPr>
+    </w:p>
+    <w:p>
+      <w:pPr>
+        <w:pStyle w:val="Heading2"/>
+        <w:rPr>
+          <w:bCs w:val="0"/>
+          <w:sz w:val="26"/>
+          <w:szCs w:val="26"/>
+          <w:lang w:val="en-US"/>
+        </w:rPr>
+      </w:pPr>
+    </w:p>
+    <w:p>
+      <w:pPr>
+        <w:pStyle w:val="Heading2"/>
+        <w:rPr>
+          <w:bCs w:val="0"/>
+          <w:sz w:val="26"/>
+          <w:szCs w:val="26"/>
+          <w:lang w:val="en-US"/>
+        </w:rPr>
+      </w:pPr>
+    </w:p>
+    <w:p>
+      <w:pPr>
+        <w:pStyle w:val="Heading2"/>
+        <w:rPr>
+          <w:bCs w:val="0"/>
+          <w:sz w:val="26"/>
+          <w:szCs w:val="26"/>
+          <w:lang w:val="en-US"/>
+        </w:rPr>
+      </w:pPr>
+    </w:p>
+    <w:p>
+      <w:pPr>
+        <w:pStyle w:val="Heading2"/>
+        <w:rPr>
+          <w:bCs w:val="0"/>
+          <w:sz w:val="26"/>
+          <w:szCs w:val="26"/>
+          <w:lang w:val="en-US"/>
+        </w:rPr>
+      </w:pPr>
+    </w:p>
+    <w:p>
+      <w:pPr>
+        <w:pStyle w:val="Heading2"/>
+        <w:rPr>
+          <w:bCs w:val="0"/>
+          <w:sz w:val="26"/>
+          <w:szCs w:val="26"/>
+          <w:lang w:val="en-US"/>
+        </w:rPr>
+      </w:pPr>
+    </w:p>
+    <w:p>
+      <w:pPr>
+        <w:pStyle w:val="Heading2"/>
+        <w:rPr>
+          <w:bCs w:val="0"/>
+          <w:sz w:val="26"/>
+          <w:szCs w:val="26"/>
+          <w:lang w:val="en-US"/>
+        </w:rPr>
+      </w:pPr>
+    </w:p>
+    <w:p>
+      <w:pPr>
+        <w:pStyle w:val="Heading2"/>
+        <w:rPr>
+          <w:bCs w:val="0"/>
+          <w:sz w:val="26"/>
+          <w:szCs w:val="26"/>
+          <w:lang w:val="en-US"/>
+        </w:rPr>
+      </w:pPr>
+    </w:p>
+    <w:p>
+      <w:pPr>
+        <w:pStyle w:val="Heading2"/>
+        <w:rPr>
+          <w:bCs w:val="0"/>
+          <w:sz w:val="26"/>
+          <w:szCs w:val="26"/>
+          <w:lang w:val="en-US"/>
+        </w:rPr>
+      </w:pPr>
+    </w:p>
+    <w:p>
+      <w:pPr>
+        <w:pStyle w:val="Heading2"/>
+        <w:rPr>
+          <w:bCs w:val="0"/>
+          <w:sz w:val="26"/>
+          <w:szCs w:val="26"/>
+          <w:lang w:val="en-US"/>
+        </w:rPr>
+      </w:pPr>
+    </w:p>
+    <w:p>
+      <w:pPr>
+        <w:pStyle w:val="Heading2"/>
+        <w:rPr>
+          <w:bCs w:val="0"/>
+          <w:sz w:val="26"/>
+          <w:szCs w:val="26"/>
+          <w:lang w:val="en-US"/>
+        </w:rPr>
+      </w:pPr>
+    </w:p>
+    <w:p>
+      <w:pPr>
+        <w:pStyle w:val="Heading2"/>
+        <w:rPr>
+          <w:bCs w:val="0"/>
+          <w:sz w:val="26"/>
+          <w:szCs w:val="26"/>
+          <w:lang w:val="en-US"/>
+        </w:rPr>
+      </w:pPr>
+    </w:p>
+    <w:p>
+      <w:pPr>
+        <w:pStyle w:val="Heading2"/>
+        <w:rPr>
+          <w:bCs w:val="0"/>
+          <w:sz w:val="26"/>
+          <w:szCs w:val="26"/>
+          <w:lang w:val="en-US"/>
+        </w:rPr>
+      </w:pPr>
+    </w:p>
+    <w:p>
+      <w:pPr>
+        <w:pStyle w:val="Heading2"/>
+        <w:rPr>
+          <w:bCs w:val="0"/>
+          <w:sz w:val="26"/>
+          <w:szCs w:val="26"/>
+          <w:lang w:val="en-US"/>
+        </w:rPr>
+      </w:pPr>
+    </w:p>
+    <w:p>
+      <w:pPr>
+        <w:pStyle w:val="Heading2"/>
+        <w:rPr>
+          <w:bCs w:val="0"/>
+          <w:sz w:val="26"/>
+          <w:szCs w:val="26"/>
+          <w:lang w:val="en-US"/>
+        </w:rPr>
+      </w:pPr>
+    </w:p>
+    <w:p>
+      <w:pPr>
+        <w:pStyle w:val="Heading2"/>
+        <w:rPr>
+          <w:bCs w:val="0"/>
+          <w:sz w:val="26"/>
+          <w:szCs w:val="26"/>
+          <w:lang w:val="en-US"/>
+        </w:rPr>
+      </w:pPr>
+    </w:p>
+    <w:p>
+      <w:pPr>
+        <w:pStyle w:val="Heading2"/>
+        <w:rPr>
+          <w:bCs w:val="0"/>
+          <w:sz w:val="26"/>
+          <w:szCs w:val="26"/>
+          <w:lang w:val="en-US"/>
+        </w:rPr>
+      </w:pPr>
+    </w:p>
+    <w:p>
+      <w:pPr>
+        <w:pStyle w:val="Heading2"/>
+        <w:rPr>
+          <w:bCs w:val="0"/>
+          <w:sz w:val="26"/>
+          <w:szCs w:val="26"/>
+          <w:lang w:val="en-US"/>
+        </w:rPr>
+      </w:pPr>
+    </w:p>
+    <w:p>
+      <w:pPr>
+        <w:pStyle w:val="Heading2"/>
+        <w:rPr>
+          <w:bCs w:val="0"/>
+          <w:sz w:val="26"/>
+          <w:szCs w:val="26"/>
+          <w:lang w:val="en-US"/>
+        </w:rPr>
+      </w:pPr>
+    </w:p>
+    <w:p>
+      <w:pPr>
+        <w:pStyle w:val="Heading2"/>
+        <w:rPr>
+          <w:bCs w:val="0"/>
+          <w:sz w:val="26"/>
+          <w:szCs w:val="26"/>
+          <w:lang w:val="en-US"/>
+        </w:rPr>
+      </w:pPr>
+    </w:p>
+    <w:p>
+      <w:pPr>
+        <w:pStyle w:val="Heading2"/>
+        <w:rPr>
+          <w:bCs w:val="0"/>
+          <w:sz w:val="26"/>
+          <w:szCs w:val="26"/>
+          <w:lang w:val="en-US"/>
+        </w:rPr>
+      </w:pPr>
+    </w:p>
+    <w:p>
+      <w:pPr>
+        <w:pStyle w:val="Heading2"/>
+        <w:rPr>
+          <w:bCs w:val="0"/>
+          <w:sz w:val="26"/>
+          <w:szCs w:val="26"/>
+          <w:lang w:val="en-US"/>
+        </w:rPr>
+      </w:pPr>
+    </w:p>
+    <w:p>
+      <w:pPr>
+        <w:pStyle w:val="Heading2"/>
+        <w:rPr>
+          <w:bCs w:val="0"/>
+          <w:sz w:val="26"/>
+          <w:szCs w:val="26"/>
+          <w:lang w:val="en-US"/>
+        </w:rPr>
+      </w:pPr>
+    </w:p>
+    <w:p>
+      <w:pPr>
+        <w:pStyle w:val="Heading2"/>
+        <w:rPr>
+          <w:bCs w:val="0"/>
+          <w:sz w:val="26"/>
+          <w:szCs w:val="26"/>
+          <w:lang w:val="en-US"/>
+        </w:rPr>
+      </w:pPr>
+    </w:p>
+    <w:p>
+      <w:pPr>
+        <w:pStyle w:val="Heading2"/>
+        <w:rPr>
+          <w:bCs w:val="0"/>
+          <w:sz w:val="26"/>
+          <w:szCs w:val="26"/>
+          <w:lang w:val="en-US"/>
+        </w:rPr>
+      </w:pPr>
+    </w:p>
+    <w:p>
+      <w:pPr>
+        <w:pStyle w:val="Heading2"/>
+        <w:rPr>
+          <w:bCs w:val="0"/>
+          <w:sz w:val="26"/>
+          <w:szCs w:val="26"/>
+          <w:lang w:val="en-US"/>
+        </w:rPr>
+      </w:pPr>
+    </w:p>
+    <w:p>
+      <w:pPr>
+        <w:pStyle w:val="Heading2"/>
+        <w:rPr>
+          <w:bCs w:val="0"/>
+          <w:sz w:val="26"/>
+          <w:szCs w:val="26"/>
+          <w:lang w:val="en-US"/>
+        </w:rPr>
+      </w:pPr>
+    </w:p>
+    <w:p>
+      <w:pPr>
+        <w:pStyle w:val="Heading2"/>
+        <w:rPr>
+          <w:bCs w:val="0"/>
+          <w:sz w:val="26"/>
+          <w:szCs w:val="26"/>
+          <w:lang w:val="en-US"/>
+        </w:rPr>
+      </w:pPr>
+    </w:p>
+    <w:p>
+      <w:pPr>
+        <w:pStyle w:val="Heading2"/>
+        <w:rPr>
+          <w:bCs w:val="0"/>
+          <w:sz w:val="26"/>
+          <w:szCs w:val="26"/>
+          <w:lang w:val="en-US"/>
+        </w:rPr>
+      </w:pPr>
+    </w:p>
+    <w:p>
+      <w:pPr>
+        <w:pStyle w:val="Heading2"/>
+        <w:rPr>
+          <w:bCs w:val="0"/>
+          <w:sz w:val="26"/>
+          <w:szCs w:val="26"/>
+          <w:lang w:val="en-US"/>
+        </w:rPr>
+      </w:pPr>
+    </w:p>
+    <w:p>
+      <w:pPr>
+        <w:pStyle w:val="Heading2"/>
+        <w:rPr>
+          <w:bCs w:val="0"/>
+          <w:sz w:val="26"/>
+          <w:szCs w:val="26"/>
+          <w:lang w:val="en-US"/>
+        </w:rPr>
+      </w:pPr>
+    </w:p>
+    <w:p>
+      <w:pPr>
+        <w:pStyle w:val="Heading2"/>
+        <w:rPr>
+          <w:bCs w:val="0"/>
+          <w:sz w:val="26"/>
+          <w:szCs w:val="26"/>
+          <w:lang w:val="en-US"/>
+        </w:rPr>
+      </w:pPr>
+    </w:p>
+    <w:p>
+      <w:pPr>
+        <w:pStyle w:val="Heading2"/>
+        <w:rPr>
+          <w:bCs w:val="0"/>
+          <w:sz w:val="26"/>
+          <w:szCs w:val="26"/>
+          <w:lang w:val="en-US"/>
+        </w:rPr>
+      </w:pPr>
+    </w:p>
+    <w:p>
+      <w:pPr>
+        <w:pStyle w:val="Heading2"/>
+        <w:rPr>
+          <w:bCs w:val="0"/>
+          <w:sz w:val="26"/>
+          <w:szCs w:val="26"/>
+          <w:lang w:val="en-US"/>
+        </w:rPr>
+      </w:pPr>
+    </w:p>
+    <w:p>
+      <w:pPr>
+        <w:pStyle w:val="Heading2"/>
+        <w:rPr>
+          <w:bCs w:val="0"/>
+          <w:sz w:val="26"/>
+          <w:szCs w:val="26"/>
+          <w:lang w:val="en-US"/>
+        </w:rPr>
+      </w:pPr>
+    </w:p>
+    <w:p>
+      <w:pPr>
+        <w:pStyle w:val="Heading2"/>
+        <w:rPr>
+          <w:bCs w:val="0"/>
+          <w:sz w:val="26"/>
+          <w:szCs w:val="26"/>
+          <w:lang w:val="en-US"/>
+        </w:rPr>
+      </w:pPr>
+    </w:p>
+    <w:p>
+      <w:pPr>
+        <w:pStyle w:val="Heading2"/>
+        <w:rPr>
+          <w:bCs w:val="0"/>
+          <w:sz w:val="26"/>
+          <w:szCs w:val="26"/>
+          <w:lang w:val="en-US"/>
+        </w:rPr>
+      </w:pPr>
+    </w:p>
+    <w:p>
+      <w:pPr>
+        <w:pStyle w:val="Heading2"/>
+        <w:rPr>
+          <w:bCs w:val="0"/>
+          <w:sz w:val="26"/>
+          <w:szCs w:val="26"/>
+          <w:lang w:val="en-US"/>
+        </w:rPr>
+      </w:pPr>
+    </w:p>
+    <w:p>
+      <w:pPr>
+        <w:pStyle w:val="Heading2"/>
+        <w:rPr>
+          <w:bCs w:val="0"/>
+          <w:sz w:val="26"/>
+          <w:szCs w:val="26"/>
+          <w:lang w:val="en-US"/>
+        </w:rPr>
+      </w:pPr>
+    </w:p>
+    <w:p>
+      <w:pPr>
+        <w:pStyle w:val="Heading2"/>
+        <w:rPr>
+          <w:bCs w:val="0"/>
+          <w:sz w:val="26"/>
+          <w:szCs w:val="26"/>
+          <w:lang w:val="en-US"/>
+        </w:rPr>
+      </w:pPr>
+    </w:p>
+    <w:p>
+      <w:pPr>
+        <w:pStyle w:val="Heading2"/>
+        <w:rPr>
+          <w:bCs w:val="0"/>
+          <w:sz w:val="26"/>
+          <w:szCs w:val="26"/>
+          <w:lang w:val="en-US"/>
+        </w:rPr>
+      </w:pPr>
+    </w:p>
+    <w:p>
+      <w:pPr>
+        <w:pStyle w:val="Heading2"/>
+        <w:rPr>
+          <w:bCs w:val="0"/>
+          <w:sz w:val="26"/>
+          <w:szCs w:val="26"/>
+          <w:lang w:val="en-US"/>
+        </w:rPr>
+      </w:pPr>
+    </w:p>
+    <w:p>
+      <w:pPr>
+        <w:pStyle w:val="Heading2"/>
+        <w:rPr>
+          <w:bCs w:val="0"/>
+          <w:sz w:val="26"/>
+          <w:szCs w:val="26"/>
+          <w:lang w:val="en-US"/>
+        </w:rPr>
+      </w:pPr>
+    </w:p>
+    <w:p>
+      <w:pPr>
+        <w:pStyle w:val="Heading2"/>
+        <w:rPr>
+          <w:bCs w:val="0"/>
+          <w:sz w:val="26"/>
+          <w:szCs w:val="26"/>
+          <w:lang w:val="en-US"/>
+        </w:rPr>
+      </w:pPr>
+    </w:p>
+    <w:p>
+      <w:pPr>
+        <w:pStyle w:val="Heading2"/>
+        <w:rPr>
+          <w:bCs w:val="0"/>
+          <w:sz w:val="26"/>
+          <w:szCs w:val="26"/>
+          <w:lang w:val="en-US"/>
+        </w:rPr>
+      </w:pPr>
+    </w:p>
+    <w:p>
+      <w:pPr>
+        <w:pStyle w:val="Heading2"/>
+        <w:rPr>
+          <w:bCs w:val="0"/>
+          <w:sz w:val="26"/>
+          <w:szCs w:val="26"/>
+          <w:lang w:val="en-US"/>
+        </w:rPr>
+      </w:pPr>
+    </w:p>
+    <w:p>
+      <w:pPr>
+        <w:pStyle w:val="Heading2"/>
+        <w:rPr>
+          <w:bCs w:val="0"/>
+          <w:sz w:val="26"/>
+          <w:szCs w:val="26"/>
+          <w:lang w:val="en-US"/>
+        </w:rPr>
+      </w:pPr>
+    </w:p>
+    <w:p>
+      <w:pPr>
+        <w:pStyle w:val="Heading2"/>
+        <w:rPr>
+          <w:bCs w:val="0"/>
+          <w:sz w:val="26"/>
+          <w:szCs w:val="26"/>
+          <w:lang w:val="en-US"/>
+        </w:rPr>
+      </w:pPr>
+    </w:p>
+    <w:p>
+      <w:pPr>
+        <w:pStyle w:val="Heading2"/>
+        <w:rPr>
+          <w:bCs w:val="0"/>
+          <w:sz w:val="26"/>
+          <w:szCs w:val="26"/>
+          <w:lang w:val="en-US"/>
+        </w:rPr>
+      </w:pPr>
+    </w:p>
+    <w:p>
+      <w:pPr>
+        <w:pStyle w:val="Heading2"/>
+        <w:rPr>
+          <w:bCs w:val="0"/>
+          <w:sz w:val="26"/>
+          <w:szCs w:val="26"/>
+          <w:lang w:val="en-US"/>
+        </w:rPr>
+      </w:pPr>
+    </w:p>
+    <w:p>
+      <w:pPr>
+        <w:pStyle w:val="Heading2"/>
+        <w:rPr>
+          <w:bCs w:val="0"/>
+          <w:sz w:val="26"/>
+          <w:szCs w:val="26"/>
+          <w:lang w:val="en-US"/>
+        </w:rPr>
+      </w:pPr>
+    </w:p>
+    <w:p>
+      <w:pPr>
+        <w:pStyle w:val="Heading2"/>
+        <w:rPr>
+          <w:bCs w:val="0"/>
+          <w:sz w:val="26"/>
+          <w:szCs w:val="26"/>
+          <w:lang w:val="en-US"/>
+        </w:rPr>
+      </w:pPr>
+    </w:p>
+    <w:p>
+      <w:pPr>
+        <w:pStyle w:val="Heading2"/>
+        <w:rPr>
+          <w:bCs w:val="0"/>
+          <w:sz w:val="26"/>
+          <w:szCs w:val="26"/>
+          <w:lang w:val="en-US"/>
+        </w:rPr>
+      </w:pPr>
+    </w:p>
+    <w:p>
+      <w:pPr>
+        <w:pStyle w:val="Heading2"/>
+        <w:rPr>
+          <w:bCs w:val="0"/>
+          <w:sz w:val="26"/>
+          <w:szCs w:val="26"/>
+          <w:lang w:val="en-US"/>
+        </w:rPr>
+      </w:pPr>
+    </w:p>
+    <w:p>
+      <w:pPr>
+        <w:pStyle w:val="Heading2"/>
+        <w:rPr>
+          <w:bCs w:val="0"/>
+          <w:sz w:val="26"/>
+          <w:szCs w:val="26"/>
+          <w:lang w:val="en-US"/>
+        </w:rPr>
+      </w:pPr>
+    </w:p>
+    <w:p>
+      <w:pPr>
+        <w:pStyle w:val="Heading2"/>
+        <w:rPr>
+          <w:bCs w:val="0"/>
+          <w:sz w:val="26"/>
+          <w:szCs w:val="26"/>
+          <w:lang w:val="en-US"/>
+        </w:rPr>
+      </w:pPr>
+    </w:p>
+    <w:p>
+      <w:pPr>
+        <w:pStyle w:val="Heading2"/>
+        <w:rPr>
+          <w:bCs w:val="0"/>
+          <w:sz w:val="26"/>
+          <w:szCs w:val="26"/>
+          <w:lang w:val="en-US"/>
+        </w:rPr>
+      </w:pPr>
+    </w:p>
+    <w:p>
+      <w:pPr>
+        <w:pStyle w:val="Heading2"/>
+        <w:rPr>
+          <w:bCs w:val="0"/>
+          <w:sz w:val="26"/>
+          <w:szCs w:val="26"/>
+          <w:lang w:val="en-US"/>
+        </w:rPr>
+      </w:pPr>
+    </w:p>
+    <w:p>
+      <w:pPr>
+        <w:pStyle w:val="Heading2"/>
+        <w:rPr>
+          <w:bCs w:val="0"/>
+          <w:sz w:val="26"/>
+          <w:szCs w:val="26"/>
+          <w:lang w:val="en-US"/>
+        </w:rPr>
+      </w:pPr>
+    </w:p>
+    <w:p>
+      <w:pPr>
+        <w:pStyle w:val="Heading2"/>
+        <w:rPr>
+          <w:bCs w:val="0"/>
+          <w:sz w:val="26"/>
+          <w:szCs w:val="26"/>
+          <w:lang w:val="en-US"/>
+        </w:rPr>
+      </w:pPr>
+    </w:p>
+    <w:p>
+      <w:pPr>
+        <w:pStyle w:val="Heading2"/>
+        <w:rPr>
+          <w:bCs w:val="0"/>
+          <w:sz w:val="26"/>
+          <w:szCs w:val="26"/>
+          <w:lang w:val="en-US"/>
+        </w:rPr>
+      </w:pPr>
+    </w:p>
+    <w:p>
+      <w:pPr>
+        <w:pStyle w:val="Heading2"/>
+        <w:rPr>
+          <w:bCs w:val="0"/>
+          <w:sz w:val="26"/>
+          <w:szCs w:val="26"/>
+          <w:lang w:val="en-US"/>
+        </w:rPr>
+      </w:pPr>
+    </w:p>
+    <w:p>
+      <w:pPr>
+        <w:pStyle w:val="Heading2"/>
+        <w:rPr>
+          <w:bCs w:val="0"/>
+          <w:sz w:val="26"/>
+          <w:szCs w:val="26"/>
+          <w:lang w:val="en-US"/>
+        </w:rPr>
+      </w:pPr>
+    </w:p>
+    <w:p>
+      <w:pPr>
+        <w:pStyle w:val="Heading2"/>
+        <w:rPr>
+          <w:bCs w:val="0"/>
+          <w:sz w:val="26"/>
+          <w:szCs w:val="26"/>
+          <w:lang w:val="en-US"/>
+        </w:rPr>
+      </w:pPr>
+    </w:p>
+    <w:p>
+      <w:pPr>
+        <w:pStyle w:val="Heading2"/>
+        <w:rPr>
+          <w:bCs w:val="0"/>
+          <w:sz w:val="26"/>
+          <w:szCs w:val="26"/>
+          <w:lang w:val="en-US"/>
+        </w:rPr>
+      </w:pPr>
+    </w:p>
+    <w:p>
+      <w:pPr>
+        <w:pStyle w:val="Heading2"/>
+        <w:rPr>
+          <w:bCs w:val="0"/>
+          <w:sz w:val="26"/>
+          <w:szCs w:val="26"/>
+          <w:lang w:val="en-US"/>
+        </w:rPr>
+      </w:pPr>
+    </w:p>
+    <w:p>
+      <w:pPr>
+        <w:pStyle w:val="Heading2"/>
+        <w:rPr>
+          <w:bCs w:val="0"/>
+          <w:sz w:val="26"/>
+          <w:szCs w:val="26"/>
+          <w:lang w:val="en-US"/>
+        </w:rPr>
+      </w:pPr>
+    </w:p>
+    <w:p>
+      <w:pPr>
+        <w:pStyle w:val="Heading2"/>
+        <w:rPr>
+          <w:bCs w:val="0"/>
+          <w:sz w:val="26"/>
+          <w:szCs w:val="26"/>
+          <w:lang w:val="en-US"/>
+        </w:rPr>
+      </w:pPr>
+    </w:p>
+    <w:p>
+      <w:pPr>
+        <w:pStyle w:val="Heading2"/>
+        <w:rPr>
+          <w:bCs w:val="0"/>
+          <w:sz w:val="26"/>
+          <w:szCs w:val="26"/>
+          <w:lang w:val="en-US"/>
+        </w:rPr>
+      </w:pPr>
+    </w:p>
+    <w:p>
+      <w:pPr>
+        <w:pStyle w:val="Heading2"/>
+        <w:rPr>
+          <w:bCs w:val="0"/>
+          <w:sz w:val="26"/>
+          <w:szCs w:val="26"/>
+          <w:lang w:val="en-US"/>
+        </w:rPr>
+      </w:pPr>
+    </w:p>
+    <w:p>
+      <w:pPr>
+        <w:pStyle w:val="Heading2"/>
+        <w:rPr>
+          <w:bCs w:val="0"/>
+          <w:sz w:val="26"/>
+          <w:szCs w:val="26"/>
+          <w:lang w:val="en-US"/>
+        </w:rPr>
+      </w:pPr>
+    </w:p>
+    <w:p>
+      <w:pPr>
+        <w:pStyle w:val="Heading2"/>
+        <w:rPr>
+          <w:bCs w:val="0"/>
+          <w:sz w:val="26"/>
+          <w:szCs w:val="26"/>
+          <w:lang w:val="en-US"/>
+        </w:rPr>
+      </w:pPr>
+    </w:p>
+    <w:p>
+      <w:pPr>
+        <w:pStyle w:val="Heading2"/>
+        <w:rPr>
+          <w:bCs w:val="0"/>
+          <w:sz w:val="26"/>
+          <w:szCs w:val="26"/>
+          <w:lang w:val="en-US"/>
+        </w:rPr>
+      </w:pPr>
+    </w:p>
+    <w:p>
+      <w:pPr>
+        <w:pStyle w:val="Heading2"/>
+        <w:rPr>
+          <w:bCs w:val="0"/>
+          <w:sz w:val="26"/>
+          <w:szCs w:val="26"/>
+          <w:lang w:val="en-US"/>
+        </w:rPr>
+      </w:pPr>
+    </w:p>
+    <w:p>
+      <w:pPr>
+        <w:pStyle w:val="Heading2"/>
+        <w:rPr>
+          <w:bCs w:val="0"/>
+          <w:sz w:val="26"/>
+          <w:szCs w:val="26"/>
+          <w:lang w:val="en-US"/>
+        </w:rPr>
+      </w:pPr>
+    </w:p>
+    <w:p>
+      <w:pPr>
+        <w:pStyle w:val="Heading2"/>
+        <w:rPr>
+          <w:bCs w:val="0"/>
+          <w:sz w:val="26"/>
+          <w:szCs w:val="26"/>
+          <w:lang w:val="en-US"/>
+        </w:rPr>
+      </w:pPr>
+    </w:p>
+    <w:p>
+      <w:pPr>
+        <w:pStyle w:val="Heading2"/>
+        <w:rPr>
+          <w:bCs w:val="0"/>
+          <w:sz w:val="26"/>
+          <w:szCs w:val="26"/>
+          <w:lang w:val="en-US"/>
+        </w:rPr>
+      </w:pPr>
+    </w:p>
+    <w:p>
+      <w:pPr>
+        <w:pStyle w:val="Heading2"/>
+        <w:rPr>
+          <w:bCs w:val="0"/>
+          <w:sz w:val="26"/>
+          <w:szCs w:val="26"/>
+          <w:lang w:val="en-US"/>
+        </w:rPr>
+      </w:pPr>
+    </w:p>
+    <w:p>
+      <w:pPr>
+        <w:pStyle w:val="Heading2"/>
+        <w:rPr>
+          <w:bCs w:val="0"/>
+          <w:sz w:val="26"/>
+          <w:szCs w:val="26"/>
+          <w:lang w:val="en-US"/>
+        </w:rPr>
+      </w:pPr>
+    </w:p>
+    <w:p>
+      <w:pPr>
+        <w:pStyle w:val="Heading2"/>
+        <w:rPr>
+          <w:bCs w:val="0"/>
+          <w:sz w:val="26"/>
+          <w:szCs w:val="26"/>
+          <w:lang w:val="en-US"/>
+        </w:rPr>
+      </w:pPr>
+    </w:p>
+    <w:p>
+      <w:pPr>
+        <w:pStyle w:val="Heading2"/>
+        <w:rPr>
+          <w:bCs w:val="0"/>
+          <w:sz w:val="26"/>
+          <w:szCs w:val="26"/>
+          <w:lang w:val="en-US"/>
+        </w:rPr>
+      </w:pPr>
+    </w:p>
+    <w:p>
+      <w:pPr>
+        <w:pStyle w:val="Heading2"/>
+        <w:rPr>
+          <w:bCs w:val="0"/>
+          <w:sz w:val="26"/>
+          <w:szCs w:val="26"/>
+          <w:lang w:val="en-US"/>
+        </w:rPr>
+      </w:pPr>
+    </w:p>
+    <w:p>
+      <w:pPr>
+        <w:pStyle w:val="Heading2"/>
+        <w:rPr>
+          <w:bCs w:val="0"/>
+          <w:sz w:val="26"/>
+          <w:szCs w:val="26"/>
+          <w:lang w:val="en-US"/>
+        </w:rPr>
+      </w:pPr>
+    </w:p>
+    <w:p>
+      <w:pPr>
+        <w:pStyle w:val="Heading2"/>
+        <w:rPr>
+          <w:bCs w:val="0"/>
+          <w:sz w:val="26"/>
+          <w:szCs w:val="26"/>
+          <w:lang w:val="en-US"/>
+        </w:rPr>
+      </w:pPr>
+    </w:p>
+    <w:p>
+      <w:pPr>
+        <w:pStyle w:val="Heading2"/>
+        <w:rPr>
+          <w:bCs w:val="0"/>
+          <w:sz w:val="26"/>
+          <w:szCs w:val="26"/>
+          <w:lang w:val="en-US"/>
+        </w:rPr>
+      </w:pPr>
+    </w:p>
+    <w:p>
+      <w:pPr>
+        <w:pStyle w:val="Heading2"/>
+        <w:rPr>
+          <w:bCs w:val="0"/>
+          <w:sz w:val="26"/>
+          <w:szCs w:val="26"/>
+          <w:lang w:val="en-US"/>
+        </w:rPr>
+      </w:pPr>
+    </w:p>
+    <w:p>
+      <w:pPr>
+        <w:pStyle w:val="Heading2"/>
+        <w:rPr>
+          <w:bCs w:val="0"/>
+          <w:sz w:val="26"/>
+          <w:szCs w:val="26"/>
+          <w:lang w:val="en-US"/>
+        </w:rPr>
+      </w:pPr>
+    </w:p>
+    <w:p>
+      <w:pPr>
+        <w:pStyle w:val="Heading2"/>
+        <w:rPr>
+          <w:bCs w:val="0"/>
+          <w:sz w:val="26"/>
+          <w:szCs w:val="26"/>
+          <w:lang w:val="en-US"/>
+        </w:rPr>
+      </w:pPr>
+    </w:p>
+    <w:p>
+      <w:pPr>
+        <w:pStyle w:val="Heading2"/>
+        <w:rPr>
+          <w:bCs w:val="0"/>
+          <w:sz w:val="26"/>
+          <w:szCs w:val="26"/>
+          <w:lang w:val="en-US"/>
+        </w:rPr>
+      </w:pPr>
+    </w:p>
+    <w:p>
+      <w:pPr>
+        <w:pStyle w:val="Heading2"/>
+        <w:rPr>
+          <w:bCs w:val="0"/>
+          <w:sz w:val="26"/>
+          <w:szCs w:val="26"/>
+          <w:lang w:val="en-US"/>
+        </w:rPr>
+      </w:pPr>
+    </w:p>
+    <w:p>
+      <w:pPr>
+        <w:pStyle w:val="Heading2"/>
+        <w:rPr>
+          <w:bCs w:val="0"/>
+          <w:sz w:val="26"/>
+          <w:szCs w:val="26"/>
+          <w:lang w:val="en-US"/>
+        </w:rPr>
+      </w:pPr>
+    </w:p>
+    <w:p>
+      <w:pPr>
+        <w:pStyle w:val="Heading2"/>
+        <w:rPr>
+          <w:bCs w:val="0"/>
+          <w:sz w:val="26"/>
+          <w:szCs w:val="26"/>
+          <w:lang w:val="en-US"/>
+        </w:rPr>
+      </w:pPr>
+    </w:p>
+    <w:p>
+      <w:pPr>
+        <w:pStyle w:val="Heading2"/>
+        <w:rPr>
+          <w:bCs w:val="0"/>
+          <w:sz w:val="26"/>
+          <w:szCs w:val="26"/>
+          <w:lang w:val="en-US"/>
+        </w:rPr>
+      </w:pPr>
+    </w:p>
+    <w:p>
+      <w:pPr>
+        <w:pStyle w:val="Heading2"/>
+        <w:rPr>
+          <w:bCs w:val="0"/>
+          <w:sz w:val="26"/>
+          <w:szCs w:val="26"/>
+          <w:lang w:val="en-US"/>
+        </w:rPr>
+      </w:pPr>
+    </w:p>
+    <w:p>
+      <w:pPr>
+        <w:pStyle w:val="Heading2"/>
+        <w:rPr>
+          <w:bCs w:val="0"/>
+          <w:sz w:val="26"/>
+          <w:szCs w:val="26"/>
+          <w:lang w:val="en-US"/>
+        </w:rPr>
+      </w:pPr>
+    </w:p>
+    <w:p>
+      <w:pPr>
+        <w:pStyle w:val="Heading2"/>
+        <w:rPr>
+          <w:bCs w:val="0"/>
+          <w:sz w:val="26"/>
+          <w:szCs w:val="26"/>
+          <w:lang w:val="en-US"/>
+        </w:rPr>
+      </w:pPr>
+    </w:p>
+    <w:p>
+      <w:pPr>
+        <w:pStyle w:val="Heading2"/>
+        <w:rPr>
+          <w:bCs w:val="0"/>
+          <w:sz w:val="26"/>
+          <w:szCs w:val="26"/>
+          <w:lang w:val="en-US"/>
+        </w:rPr>
+      </w:pPr>
+    </w:p>
+    <w:p>
+      <w:pPr>
+        <w:pStyle w:val="Heading2"/>
+        <w:rPr>
+          <w:bCs w:val="0"/>
+          <w:sz w:val="26"/>
+          <w:szCs w:val="26"/>
+          <w:lang w:val="en-US"/>
+        </w:rPr>
+      </w:pPr>
+    </w:p>
+    <w:p>
+      <w:pPr>
+        <w:pStyle w:val="Heading2"/>
+        <w:rPr>
+          <w:bCs w:val="0"/>
+          <w:sz w:val="26"/>
+          <w:szCs w:val="26"/>
+          <w:lang w:val="en-US"/>
+        </w:rPr>
+      </w:pPr>
+    </w:p>
+    <w:p>
+      <w:pPr>
+        <w:pStyle w:val="Heading2"/>
+        <w:rPr>
+          <w:bCs w:val="0"/>
+          <w:sz w:val="26"/>
+          <w:szCs w:val="26"/>
+          <w:lang w:val="en-US"/>
+        </w:rPr>
+      </w:pPr>
+    </w:p>
+    <w:p>
+      <w:pPr>
+        <w:pStyle w:val="Heading2"/>
+        <w:rPr>
+          <w:bCs w:val="0"/>
+          <w:sz w:val="26"/>
+          <w:szCs w:val="26"/>
+          <w:lang w:val="en-US"/>
+        </w:rPr>
+      </w:pPr>
+    </w:p>
+    <w:p>
+      <w:pPr>
+        <w:pStyle w:val="Heading2"/>
+        <w:rPr>
+          <w:bCs w:val="0"/>
+          <w:sz w:val="26"/>
+          <w:szCs w:val="26"/>
+          <w:lang w:val="en-US"/>
+        </w:rPr>
+      </w:pPr>
+    </w:p>
+    <w:p>
+      <w:pPr>
+        <w:pStyle w:val="Heading2"/>
+        <w:rPr>
+          <w:bCs w:val="0"/>
+          <w:sz w:val="26"/>
+          <w:szCs w:val="26"/>
+          <w:lang w:val="en-US"/>
+        </w:rPr>
+      </w:pPr>
+    </w:p>
+    <w:p>
+      <w:pPr>
+        <w:pStyle w:val="Heading2"/>
+        <w:rPr>
+          <w:bCs w:val="0"/>
+          <w:sz w:val="26"/>
+          <w:szCs w:val="26"/>
+          <w:lang w:val="en-US"/>
+        </w:rPr>
+      </w:pPr>
+    </w:p>
+    <w:p>
+      <w:pPr>
+        <w:pStyle w:val="Heading2"/>
+        <w:rPr>
+          <w:bCs w:val="0"/>
+          <w:sz w:val="26"/>
+          <w:szCs w:val="26"/>
+          <w:lang w:val="en-US"/>
+        </w:rPr>
+      </w:pPr>
+    </w:p>
+    <w:p>
+      <w:pPr>
+        <w:pStyle w:val="Heading2"/>
+        <w:rPr>
+          <w:bCs w:val="0"/>
+          <w:sz w:val="26"/>
+          <w:szCs w:val="26"/>
+          <w:lang w:val="en-US"/>
+        </w:rPr>
+      </w:pPr>
+    </w:p>
+    <w:p>
+      <w:pPr>
+        <w:pStyle w:val="Heading2"/>
+        <w:rPr>
+          <w:bCs w:val="0"/>
+          <w:sz w:val="26"/>
+          <w:szCs w:val="26"/>
+          <w:lang w:val="en-US"/>
+        </w:rPr>
+      </w:pPr>
+    </w:p>
+    <w:p>
+      <w:pPr>
+        <w:pStyle w:val="Heading2"/>
+        <w:rPr>
+          <w:bCs w:val="0"/>
+          <w:sz w:val="26"/>
+          <w:szCs w:val="26"/>
+          <w:lang w:val="en-US"/>
+        </w:rPr>
+      </w:pPr>
+    </w:p>
+    <w:p>
+      <w:pPr>
+        <w:pStyle w:val="Heading2"/>
+        <w:rPr>
+          <w:bCs w:val="0"/>
+          <w:sz w:val="26"/>
+          <w:szCs w:val="26"/>
+          <w:lang w:val="en-US"/>
+        </w:rPr>
+      </w:pPr>
+    </w:p>
+    <w:p>
+      <w:pPr>
+        <w:pStyle w:val="Heading2"/>
+        <w:rPr>
+          <w:bCs w:val="0"/>
+          <w:sz w:val="26"/>
+          <w:szCs w:val="26"/>
+          <w:lang w:val="en-US"/>
+        </w:rPr>
+      </w:pPr>
+    </w:p>
+    <w:p>
+      <w:pPr>
+        <w:pStyle w:val="Heading2"/>
+        <w:rPr>
+          <w:bCs w:val="0"/>
+          <w:sz w:val="26"/>
+          <w:szCs w:val="26"/>
+          <w:lang w:val="en-US"/>
+        </w:rPr>
+      </w:pPr>
+    </w:p>
+    <w:p>
+      <w:pPr>
+        <w:pStyle w:val="Heading2"/>
+        <w:rPr>
+          <w:bCs w:val="0"/>
+          <w:sz w:val="26"/>
+          <w:szCs w:val="26"/>
+          <w:lang w:val="en-US"/>
+        </w:rPr>
+      </w:pPr>
+    </w:p>
+    <w:p>
+      <w:pPr>
+        <w:pStyle w:val="Heading2"/>
+        <w:rPr>
+          <w:bCs w:val="0"/>
+          <w:sz w:val="26"/>
+          <w:szCs w:val="26"/>
+          <w:lang w:val="en-US"/>
+        </w:rPr>
+      </w:pPr>
+    </w:p>
+    <w:p>
+      <w:pPr>
+        <w:pStyle w:val="Heading2"/>
+        <w:rPr>
+          <w:bCs w:val="0"/>
+          <w:sz w:val="26"/>
+          <w:szCs w:val="26"/>
+          <w:lang w:val="en-US"/>
+        </w:rPr>
+      </w:pPr>
+    </w:p>
+    <w:p>
+      <w:pPr>
+        <w:pStyle w:val="Heading2"/>
+        <w:rPr>
+          <w:bCs w:val="0"/>
+          <w:sz w:val="26"/>
+          <w:szCs w:val="26"/>
+          <w:lang w:val="en-US"/>
+        </w:rPr>
+      </w:pPr>
+    </w:p>
+    <w:p>
+      <w:pPr>
+        <w:pStyle w:val="Heading2"/>
+        <w:rPr>
+          <w:bCs w:val="0"/>
+          <w:sz w:val="26"/>
+          <w:szCs w:val="26"/>
+          <w:lang w:val="en-US"/>
+        </w:rPr>
+      </w:pPr>
+    </w:p>
+    <w:p>
+      <w:pPr>
+        <w:pStyle w:val="Heading2"/>
+        <w:rPr>
+          <w:bCs w:val="0"/>
+          <w:sz w:val="26"/>
+          <w:szCs w:val="26"/>
+          <w:lang w:val="en-US"/>
+        </w:rPr>
+      </w:pPr>
+    </w:p>
+    <w:p>
+      <w:pPr>
+        <w:pStyle w:val="Heading2"/>
+        <w:rPr>
+          <w:bCs w:val="0"/>
+          <w:sz w:val="26"/>
+          <w:szCs w:val="26"/>
+          <w:lang w:val="en-US"/>
+        </w:rPr>
+      </w:pPr>
+    </w:p>
+    <w:p>
+      <w:pPr>
+        <w:pStyle w:val="Heading2"/>
+        <w:rPr>
+          <w:bCs w:val="0"/>
+          <w:sz w:val="26"/>
+          <w:szCs w:val="26"/>
+          <w:lang w:val="en-US"/>
+        </w:rPr>
+      </w:pPr>
+    </w:p>
+    <w:p>
+      <w:pPr>
+        <w:pStyle w:val="Heading2"/>
+        <w:rPr>
+          <w:bCs w:val="0"/>
+          <w:sz w:val="26"/>
+          <w:szCs w:val="26"/>
+          <w:lang w:val="en-US"/>
+        </w:rPr>
+      </w:pPr>
+    </w:p>
+    <w:p>
+      <w:pPr>
+        <w:pStyle w:val="Heading2"/>
+        <w:rPr>
+          <w:bCs w:val="0"/>
+          <w:sz w:val="26"/>
+          <w:szCs w:val="26"/>
+          <w:lang w:val="en-US"/>
+        </w:rPr>
+      </w:pPr>
+    </w:p>
+    <w:p>
+      <w:pPr>
+        <w:pStyle w:val="Heading2"/>
+        <w:rPr>
+          <w:bCs w:val="0"/>
+          <w:sz w:val="26"/>
+          <w:szCs w:val="26"/>
+          <w:lang w:val="en-US"/>
+        </w:rPr>
+      </w:pPr>
+    </w:p>
+    <w:p>
+      <w:pPr>
+        <w:pStyle w:val="Heading2"/>
+        <w:rPr>
+          <w:bCs w:val="0"/>
+          <w:sz w:val="26"/>
+          <w:szCs w:val="26"/>
+          <w:lang w:val="en-US"/>
+        </w:rPr>
+      </w:pPr>
+    </w:p>
+    <w:p>
+      <w:pPr>
+        <w:pStyle w:val="Heading2"/>
+        <w:rPr>
+          <w:bCs w:val="0"/>
+          <w:sz w:val="26"/>
+          <w:szCs w:val="26"/>
+          <w:lang w:val="en-US"/>
+        </w:rPr>
+      </w:pPr>
+    </w:p>
+    <w:p>
+      <w:pPr>
+        <w:pStyle w:val="Heading2"/>
+        <w:rPr>
+          <w:bCs w:val="0"/>
+          <w:sz w:val="26"/>
+          <w:szCs w:val="26"/>
+          <w:lang w:val="en-US"/>
+        </w:rPr>
+      </w:pPr>
+    </w:p>
+    <w:p>
+      <w:pPr>
+        <w:pStyle w:val="Heading2"/>
+        <w:rPr>
+          <w:bCs w:val="0"/>
+          <w:sz w:val="26"/>
+          <w:szCs w:val="26"/>
+          <w:lang w:val="en-US"/>
+        </w:rPr>
+      </w:pPr>
+    </w:p>
+    <w:p>
+      <w:pPr>
+        <w:pStyle w:val="Heading2"/>
+        <w:rPr>
+          <w:bCs w:val="0"/>
+          <w:sz w:val="26"/>
+          <w:szCs w:val="26"/>
+          <w:lang w:val="en-US"/>
+        </w:rPr>
+      </w:pPr>
+    </w:p>
+    <w:p>
+      <w:pPr>
+        <w:pStyle w:val="Heading2"/>
+        <w:rPr>
+          <w:bCs w:val="0"/>
+          <w:sz w:val="26"/>
+          <w:szCs w:val="26"/>
+          <w:lang w:val="en-US"/>
+        </w:rPr>
+      </w:pPr>
+    </w:p>
+    <w:p>
+      <w:pPr>
+        <w:pStyle w:val="Heading2"/>
+        <w:rPr>
+          <w:bCs w:val="0"/>
+          <w:sz w:val="26"/>
+          <w:szCs w:val="26"/>
+          <w:lang w:val="en-US"/>
+        </w:rPr>
+      </w:pPr>
+    </w:p>
+    <w:p>
+      <w:pPr>
+        <w:pStyle w:val="Heading2"/>
+        <w:rPr>
+          <w:bCs w:val="0"/>
+          <w:sz w:val="26"/>
+          <w:szCs w:val="26"/>
+          <w:lang w:val="en-US"/>
+        </w:rPr>
+      </w:pPr>
+    </w:p>
+    <w:p>
+      <w:pPr>
+        <w:pStyle w:val="Heading2"/>
+        <w:rPr>
+          <w:bCs w:val="0"/>
+          <w:sz w:val="26"/>
+          <w:szCs w:val="26"/>
+          <w:lang w:val="en-US"/>
+        </w:rPr>
+      </w:pPr>
+    </w:p>
+    <w:p>
+      <w:pPr>
+        <w:pStyle w:val="Heading2"/>
+        <w:rPr>
+          <w:bCs w:val="0"/>
+          <w:sz w:val="26"/>
+          <w:szCs w:val="26"/>
+          <w:lang w:val="en-US"/>
+        </w:rPr>
+      </w:pPr>
+    </w:p>
+    <w:p>
+      <w:pPr>
+        <w:pStyle w:val="Heading2"/>
+        <w:rPr>
+          <w:bCs w:val="0"/>
+          <w:sz w:val="26"/>
+          <w:szCs w:val="26"/>
+          <w:lang w:val="en-US"/>
+        </w:rPr>
+      </w:pPr>
+    </w:p>
+    <w:p>
+      <w:pPr>
+        <w:pStyle w:val="Heading2"/>
+        <w:rPr>
+          <w:bCs w:val="0"/>
+          <w:sz w:val="26"/>
+          <w:szCs w:val="26"/>
+          <w:lang w:val="en-US"/>
+        </w:rPr>
+      </w:pPr>
+    </w:p>
+    <w:p>
+      <w:pPr>
+        <w:pStyle w:val="Heading2"/>
+        <w:rPr>
+          <w:bCs w:val="0"/>
+          <w:sz w:val="26"/>
+          <w:szCs w:val="26"/>
+          <w:lang w:val="en-US"/>
+        </w:rPr>
+      </w:pPr>
+    </w:p>
+    <w:p>
+      <w:pPr>
+        <w:pStyle w:val="Heading2"/>
+        <w:rPr>
+          <w:bCs w:val="0"/>
+          <w:sz w:val="26"/>
+          <w:szCs w:val="26"/>
+          <w:lang w:val="en-US"/>
+        </w:rPr>
+      </w:pPr>
+    </w:p>
+    <w:p>
+      <w:pPr>
+        <w:pStyle w:val="Heading2"/>
+        <w:rPr>
+          <w:bCs w:val="0"/>
+          <w:sz w:val="26"/>
+          <w:szCs w:val="26"/>
+          <w:lang w:val="en-US"/>
+        </w:rPr>
+      </w:pPr>
+    </w:p>
+    <w:p>
+      <w:pPr>
+        <w:pStyle w:val="Heading2"/>
+        <w:rPr>
+          <w:bCs w:val="0"/>
+          <w:sz w:val="26"/>
+          <w:szCs w:val="26"/>
+          <w:lang w:val="en-US"/>
+        </w:rPr>
+      </w:pPr>
+    </w:p>
+    <w:p>
+      <w:pPr>
+        <w:pStyle w:val="Heading2"/>
+        <w:rPr>
+          <w:bCs w:val="0"/>
+          <w:sz w:val="26"/>
+          <w:szCs w:val="26"/>
+          <w:lang w:val="en-US"/>
+        </w:rPr>
+      </w:pPr>
+    </w:p>
+    <w:p>
+      <w:pPr>
+        <w:pStyle w:val="Heading2"/>
+        <w:rPr>
+          <w:bCs w:val="0"/>
+          <w:sz w:val="26"/>
+          <w:szCs w:val="26"/>
+          <w:lang w:val="en-US"/>
+        </w:rPr>
+      </w:pPr>
+    </w:p>
+    <w:p>
+      <w:pPr>
+        <w:pStyle w:val="Heading2"/>
+        <w:rPr>
+          <w:bCs w:val="0"/>
+          <w:sz w:val="26"/>
+          <w:szCs w:val="26"/>
+          <w:lang w:val="en-US"/>
+        </w:rPr>
+      </w:pPr>
+    </w:p>
+    <w:p>
+      <w:pPr>
+        <w:pStyle w:val="Heading2"/>
+        <w:rPr>
+          <w:bCs w:val="0"/>
+          <w:sz w:val="26"/>
+          <w:szCs w:val="26"/>
+          <w:lang w:val="en-US"/>
+        </w:rPr>
+      </w:pPr>
+    </w:p>
+    <w:p>
+      <w:pPr>
+        <w:pStyle w:val="Heading2"/>
+        <w:rPr>
+          <w:bCs w:val="0"/>
+          <w:sz w:val="26"/>
+          <w:szCs w:val="26"/>
+          <w:lang w:val="en-US"/>
+        </w:rPr>
+      </w:pPr>
+    </w:p>
+    <w:p>
+      <w:pPr>
+        <w:pStyle w:val="Heading2"/>
+        <w:rPr>
+          <w:bCs w:val="0"/>
+          <w:sz w:val="26"/>
+          <w:szCs w:val="26"/>
+          <w:lang w:val="en-US"/>
+        </w:rPr>
+      </w:pPr>
+    </w:p>
+    <w:p>
+      <w:pPr>
+        <w:pStyle w:val="Heading2"/>
+        <w:rPr>
+          <w:bCs w:val="0"/>
+          <w:sz w:val="26"/>
+          <w:szCs w:val="26"/>
+          <w:lang w:val="en-US"/>
+        </w:rPr>
+      </w:pPr>
+    </w:p>
+    <w:p>
+      <w:pPr>
+        <w:pStyle w:val="Heading2"/>
+        <w:rPr>
+          <w:bCs w:val="0"/>
+          <w:sz w:val="26"/>
+          <w:szCs w:val="26"/>
+          <w:lang w:val="en-US"/>
+        </w:rPr>
+      </w:pPr>
+    </w:p>
+    <w:p>
+      <w:pPr>
+        <w:pStyle w:val="Heading2"/>
+        <w:rPr>
+          <w:bCs w:val="0"/>
+          <w:sz w:val="26"/>
+          <w:szCs w:val="26"/>
+          <w:lang w:val="en-US"/>
+        </w:rPr>
+      </w:pPr>
+    </w:p>
+    <w:p>
+      <w:pPr>
+        <w:pStyle w:val="Heading2"/>
+        <w:rPr>
+          <w:bCs w:val="0"/>
+          <w:sz w:val="26"/>
+          <w:szCs w:val="26"/>
+          <w:lang w:val="en-US"/>
+        </w:rPr>
+      </w:pPr>
+    </w:p>
+    <w:p>
+      <w:pPr>
+        <w:pStyle w:val="Heading2"/>
+        <w:rPr>
+          <w:bCs w:val="0"/>
+          <w:sz w:val="26"/>
+          <w:szCs w:val="26"/>
+          <w:lang w:val="en-US"/>
+        </w:rPr>
+      </w:pPr>
+    </w:p>
+    <w:p>
+      <w:pPr>
+        <w:pStyle w:val="Heading2"/>
+        <w:rPr>
+          <w:bCs w:val="0"/>
+          <w:sz w:val="26"/>
+          <w:szCs w:val="26"/>
+          <w:lang w:val="en-US"/>
+        </w:rPr>
+      </w:pPr>
+    </w:p>
+    <w:p>
+      <w:pPr>
+        <w:pStyle w:val="Heading2"/>
+        <w:rPr>
+          <w:bCs w:val="0"/>
+          <w:sz w:val="26"/>
+          <w:szCs w:val="26"/>
+          <w:lang w:val="en-US"/>
+        </w:rPr>
+      </w:pPr>
+    </w:p>
+    <w:p>
+      <w:pPr>
+        <w:pStyle w:val="Heading2"/>
+        <w:rPr>
+          <w:bCs w:val="0"/>
+          <w:sz w:val="26"/>
+          <w:szCs w:val="26"/>
+          <w:lang w:val="en-US"/>
+        </w:rPr>
+      </w:pPr>
+    </w:p>
+    <w:p>
+      <w:pPr>
+        <w:pStyle w:val="Heading2"/>
+        <w:rPr>
+          <w:bCs w:val="0"/>
+          <w:sz w:val="26"/>
+          <w:szCs w:val="26"/>
+          <w:lang w:val="en-US"/>
+        </w:rPr>
+      </w:pPr>
+    </w:p>
+    <w:p>
+      <w:pPr>
+        <w:pStyle w:val="Heading2"/>
+        <w:rPr>
+          <w:bCs w:val="0"/>
+          <w:sz w:val="26"/>
+          <w:szCs w:val="26"/>
+          <w:lang w:val="en-US"/>
+        </w:rPr>
+      </w:pPr>
+    </w:p>
+    <w:p>
+      <w:pPr>
+        <w:pStyle w:val="Heading2"/>
+        <w:rPr>
+          <w:bCs w:val="0"/>
+          <w:sz w:val="26"/>
+          <w:szCs w:val="26"/>
+          <w:lang w:val="en-US"/>
+        </w:rPr>
+      </w:pPr>
+    </w:p>
+    <w:p>
+      <w:pPr>
+        <w:pStyle w:val="Heading2"/>
+        <w:rPr>
+          <w:bCs w:val="0"/>
+          <w:sz w:val="26"/>
+          <w:szCs w:val="26"/>
+          <w:lang w:val="en-US"/>
+        </w:rPr>
+      </w:pPr>
+    </w:p>
+    <w:p>
+      <w:pPr>
+        <w:pStyle w:val="Heading2"/>
+        <w:rPr>
+          <w:bCs w:val="0"/>
+          <w:sz w:val="26"/>
+          <w:szCs w:val="26"/>
+          <w:lang w:val="en-US"/>
+        </w:rPr>
+      </w:pPr>
+    </w:p>
+    <w:p>
+      <w:pPr>
+        <w:pStyle w:val="Heading2"/>
+        <w:rPr>
+          <w:bCs w:val="0"/>
+          <w:sz w:val="26"/>
+          <w:szCs w:val="26"/>
+          <w:lang w:val="en-US"/>
+        </w:rPr>
+      </w:pPr>
+    </w:p>
+    <w:p>
+      <w:pPr>
+        <w:pStyle w:val="Heading2"/>
+        <w:rPr>
+          <w:bCs w:val="0"/>
+          <w:sz w:val="26"/>
+          <w:szCs w:val="26"/>
+          <w:lang w:val="en-US"/>
+        </w:rPr>
+      </w:pPr>
+    </w:p>
+    <w:p>
+      <w:pPr>
+        <w:pStyle w:val="Heading2"/>
+        <w:rPr>
+          <w:bCs w:val="0"/>
+          <w:sz w:val="26"/>
+          <w:szCs w:val="26"/>
+          <w:lang w:val="en-US"/>
+        </w:rPr>
+      </w:pPr>
+    </w:p>
+    <w:p>
+      <w:pPr>
+        <w:pStyle w:val="Heading2"/>
+        <w:rPr>
+          <w:bCs w:val="0"/>
+          <w:sz w:val="26"/>
+          <w:szCs w:val="26"/>
+          <w:lang w:val="en-US"/>
+        </w:rPr>
+      </w:pPr>
+    </w:p>
+    <w:p>
+      <w:pPr>
+        <w:pStyle w:val="Heading2"/>
+        <w:rPr>
+          <w:bCs w:val="0"/>
+          <w:sz w:val="26"/>
+          <w:szCs w:val="26"/>
+          <w:lang w:val="en-US"/>
+        </w:rPr>
+      </w:pPr>
+    </w:p>
+    <w:p>
+      <w:pPr>
+        <w:pStyle w:val="Heading2"/>
+        <w:rPr>
+          <w:bCs w:val="0"/>
+          <w:sz w:val="26"/>
+          <w:szCs w:val="26"/>
+          <w:lang w:val="en-US"/>
+        </w:rPr>
+      </w:pPr>
+    </w:p>
+    <w:p>
+      <w:pPr>
+        <w:pStyle w:val="Heading2"/>
+        <w:rPr>
+          <w:bCs w:val="0"/>
+          <w:sz w:val="26"/>
+          <w:szCs w:val="26"/>
+          <w:lang w:val="en-US"/>
+        </w:rPr>
+      </w:pPr>
+    </w:p>
+    <w:p>
+      <w:pPr>
+        <w:pStyle w:val="Heading2"/>
+        <w:rPr>
+          <w:bCs w:val="0"/>
+          <w:sz w:val="26"/>
+          <w:szCs w:val="26"/>
+          <w:lang w:val="en-US"/>
+        </w:rPr>
+      </w:pPr>
+    </w:p>
+    <w:p>
+      <w:pPr>
+        <w:pStyle w:val="Heading2"/>
+        <w:rPr>
+          <w:bCs w:val="0"/>
+          <w:sz w:val="26"/>
+          <w:szCs w:val="26"/>
+          <w:lang w:val="en-US"/>
+        </w:rPr>
+      </w:pPr>
+    </w:p>
+    <w:p>
+      <w:pPr>
+        <w:pStyle w:val="Heading2"/>
+        <w:rPr>
+          <w:bCs w:val="0"/>
+          <w:sz w:val="26"/>
+          <w:szCs w:val="26"/>
+          <w:lang w:val="en-US"/>
+        </w:rPr>
+      </w:pPr>
+    </w:p>
+    <w:p>
+      <w:pPr>
+        <w:pStyle w:val="Heading2"/>
+        <w:rPr>
+          <w:bCs w:val="0"/>
+          <w:sz w:val="26"/>
+          <w:szCs w:val="26"/>
+          <w:lang w:val="en-US"/>
+        </w:rPr>
+      </w:pPr>
+    </w:p>
+    <w:p>
+      <w:pPr>
+        <w:pStyle w:val="Heading2"/>
+        <w:rPr>
+          <w:bCs w:val="0"/>
+          <w:sz w:val="26"/>
+          <w:szCs w:val="26"/>
+          <w:lang w:val="en-US"/>
+        </w:rPr>
+      </w:pPr>
+    </w:p>
+    <w:p>
+      <w:pPr>
+        <w:pStyle w:val="Heading2"/>
+        <w:rPr>
+          <w:bCs w:val="0"/>
+          <w:sz w:val="26"/>
+          <w:szCs w:val="26"/>
+          <w:lang w:val="en-US"/>
+        </w:rPr>
+      </w:pPr>
+    </w:p>
+    <w:p>
+      <w:pPr>
+        <w:pStyle w:val="Heading2"/>
+        <w:rPr>
+          <w:bCs w:val="0"/>
+          <w:sz w:val="26"/>
+          <w:szCs w:val="26"/>
+          <w:lang w:val="en-US"/>
+        </w:rPr>
+      </w:pPr>
+    </w:p>
+    <w:p>
+      <w:pPr>
+        <w:pStyle w:val="Heading2"/>
+        <w:rPr>
+          <w:bCs w:val="0"/>
+          <w:sz w:val="26"/>
+          <w:szCs w:val="26"/>
+          <w:lang w:val="en-US"/>
+        </w:rPr>
+      </w:pPr>
+    </w:p>
+    <w:p>
+      <w:pPr>
+        <w:pStyle w:val="Heading2"/>
+        <w:rPr>
+          <w:bCs w:val="0"/>
+          <w:sz w:val="26"/>
+          <w:szCs w:val="26"/>
+          <w:lang w:val="en-US"/>
+        </w:rPr>
+      </w:pPr>
+    </w:p>
+    <w:p>
+      <w:pPr>
+        <w:pStyle w:val="Heading2"/>
+        <w:rPr>
+          <w:bCs w:val="0"/>
+          <w:sz w:val="26"/>
+          <w:szCs w:val="26"/>
+          <w:lang w:val="en-US"/>
+        </w:rPr>
+      </w:pPr>
+    </w:p>
+    <w:p>
+      <w:pPr>
+        <w:pStyle w:val="Heading2"/>
+        <w:rPr>
+          <w:bCs w:val="0"/>
+          <w:sz w:val="26"/>
+          <w:szCs w:val="26"/>
+          <w:lang w:val="en-US"/>
+        </w:rPr>
+      </w:pPr>
+    </w:p>
+    <w:p>
+      <w:pPr>
+        <w:pStyle w:val="Heading2"/>
+        <w:rPr>
+          <w:bCs w:val="0"/>
+          <w:sz w:val="26"/>
+          <w:szCs w:val="26"/>
+          <w:lang w:val="en-US"/>
+        </w:rPr>
+      </w:pPr>
+    </w:p>
+    <w:p>
+      <w:pPr>
+        <w:pStyle w:val="Heading2"/>
+        <w:rPr>
+          <w:bCs w:val="0"/>
+          <w:sz w:val="26"/>
+          <w:szCs w:val="26"/>
+          <w:lang w:val="en-US"/>
+        </w:rPr>
+      </w:pPr>
+    </w:p>
+    <w:p>
+      <w:pPr>
+        <w:pStyle w:val="Heading2"/>
+        <w:rPr>
+          <w:bCs w:val="0"/>
+          <w:sz w:val="26"/>
+          <w:szCs w:val="26"/>
+          <w:lang w:val="en-US"/>
+        </w:rPr>
+      </w:pPr>
+    </w:p>
+    <w:p>
+      <w:pPr>
+        <w:pStyle w:val="Heading2"/>
+        <w:rPr>
+          <w:bCs w:val="0"/>
+          <w:sz w:val="26"/>
+          <w:szCs w:val="26"/>
+          <w:lang w:val="en-US"/>
+        </w:rPr>
+      </w:pPr>
+    </w:p>
+    <w:p>
+      <w:pPr>
+        <w:pStyle w:val="Heading2"/>
+        <w:rPr>
+          <w:bCs w:val="0"/>
+          <w:sz w:val="26"/>
+          <w:szCs w:val="26"/>
+          <w:lang w:val="en-US"/>
+        </w:rPr>
+      </w:pPr>
+    </w:p>
+    <w:p>
+      <w:pPr>
+        <w:pStyle w:val="Heading2"/>
+        <w:rPr>
+          <w:bCs w:val="0"/>
+          <w:sz w:val="26"/>
+          <w:szCs w:val="26"/>
+          <w:lang w:val="en-US"/>
+        </w:rPr>
+      </w:pPr>
+    </w:p>
+    <w:p>
+      <w:pPr>
+        <w:pStyle w:val="Heading2"/>
+        <w:rPr>
+          <w:bCs w:val="0"/>
+          <w:sz w:val="26"/>
+          <w:szCs w:val="26"/>
+          <w:lang w:val="en-US"/>
+        </w:rPr>
+      </w:pPr>
+    </w:p>
+    <w:p>
+      <w:pPr>
+        <w:pStyle w:val="Heading2"/>
+        <w:rPr>
+          <w:bCs w:val="0"/>
+          <w:sz w:val="26"/>
+          <w:szCs w:val="26"/>
+          <w:lang w:val="en-US"/>
+        </w:rPr>
+      </w:pPr>
+    </w:p>
+    <w:p>
+      <w:pPr>
+        <w:pStyle w:val="Heading2"/>
+        <w:rPr>
+          <w:bCs w:val="0"/>
+          <w:sz w:val="26"/>
+          <w:szCs w:val="26"/>
+          <w:lang w:val="en-US"/>
+        </w:rPr>
+      </w:pPr>
+    </w:p>
+    <w:p>
+      <w:pPr>
+        <w:pStyle w:val="Heading2"/>
+        <w:rPr>
+          <w:bCs w:val="0"/>
+          <w:sz w:val="26"/>
+          <w:szCs w:val="26"/>
+          <w:lang w:val="en-US"/>
+        </w:rPr>
+      </w:pPr>
+    </w:p>
+    <w:p>
+      <w:pPr>
+        <w:pStyle w:val="Heading2"/>
+        <w:rPr>
+          <w:bCs w:val="0"/>
+          <w:sz w:val="26"/>
+          <w:szCs w:val="26"/>
+          <w:lang w:val="en-US"/>
+        </w:rPr>
+      </w:pPr>
+    </w:p>
+    <w:p>
+      <w:pPr>
+        <w:pStyle w:val="Heading2"/>
+        <w:rPr>
+          <w:bCs w:val="0"/>
+          <w:sz w:val="26"/>
+          <w:szCs w:val="26"/>
+          <w:lang w:val="en-US"/>
+        </w:rPr>
+      </w:pPr>
+    </w:p>
+    <w:p>
+      <w:pPr>
+        <w:pStyle w:val="Heading2"/>
+        <w:rPr>
+          <w:bCs w:val="0"/>
+          <w:sz w:val="26"/>
+          <w:szCs w:val="26"/>
+          <w:lang w:val="en-US"/>
+        </w:rPr>
+      </w:pPr>
+    </w:p>
+    <w:p>
+      <w:pPr>
+        <w:pStyle w:val="Heading2"/>
+        <w:rPr>
+          <w:bCs w:val="0"/>
+          <w:sz w:val="26"/>
+          <w:szCs w:val="26"/>
+          <w:lang w:val="en-US"/>
+        </w:rPr>
+      </w:pPr>
+    </w:p>
+    <w:p>
+      <w:pPr>
+        <w:pStyle w:val="Heading2"/>
+        <w:rPr>
+          <w:bCs w:val="0"/>
+          <w:sz w:val="26"/>
+          <w:szCs w:val="26"/>
+          <w:lang w:val="en-US"/>
+        </w:rPr>
+      </w:pPr>
+    </w:p>
+    <w:p>
+      <w:pPr>
+        <w:pStyle w:val="Heading2"/>
+        <w:rPr>
+          <w:bCs w:val="0"/>
+          <w:sz w:val="26"/>
+          <w:szCs w:val="26"/>
+          <w:lang w:val="en-US"/>
+        </w:rPr>
+      </w:pPr>
+    </w:p>
+    <w:p>
+      <w:pPr>
+        <w:pStyle w:val="Heading2"/>
+        <w:rPr>
+          <w:bCs w:val="0"/>
+          <w:sz w:val="26"/>
+          <w:szCs w:val="26"/>
+          <w:lang w:val="en-US"/>
+        </w:rPr>
+      </w:pPr>
+    </w:p>
+    <w:p>
+      <w:pPr>
+        <w:pStyle w:val="Heading2"/>
+        <w:rPr>
+          <w:bCs w:val="0"/>
+          <w:sz w:val="26"/>
+          <w:szCs w:val="26"/>
+          <w:lang w:val="en-US"/>
+        </w:rPr>
+      </w:pPr>
+    </w:p>
+    <w:p>
+      <w:pPr>
+        <w:pStyle w:val="Heading2"/>
+        <w:rPr>
+          <w:bCs w:val="0"/>
+          <w:sz w:val="26"/>
+          <w:szCs w:val="26"/>
+          <w:lang w:val="en-US"/>
+        </w:rPr>
+      </w:pPr>
+    </w:p>
+    <w:p>
+      <w:pPr>
+        <w:pStyle w:val="Heading2"/>
+        <w:rPr>
+          <w:bCs w:val="0"/>
+          <w:sz w:val="26"/>
+          <w:szCs w:val="26"/>
+          <w:lang w:val="en-US"/>
+        </w:rPr>
+      </w:pPr>
+    </w:p>
+    <w:p>
+      <w:pPr>
+        <w:pStyle w:val="Heading2"/>
+        <w:rPr>
+          <w:bCs w:val="0"/>
+          <w:sz w:val="26"/>
+          <w:szCs w:val="26"/>
+          <w:lang w:val="en-US"/>
+        </w:rPr>
+      </w:pPr>
+    </w:p>
+    <w:p>
+      <w:pPr>
+        <w:pStyle w:val="Heading2"/>
+        <w:rPr>
+          <w:bCs w:val="0"/>
+          <w:sz w:val="26"/>
+          <w:szCs w:val="26"/>
+          <w:lang w:val="en-US"/>
+        </w:rPr>
+      </w:pPr>
+    </w:p>
+    <w:p>
+      <w:pPr>
+        <w:pStyle w:val="Heading2"/>
+        <w:rPr>
+          <w:bCs w:val="0"/>
+          <w:sz w:val="26"/>
+          <w:szCs w:val="26"/>
+          <w:lang w:val="en-US"/>
+        </w:rPr>
+      </w:pPr>
+    </w:p>
+    <w:p>
+      <w:pPr>
+        <w:pStyle w:val="Heading2"/>
+        <w:rPr>
+          <w:bCs w:val="0"/>
+          <w:sz w:val="26"/>
+          <w:szCs w:val="26"/>
+          <w:lang w:val="en-US"/>
+        </w:rPr>
+      </w:pPr>
+    </w:p>
+    <w:p>
+      <w:pPr>
+        <w:pStyle w:val="Heading2"/>
+        <w:rPr>
+          <w:bCs w:val="0"/>
+          <w:sz w:val="26"/>
+          <w:szCs w:val="26"/>
+          <w:lang w:val="en-US"/>
+        </w:rPr>
+      </w:pPr>
+    </w:p>
+    <w:p>
+      <w:pPr>
+        <w:pStyle w:val="Heading2"/>
+        <w:rPr>
+          <w:bCs w:val="0"/>
+          <w:sz w:val="26"/>
+          <w:szCs w:val="26"/>
+          <w:lang w:val="en-US"/>
+        </w:rPr>
+      </w:pPr>
+    </w:p>
+    <w:p>
+      <w:pPr>
+        <w:pStyle w:val="Heading2"/>
+        <w:rPr>
+          <w:bCs w:val="0"/>
+          <w:sz w:val="26"/>
+          <w:szCs w:val="26"/>
+          <w:lang w:val="en-US"/>
+        </w:rPr>
+      </w:pPr>
+    </w:p>
+    <w:p>
+      <w:pPr>
+        <w:pStyle w:val="Heading2"/>
+        <w:rPr>
+          <w:bCs w:val="0"/>
+          <w:sz w:val="26"/>
+          <w:szCs w:val="26"/>
+          <w:lang w:val="en-US"/>
+        </w:rPr>
+      </w:pPr>
+    </w:p>
+    <w:p>
+      <w:pPr>
+        <w:pStyle w:val="Heading2"/>
+        <w:rPr>
+          <w:bCs w:val="0"/>
+          <w:sz w:val="26"/>
+          <w:szCs w:val="26"/>
+          <w:lang w:val="en-US"/>
+        </w:rPr>
+      </w:pPr>
+    </w:p>
+    <w:p>
+      <w:pPr>
+        <w:pStyle w:val="Heading2"/>
+        <w:rPr>
+          <w:bCs w:val="0"/>
+          <w:sz w:val="26"/>
+          <w:szCs w:val="26"/>
+          <w:lang w:val="en-US"/>
+        </w:rPr>
+      </w:pPr>
+    </w:p>
+    <w:p>
+      <w:pPr>
+        <w:pStyle w:val="Heading2"/>
+        <w:rPr>
+          <w:bCs w:val="0"/>
+          <w:sz w:val="26"/>
+          <w:szCs w:val="26"/>
+          <w:lang w:val="en-US"/>
+        </w:rPr>
+      </w:pPr>
+    </w:p>
+    <w:p>
+      <w:pPr>
+        <w:pStyle w:val="Heading2"/>
+        <w:rPr>
+          <w:bCs w:val="0"/>
+          <w:sz w:val="26"/>
+          <w:szCs w:val="26"/>
+          <w:lang w:val="en-US"/>
+        </w:rPr>
+      </w:pPr>
+    </w:p>
+    <w:p>
+      <w:pPr>
+        <w:pStyle w:val="Heading2"/>
+        <w:rPr>
+          <w:bCs w:val="0"/>
+          <w:sz w:val="26"/>
+          <w:szCs w:val="26"/>
+          <w:lang w:val="en-US"/>
+        </w:rPr>
+      </w:pPr>
+    </w:p>
+    <w:p>
+      <w:pPr>
+        <w:pStyle w:val="Heading2"/>
+        <w:rPr>
+          <w:bCs w:val="0"/>
+          <w:sz w:val="26"/>
+          <w:szCs w:val="26"/>
+          <w:lang w:val="en-US"/>
+        </w:rPr>
+      </w:pPr>
+    </w:p>
+    <w:p>
+      <w:pPr>
+        <w:pStyle w:val="Heading2"/>
+        <w:rPr>
+          <w:bCs w:val="0"/>
+          <w:sz w:val="26"/>
+          <w:szCs w:val="26"/>
+          <w:lang w:val="en-US"/>
+        </w:rPr>
+      </w:pPr>
+    </w:p>
+    <w:p>
+      <w:pPr>
+        <w:pStyle w:val="Heading2"/>
+        <w:rPr>
+          <w:bCs w:val="0"/>
+          <w:sz w:val="26"/>
+          <w:szCs w:val="26"/>
+          <w:lang w:val="en-US"/>
+        </w:rPr>
+      </w:pPr>
+    </w:p>
+    <w:p>
+      <w:pPr>
+        <w:pStyle w:val="Heading2"/>
+        <w:rPr>
+          <w:bCs w:val="0"/>
+          <w:sz w:val="26"/>
+          <w:szCs w:val="26"/>
+          <w:lang w:val="en-US"/>
+        </w:rPr>
+      </w:pPr>
+    </w:p>
+    <w:p>
+      <w:pPr>
+        <w:pStyle w:val="Heading2"/>
+        <w:rPr>
+          <w:bCs w:val="0"/>
+          <w:sz w:val="26"/>
+          <w:szCs w:val="26"/>
+          <w:lang w:val="en-US"/>
+        </w:rPr>
+      </w:pPr>
+    </w:p>
+    <w:p>
+      <w:pPr>
+        <w:pStyle w:val="Heading2"/>
+        <w:rPr>
+          <w:bCs w:val="0"/>
+          <w:sz w:val="26"/>
+          <w:szCs w:val="26"/>
+          <w:lang w:val="en-US"/>
+        </w:rPr>
+      </w:pPr>
+    </w:p>
+    <w:p>
+      <w:pPr>
+        <w:pStyle w:val="Heading2"/>
+        <w:rPr>
+          <w:bCs w:val="0"/>
+          <w:sz w:val="26"/>
+          <w:szCs w:val="26"/>
+          <w:lang w:val="en-US"/>
+        </w:rPr>
+      </w:pPr>
+    </w:p>
+    <w:p>
+      <w:pPr>
+        <w:pStyle w:val="Heading2"/>
+        <w:rPr>
+          <w:bCs w:val="0"/>
+          <w:sz w:val="26"/>
+          <w:szCs w:val="26"/>
+          <w:lang w:val="en-US"/>
+        </w:rPr>
+      </w:pPr>
+    </w:p>
+    <w:p>
+      <w:pPr>
+        <w:pStyle w:val="Heading2"/>
+        <w:rPr>
+          <w:bCs w:val="0"/>
+          <w:sz w:val="26"/>
+          <w:szCs w:val="26"/>
+          <w:lang w:val="en-US"/>
+        </w:rPr>
+      </w:pPr>
+    </w:p>
+    <w:p>
+      <w:pPr>
+        <w:pStyle w:val="Heading2"/>
+        <w:rPr>
+          <w:bCs w:val="0"/>
+          <w:sz w:val="26"/>
+          <w:szCs w:val="26"/>
+          <w:lang w:val="en-US"/>
+        </w:rPr>
+      </w:pPr>
+    </w:p>
+    <w:p>
+      <w:pPr>
+        <w:pStyle w:val="Heading2"/>
+        <w:rPr>
+          <w:bCs w:val="0"/>
+          <w:sz w:val="26"/>
+          <w:szCs w:val="26"/>
+          <w:lang w:val="en-US"/>
+        </w:rPr>
+      </w:pPr>
+    </w:p>
+    <w:p>
+      <w:pPr>
+        <w:pStyle w:val="Heading2"/>
+        <w:rPr>
+          <w:bCs w:val="0"/>
+          <w:sz w:val="26"/>
+          <w:szCs w:val="26"/>
+          <w:lang w:val="en-US"/>
+        </w:rPr>
+      </w:pPr>
+    </w:p>
+    <w:p>
+      <w:pPr>
+        <w:pStyle w:val="Heading2"/>
+        <w:rPr>
+          <w:bCs w:val="0"/>
+          <w:sz w:val="26"/>
+          <w:szCs w:val="26"/>
+          <w:lang w:val="en-US"/>
+        </w:rPr>
+      </w:pPr>
+    </w:p>
+    <w:p>
+      <w:pPr>
+        <w:pStyle w:val="Heading2"/>
+        <w:rPr>
+          <w:bCs w:val="0"/>
+          <w:sz w:val="26"/>
+          <w:szCs w:val="26"/>
+          <w:lang w:val="en-US"/>
+        </w:rPr>
+      </w:pPr>
+    </w:p>
+    <w:p>
+      <w:pPr>
+        <w:pStyle w:val="Heading2"/>
+        <w:rPr>
+          <w:bCs w:val="0"/>
+          <w:sz w:val="26"/>
+          <w:szCs w:val="26"/>
+          <w:lang w:val="en-US"/>
+        </w:rPr>
+      </w:pPr>
+    </w:p>
+    <w:p>
+      <w:pPr>
+        <w:pStyle w:val="Heading2"/>
+        <w:rPr>
+          <w:bCs w:val="0"/>
+          <w:sz w:val="26"/>
+          <w:szCs w:val="26"/>
+          <w:lang w:val="en-US"/>
+        </w:rPr>
+      </w:pPr>
+    </w:p>
+    <w:p>
+      <w:pPr>
+        <w:pStyle w:val="Heading2"/>
+        <w:rPr>
+          <w:bCs w:val="0"/>
+          <w:sz w:val="26"/>
+          <w:szCs w:val="26"/>
+          <w:lang w:val="en-US"/>
+        </w:rPr>
+      </w:pPr>
+    </w:p>
+    <w:p>
+      <w:pPr>
+        <w:pStyle w:val="Heading2"/>
+        <w:rPr>
+          <w:bCs w:val="0"/>
+          <w:sz w:val="26"/>
+          <w:szCs w:val="26"/>
+          <w:lang w:val="en-US"/>
+        </w:rPr>
+      </w:pPr>
+    </w:p>
+    <w:p>
+      <w:pPr>
+        <w:pStyle w:val="Heading2"/>
+        <w:rPr>
+          <w:bCs w:val="0"/>
+          <w:sz w:val="26"/>
+          <w:szCs w:val="26"/>
+          <w:lang w:val="en-US"/>
+        </w:rPr>
+      </w:pPr>
+    </w:p>
+    <w:p>
+      <w:pPr>
+        <w:pStyle w:val="Heading2"/>
+        <w:rPr>
+          <w:bCs w:val="0"/>
+          <w:sz w:val="26"/>
+          <w:szCs w:val="26"/>
+          <w:lang w:val="en-US"/>
+        </w:rPr>
+      </w:pPr>
+    </w:p>
+    <w:p>
+      <w:pPr>
+        <w:pStyle w:val="Heading2"/>
+        <w:rPr>
+          <w:bCs w:val="0"/>
+          <w:sz w:val="26"/>
+          <w:szCs w:val="26"/>
+          <w:lang w:val="en-US"/>
+        </w:rPr>
+      </w:pPr>
+    </w:p>
+    <w:p>
+      <w:pPr>
+        <w:pStyle w:val="Heading2"/>
+        <w:rPr>
+          <w:bCs w:val="0"/>
+          <w:sz w:val="26"/>
+          <w:szCs w:val="26"/>
+          <w:lang w:val="en-US"/>
+        </w:rPr>
+      </w:pPr>
+    </w:p>
+    <w:p>
+      <w:pPr>
+        <w:pStyle w:val="Heading2"/>
+        <w:rPr>
+          <w:bCs w:val="0"/>
+          <w:sz w:val="26"/>
+          <w:szCs w:val="26"/>
+          <w:lang w:val="en-US"/>
+        </w:rPr>
+      </w:pPr>
+    </w:p>
+    <w:p>
+      <w:pPr>
+        <w:pStyle w:val="Heading2"/>
+        <w:rPr>
+          <w:bCs w:val="0"/>
+          <w:sz w:val="26"/>
+          <w:szCs w:val="26"/>
+          <w:lang w:val="en-US"/>
+        </w:rPr>
+      </w:pPr>
+    </w:p>
+    <w:p>
+      <w:pPr>
+        <w:pStyle w:val="Heading2"/>
+        <w:rPr>
+          <w:bCs w:val="0"/>
+          <w:sz w:val="26"/>
+          <w:szCs w:val="26"/>
+          <w:lang w:val="en-US"/>
+        </w:rPr>
+      </w:pPr>
+    </w:p>
+    <w:p>
+      <w:pPr>
+        <w:pStyle w:val="Heading2"/>
+        <w:rPr>
+          <w:bCs w:val="0"/>
+          <w:sz w:val="26"/>
+          <w:szCs w:val="26"/>
+          <w:lang w:val="en-US"/>
+        </w:rPr>
+      </w:pPr>
+    </w:p>
+    <w:p>
+      <w:pPr>
+        <w:pStyle w:val="Heading2"/>
+        <w:rPr>
+          <w:bCs w:val="0"/>
+          <w:sz w:val="26"/>
+          <w:szCs w:val="26"/>
+          <w:lang w:val="en-US"/>
+        </w:rPr>
+      </w:pPr>
+    </w:p>
+    <w:p>
+      <w:pPr>
+        <w:pStyle w:val="Heading2"/>
+        <w:rPr>
+          <w:bCs w:val="0"/>
+          <w:sz w:val="26"/>
+          <w:szCs w:val="26"/>
+          <w:lang w:val="en-US"/>
+        </w:rPr>
+      </w:pPr>
+    </w:p>
+    <w:p>
+      <w:pPr>
+        <w:pStyle w:val="Heading2"/>
+        <w:rPr>
+          <w:bCs w:val="0"/>
+          <w:sz w:val="26"/>
+          <w:szCs w:val="26"/>
+          <w:lang w:val="en-US"/>
+        </w:rPr>
+      </w:pPr>
+    </w:p>
+    <w:p>
+      <w:pPr>
+        <w:pStyle w:val="Heading2"/>
+        <w:rPr>
+          <w:bCs w:val="0"/>
+          <w:sz w:val="26"/>
+          <w:szCs w:val="26"/>
+          <w:lang w:val="en-US"/>
+        </w:rPr>
+      </w:pPr>
+    </w:p>
+    <w:p>
+      <w:pPr>
+        <w:pStyle w:val="Heading2"/>
+        <w:rPr>
+          <w:bCs w:val="0"/>
+          <w:sz w:val="26"/>
+          <w:szCs w:val="26"/>
+          <w:lang w:val="en-US"/>
+        </w:rPr>
+      </w:pPr>
+    </w:p>
+    <w:p>
+      <w:pPr>
+        <w:pStyle w:val="Heading2"/>
+        <w:rPr>
+          <w:bCs w:val="0"/>
+          <w:sz w:val="26"/>
+          <w:szCs w:val="26"/>
+          <w:lang w:val="en-US"/>
+        </w:rPr>
+      </w:pPr>
+    </w:p>
+    <w:p>
+      <w:pPr>
+        <w:pStyle w:val="Heading2"/>
+        <w:rPr>
+          <w:bCs w:val="0"/>
+          <w:sz w:val="26"/>
+          <w:szCs w:val="26"/>
+          <w:lang w:val="en-US"/>
+        </w:rPr>
+      </w:pPr>
+    </w:p>
+    <w:p>
+      <w:pPr>
+        <w:pStyle w:val="Heading2"/>
+        <w:rPr>
+          <w:bCs w:val="0"/>
+          <w:sz w:val="26"/>
+          <w:szCs w:val="26"/>
+          <w:lang w:val="en-US"/>
+        </w:rPr>
+      </w:pPr>
+    </w:p>
+    <w:p>
+      <w:pPr>
+        <w:pStyle w:val="Heading2"/>
+        <w:rPr>
+          <w:bCs w:val="0"/>
+          <w:sz w:val="26"/>
+          <w:szCs w:val="26"/>
+          <w:lang w:val="en-US"/>
+        </w:rPr>
+      </w:pPr>
+    </w:p>
+    <w:p>
+      <w:pPr>
+        <w:pStyle w:val="Heading2"/>
+        <w:rPr>
+          <w:bCs w:val="0"/>
+          <w:sz w:val="26"/>
+          <w:szCs w:val="26"/>
+          <w:lang w:val="en-US"/>
+        </w:rPr>
+      </w:pPr>
+    </w:p>
+    <w:p>
+      <w:pPr>
+        <w:pStyle w:val="Heading2"/>
+        <w:rPr>
+          <w:bCs w:val="0"/>
+          <w:sz w:val="26"/>
+          <w:szCs w:val="26"/>
+          <w:lang w:val="en-US"/>
+        </w:rPr>
+      </w:pPr>
+    </w:p>
+    <w:p>
+      <w:pPr>
+        <w:pStyle w:val="Heading2"/>
+        <w:rPr>
+          <w:bCs w:val="0"/>
+          <w:sz w:val="26"/>
+          <w:szCs w:val="26"/>
+          <w:lang w:val="en-US"/>
+        </w:rPr>
+      </w:pPr>
+    </w:p>
+    <w:p>
+      <w:pPr>
+        <w:pStyle w:val="Heading2"/>
+        <w:rPr>
+          <w:bCs w:val="0"/>
+          <w:sz w:val="26"/>
+          <w:szCs w:val="26"/>
+          <w:lang w:val="en-US"/>
+        </w:rPr>
+      </w:pPr>
+    </w:p>
+    <w:p>
+      <w:pPr>
+        <w:pStyle w:val="Heading2"/>
+        <w:rPr>
+          <w:bCs w:val="0"/>
+          <w:sz w:val="26"/>
+          <w:szCs w:val="26"/>
+          <w:lang w:val="en-US"/>
+        </w:rPr>
+      </w:pPr>
+    </w:p>
+    <w:p>
+      <w:pPr>
+        <w:pStyle w:val="Heading2"/>
+        <w:rPr>
+          <w:bCs w:val="0"/>
+          <w:sz w:val="26"/>
+          <w:szCs w:val="26"/>
+          <w:lang w:val="en-US"/>
+        </w:rPr>
+      </w:pPr>
+    </w:p>
+    <w:p>
+      <w:pPr>
+        <w:pStyle w:val="Heading2"/>
+        <w:rPr>
+          <w:bCs w:val="0"/>
+          <w:sz w:val="26"/>
+          <w:szCs w:val="26"/>
+          <w:lang w:val="en-US"/>
+        </w:rPr>
+      </w:pPr>
+    </w:p>
+    <w:p>
+      <w:pPr>
+        <w:pStyle w:val="Heading2"/>
+        <w:rPr>
+          <w:bCs w:val="0"/>
+          <w:sz w:val="26"/>
+          <w:szCs w:val="26"/>
+          <w:lang w:val="en-US"/>
+        </w:rPr>
+      </w:pPr>
+    </w:p>
+    <w:p>
+      <w:pPr>
+        <w:pStyle w:val="Heading2"/>
+        <w:rPr>
+          <w:bCs w:val="0"/>
+          <w:sz w:val="26"/>
+          <w:szCs w:val="26"/>
+          <w:lang w:val="en-US"/>
+        </w:rPr>
+      </w:pPr>
+    </w:p>
+    <w:p>
+      <w:pPr>
+        <w:pStyle w:val="Heading2"/>
+        <w:rPr>
+          <w:bCs w:val="0"/>
+          <w:sz w:val="26"/>
+          <w:szCs w:val="26"/>
+          <w:lang w:val="en-US"/>
+        </w:rPr>
+      </w:pPr>
+    </w:p>
+    <w:p>
+      <w:pPr>
+        <w:pStyle w:val="Heading2"/>
+        <w:rPr>
+          <w:bCs w:val="0"/>
+          <w:sz w:val="26"/>
+          <w:szCs w:val="26"/>
+          <w:lang w:val="en-US"/>
+        </w:rPr>
+      </w:pPr>
+    </w:p>
+    <w:p>
+      <w:pPr>
+        <w:pStyle w:val="Heading2"/>
+        <w:rPr>
+          <w:bCs w:val="0"/>
+          <w:sz w:val="26"/>
+          <w:szCs w:val="26"/>
+          <w:lang w:val="en-US"/>
+        </w:rPr>
+      </w:pPr>
+    </w:p>
+    <w:p>
+      <w:pPr>
+        <w:pStyle w:val="Heading2"/>
+        <w:rPr>
+          <w:bCs w:val="0"/>
+          <w:sz w:val="26"/>
+          <w:szCs w:val="26"/>
+          <w:lang w:val="en-US"/>
+        </w:rPr>
+      </w:pPr>
+    </w:p>
+    <w:p>
+      <w:pPr>
+        <w:pStyle w:val="Heading2"/>
+        <w:rPr>
+          <w:bCs w:val="0"/>
+          <w:sz w:val="26"/>
+          <w:szCs w:val="26"/>
+          <w:lang w:val="en-US"/>
+        </w:rPr>
+      </w:pPr>
+    </w:p>
+    <w:p>
+      <w:pPr>
+        <w:pStyle w:val="Heading2"/>
+        <w:rPr>
+          <w:bCs w:val="0"/>
+          <w:sz w:val="26"/>
+          <w:szCs w:val="26"/>
+          <w:lang w:val="en-US"/>
+        </w:rPr>
+      </w:pPr>
+    </w:p>
+    <w:p>
+      <w:pPr>
+        <w:pStyle w:val="Heading2"/>
+        <w:rPr>
+          <w:bCs w:val="0"/>
+          <w:sz w:val="26"/>
+          <w:szCs w:val="26"/>
+          <w:lang w:val="en-US"/>
+        </w:rPr>
+      </w:pPr>
+    </w:p>
+    <w:p>
+      <w:pPr>
+        <w:pStyle w:val="Heading2"/>
+        <w:rPr>
+          <w:bCs w:val="0"/>
+          <w:sz w:val="26"/>
+          <w:szCs w:val="26"/>
+          <w:lang w:val="en-US"/>
+        </w:rPr>
+      </w:pPr>
+    </w:p>
+    <w:p>
+      <w:pPr>
+        <w:pStyle w:val="Heading2"/>
+        <w:rPr>
+          <w:bCs w:val="0"/>
+          <w:sz w:val="26"/>
+          <w:szCs w:val="26"/>
+          <w:lang w:val="en-US"/>
+        </w:rPr>
+      </w:pPr>
+    </w:p>
+    <w:p>
+      <w:pPr>
+        <w:pStyle w:val="Heading2"/>
+        <w:rPr>
+          <w:bCs w:val="0"/>
+          <w:sz w:val="26"/>
+          <w:szCs w:val="26"/>
+          <w:lang w:val="en-US"/>
+        </w:rPr>
+      </w:pPr>
+    </w:p>
+    <w:p>
+      <w:pPr>
+        <w:pStyle w:val="Heading2"/>
+        <w:rPr>
+          <w:bCs w:val="0"/>
+          <w:sz w:val="26"/>
+          <w:szCs w:val="26"/>
+          <w:lang w:val="en-US"/>
+        </w:rPr>
+      </w:pPr>
+    </w:p>
+    <w:p>
+      <w:pPr>
+        <w:pStyle w:val="Heading2"/>
+        <w:rPr>
+          <w:bCs w:val="0"/>
+          <w:sz w:val="26"/>
+          <w:szCs w:val="26"/>
+          <w:lang w:val="en-US"/>
+        </w:rPr>
+      </w:pPr>
+    </w:p>
+    <w:p>
+      <w:pPr>
+        <w:pStyle w:val="Heading2"/>
+        <w:rPr>
+          <w:bCs w:val="0"/>
+          <w:sz w:val="26"/>
+          <w:szCs w:val="26"/>
+          <w:lang w:val="en-US"/>
+        </w:rPr>
+      </w:pPr>
+    </w:p>
+    <w:p>
+      <w:pPr>
+        <w:pStyle w:val="Heading2"/>
+        <w:rPr>
+          <w:bCs w:val="0"/>
+          <w:sz w:val="26"/>
+          <w:szCs w:val="26"/>
+          <w:lang w:val="en-US"/>
+        </w:rPr>
+      </w:pPr>
+    </w:p>
+    <w:p>
+      <w:pPr>
+        <w:pStyle w:val="Heading2"/>
+        <w:rPr>
+          <w:bCs w:val="0"/>
+          <w:sz w:val="26"/>
+          <w:szCs w:val="26"/>
+          <w:lang w:val="en-US"/>
+        </w:rPr>
+      </w:pPr>
+    </w:p>
+    <w:p>
+      <w:pPr>
+        <w:pStyle w:val="Heading2"/>
+        <w:rPr>
+          <w:bCs w:val="0"/>
+          <w:sz w:val="26"/>
+          <w:szCs w:val="26"/>
+          <w:lang w:val="en-US"/>
+        </w:rPr>
+      </w:pPr>
+    </w:p>
+    <w:p>
+      <w:pPr>
+        <w:pStyle w:val="Heading2"/>
+        <w:rPr>
+          <w:bCs w:val="0"/>
+          <w:sz w:val="26"/>
+          <w:szCs w:val="26"/>
+          <w:lang w:val="en-US"/>
+        </w:rPr>
+      </w:pPr>
+    </w:p>
+    <w:p>
+      <w:pPr>
+        <w:pStyle w:val="Heading2"/>
+        <w:rPr>
+          <w:bCs w:val="0"/>
+          <w:sz w:val="26"/>
+          <w:szCs w:val="26"/>
+          <w:lang w:val="en-US"/>
+        </w:rPr>
+      </w:pPr>
+    </w:p>
+    <w:p>
+      <w:pPr>
+        <w:pStyle w:val="Heading2"/>
+        <w:rPr>
+          <w:bCs w:val="0"/>
+          <w:sz w:val="26"/>
+          <w:szCs w:val="26"/>
+          <w:lang w:val="en-US"/>
+        </w:rPr>
+      </w:pPr>
+    </w:p>
+    <w:p>
+      <w:pPr>
+        <w:pStyle w:val="Heading2"/>
+        <w:rPr>
+          <w:bCs w:val="0"/>
+          <w:sz w:val="26"/>
+          <w:szCs w:val="26"/>
+          <w:lang w:val="en-US"/>
+        </w:rPr>
+      </w:pPr>
+    </w:p>
+    <w:p>
+      <w:pPr>
+        <w:pStyle w:val="Heading2"/>
+        <w:rPr>
+          <w:bCs w:val="0"/>
+          <w:sz w:val="26"/>
+          <w:szCs w:val="26"/>
+          <w:lang w:val="en-US"/>
+        </w:rPr>
+      </w:pPr>
+    </w:p>
+    <w:p>
+      <w:pPr>
+        <w:pStyle w:val="Heading2"/>
+        <w:rPr>
+          <w:bCs w:val="0"/>
+          <w:sz w:val="26"/>
+          <w:szCs w:val="26"/>
+          <w:lang w:val="en-US"/>
+        </w:rPr>
+      </w:pPr>
+    </w:p>
+    <w:p>
+      <w:pPr>
+        <w:pStyle w:val="Heading2"/>
+        <w:rPr>
+          <w:bCs w:val="0"/>
+          <w:sz w:val="26"/>
+          <w:szCs w:val="26"/>
+          <w:lang w:val="en-US"/>
+        </w:rPr>
+      </w:pPr>
+    </w:p>
+    <w:p>
+      <w:pPr>
+        <w:pStyle w:val="Heading2"/>
+        <w:rPr>
+          <w:bCs w:val="0"/>
+          <w:sz w:val="26"/>
+          <w:szCs w:val="26"/>
+          <w:lang w:val="en-US"/>
+        </w:rPr>
+      </w:pPr>
+    </w:p>
+    <w:p>
+      <w:pPr>
+        <w:pStyle w:val="Heading2"/>
+        <w:rPr>
+          <w:bCs w:val="0"/>
+          <w:sz w:val="26"/>
+          <w:szCs w:val="26"/>
+          <w:lang w:val="en-US"/>
+        </w:rPr>
+      </w:pPr>
+    </w:p>
+    <w:p>
+      <w:pPr>
+        <w:pStyle w:val="Heading2"/>
+        <w:rPr>
+          <w:bCs w:val="0"/>
+          <w:sz w:val="26"/>
+          <w:szCs w:val="26"/>
+          <w:lang w:val="en-US"/>
+        </w:rPr>
+      </w:pPr>
+    </w:p>
+    <w:p>
+      <w:pPr>
+        <w:pStyle w:val="Heading2"/>
+        <w:rPr>
+          <w:bCs w:val="0"/>
+          <w:sz w:val="26"/>
+          <w:szCs w:val="26"/>
+          <w:lang w:val="en-US"/>
+        </w:rPr>
+      </w:pPr>
+    </w:p>
+    <w:p>
+      <w:pPr>
+        <w:pStyle w:val="Heading2"/>
+        <w:rPr>
+          <w:bCs w:val="0"/>
+          <w:sz w:val="26"/>
+          <w:szCs w:val="26"/>
+          <w:lang w:val="en-US"/>
+        </w:rPr>
+      </w:pPr>
+    </w:p>
+    <w:p>
+      <w:pPr>
+        <w:pStyle w:val="Heading2"/>
+        <w:rPr>
+          <w:bCs w:val="0"/>
+          <w:sz w:val="26"/>
+          <w:szCs w:val="26"/>
+          <w:lang w:val="en-US"/>
+        </w:rPr>
+      </w:pPr>
+    </w:p>
+    <w:p>
+      <w:pPr>
+        <w:pStyle w:val="Heading2"/>
+        <w:rPr>
+          <w:bCs w:val="0"/>
+          <w:sz w:val="26"/>
+          <w:szCs w:val="26"/>
+          <w:lang w:val="en-US"/>
+        </w:rPr>
+      </w:pPr>
+    </w:p>
+    <w:p>
+      <w:pPr>
+        <w:pStyle w:val="Heading2"/>
+        <w:rPr>
+          <w:bCs w:val="0"/>
+          <w:sz w:val="26"/>
+          <w:szCs w:val="26"/>
+          <w:lang w:val="en-US"/>
+        </w:rPr>
+      </w:pPr>
+    </w:p>
+    <w:p>
+      <w:pPr>
+        <w:pStyle w:val="Heading2"/>
+        <w:rPr>
+          <w:bCs w:val="0"/>
+          <w:sz w:val="26"/>
+          <w:szCs w:val="26"/>
+          <w:lang w:val="en-US"/>
+        </w:rPr>
+      </w:pPr>
+    </w:p>
+    <w:p>
+      <w:pPr>
+        <w:pStyle w:val="Heading2"/>
+        <w:rPr>
+          <w:bCs w:val="0"/>
+          <w:sz w:val="26"/>
+          <w:szCs w:val="26"/>
+          <w:lang w:val="en-US"/>
+        </w:rPr>
+      </w:pPr>
+    </w:p>
+    <w:p>
+      <w:pPr>
+        <w:pStyle w:val="Heading2"/>
+        <w:rPr>
+          <w:bCs w:val="0"/>
+          <w:sz w:val="26"/>
+          <w:szCs w:val="26"/>
+          <w:lang w:val="en-US"/>
+        </w:rPr>
+      </w:pPr>
+    </w:p>
+    <w:p>
+      <w:pPr>
+        <w:pStyle w:val="Heading2"/>
+        <w:rPr>
+          <w:bCs w:val="0"/>
+          <w:sz w:val="26"/>
+          <w:szCs w:val="26"/>
+          <w:lang w:val="en-US"/>
+        </w:rPr>
+      </w:pPr>
+    </w:p>
+    <w:p>
+      <w:pPr>
+        <w:pStyle w:val="Heading2"/>
+        <w:rPr>
+          <w:bCs w:val="0"/>
+          <w:sz w:val="26"/>
+          <w:szCs w:val="26"/>
+          <w:lang w:val="en-US"/>
+        </w:rPr>
+      </w:pPr>
+    </w:p>
+    <w:p>
+      <w:pPr>
+        <w:pStyle w:val="Heading2"/>
+        <w:rPr>
+          <w:bCs w:val="0"/>
+          <w:sz w:val="26"/>
+          <w:szCs w:val="26"/>
+          <w:lang w:val="en-US"/>
+        </w:rPr>
+      </w:pPr>
+    </w:p>
+    <w:p>
+      <w:pPr>
+        <w:pStyle w:val="Heading2"/>
+        <w:rPr>
+          <w:bCs w:val="0"/>
+          <w:sz w:val="26"/>
+          <w:szCs w:val="26"/>
+          <w:lang w:val="en-US"/>
+        </w:rPr>
+      </w:pPr>
+    </w:p>
+    <w:p>
+      <w:pPr>
+        <w:pStyle w:val="Heading2"/>
+        <w:rPr>
+          <w:bCs w:val="0"/>
+          <w:sz w:val="26"/>
+          <w:szCs w:val="26"/>
+          <w:lang w:val="en-US"/>
+        </w:rPr>
+      </w:pPr>
+    </w:p>
+    <w:p>
+      <w:pPr>
+        <w:pStyle w:val="Heading2"/>
+        <w:rPr>
+          <w:bCs w:val="0"/>
+          <w:sz w:val="26"/>
+          <w:szCs w:val="26"/>
+          <w:lang w:val="en-US"/>
+        </w:rPr>
+      </w:pPr>
+    </w:p>
+    <w:p>
+      <w:pPr>
+        <w:pStyle w:val="Heading2"/>
+        <w:rPr>
+          <w:bCs w:val="0"/>
+          <w:sz w:val="26"/>
+          <w:szCs w:val="26"/>
+          <w:lang w:val="en-US"/>
+        </w:rPr>
+      </w:pPr>
+    </w:p>
+    <w:p>
+      <w:pPr>
+        <w:pStyle w:val="Heading2"/>
+        <w:rPr>
+          <w:bCs w:val="0"/>
+          <w:sz w:val="26"/>
+          <w:szCs w:val="26"/>
+          <w:lang w:val="en-US"/>
+        </w:rPr>
+      </w:pPr>
+    </w:p>
+    <w:p>
+      <w:pPr>
+        <w:pStyle w:val="Heading2"/>
+        <w:rPr>
+          <w:bCs w:val="0"/>
+          <w:sz w:val="26"/>
+          <w:szCs w:val="26"/>
+          <w:lang w:val="en-US"/>
+        </w:rPr>
+      </w:pPr>
+    </w:p>
+    <w:p>
+      <w:pPr>
+        <w:pStyle w:val="Heading2"/>
+        <w:rPr>
+          <w:bCs w:val="0"/>
+          <w:sz w:val="26"/>
+          <w:szCs w:val="26"/>
+          <w:lang w:val="en-US"/>
+        </w:rPr>
+      </w:pPr>
+    </w:p>
+    <w:p>
+      <w:pPr>
+        <w:pStyle w:val="Heading2"/>
+        <w:rPr>
+          <w:bCs w:val="0"/>
+          <w:sz w:val="26"/>
+          <w:szCs w:val="26"/>
+          <w:lang w:val="en-US"/>
+        </w:rPr>
+      </w:pPr>
+    </w:p>
+    <w:p>
+      <w:pPr>
+        <w:pStyle w:val="Heading2"/>
+        <w:rPr>
+          <w:bCs w:val="0"/>
+          <w:sz w:val="26"/>
+          <w:szCs w:val="26"/>
+          <w:lang w:val="en-US"/>
+        </w:rPr>
+      </w:pPr>
+    </w:p>
+    <w:p>
+      <w:pPr>
+        <w:pStyle w:val="Heading2"/>
+        <w:rPr>
+          <w:bCs w:val="0"/>
+          <w:sz w:val="26"/>
+          <w:szCs w:val="26"/>
+          <w:lang w:val="en-US"/>
+        </w:rPr>
+      </w:pPr>
+    </w:p>
+    <w:p>
+      <w:pPr>
+        <w:pStyle w:val="Heading2"/>
+        <w:rPr>
+          <w:bCs w:val="0"/>
+          <w:sz w:val="26"/>
+          <w:szCs w:val="26"/>
+          <w:lang w:val="en-US"/>
+        </w:rPr>
+      </w:pPr>
+    </w:p>
+    <w:p>
+      <w:pPr>
+        <w:pStyle w:val="Heading2"/>
+        <w:rPr>
+          <w:bCs w:val="0"/>
+          <w:sz w:val="26"/>
+          <w:szCs w:val="26"/>
+          <w:lang w:val="en-US"/>
+        </w:rPr>
+      </w:pPr>
+    </w:p>
+    <w:p>
+      <w:pPr>
+        <w:pStyle w:val="Heading2"/>
+        <w:rPr>
+          <w:bCs w:val="0"/>
+          <w:sz w:val="26"/>
+          <w:szCs w:val="26"/>
+          <w:lang w:val="en-US"/>
+        </w:rPr>
+      </w:pPr>
+    </w:p>
+    <w:p>
+      <w:pPr>
+        <w:pStyle w:val="Heading2"/>
+        <w:rPr>
+          <w:bCs w:val="0"/>
+          <w:sz w:val="26"/>
+          <w:szCs w:val="26"/>
+          <w:lang w:val="en-US"/>
+        </w:rPr>
+      </w:pPr>
+    </w:p>
+    <w:p>
+      <w:pPr>
+        <w:pStyle w:val="Heading2"/>
+        <w:rPr>
+          <w:bCs w:val="0"/>
+          <w:sz w:val="26"/>
+          <w:szCs w:val="26"/>
+          <w:lang w:val="en-US"/>
+        </w:rPr>
+      </w:pPr>
+    </w:p>
+    <w:p>
+      <w:pPr>
+        <w:pStyle w:val="Heading2"/>
+        <w:rPr>
+          <w:bCs w:val="0"/>
+          <w:sz w:val="26"/>
+          <w:szCs w:val="26"/>
+        </w:rPr>
+      </w:pPr>
+      <w:r>
+        <w:rPr>
+          <w:bCs w:val="0"/>
+          <w:sz w:val="26"/>
+          <w:szCs w:val="26"/>
+        </w:rPr>
+        <w:lastRenderedPageBreak/>
         <w:t>2.3 Normalization Verification (1NF → 3NF/BCNF)</w:t>
       </w:r>
     </w:p>
@@ -4201,39 +12144,39 @@
         <w:pStyle w:val="ReportBody"/>
       </w:pPr>
       <w:r>
+        <w:t>Therefore, the reconciled database satisfies 3NF. Candidate BCNF relations also use candidate/surrogate keys so that non-key determinants are not introduced in the present model.</w:t>
+      </w:r>
+    </w:p>
+    <w:p>
+      <w:pPr>
+        <w:pStyle w:val="Heading11"/>
+        <w:rPr>
+          <w:bCs/>
+          <w:lang w:val="en-US"/>
+        </w:rPr>
+      </w:pPr>
+      <w:r>
+        <w:rPr>
+          <w:bCs/>
+          <w:lang w:val="en-US"/>
+        </w:rPr>
+        <w:t xml:space="preserve"> </w:t>
+      </w:r>
+    </w:p>
+    <w:p>
+      <w:pPr>
+        <w:pStyle w:val="ReportBody"/>
+      </w:pPr>
+      <w:r>
+        <w:t>The following data dictionary is rebuilt from the Phase 2 dictionary but aligned to the Phase 1 entity set and attribute names. The result is intended to be the single authoritative dictionary for the combined Phase 1 + Phase 2 report.</w:t>
+      </w:r>
+    </w:p>
+    <w:p>
+      <w:pPr>
+        <w:pStyle w:val="Heading3"/>
+      </w:pPr>
+      <w:r>
         <w:lastRenderedPageBreak/>
-        <w:t>Therefore, the reconciled database satisfies 3NF. Candidate BCNF relations also use candidate/surrogate keys so that non-key determinants are not introduced in the present model.</w:t>
-      </w:r>
-    </w:p>
-    <w:p>
-      <w:pPr>
-        <w:pStyle w:val="Heading11"/>
-        <w:rPr>
-          <w:bCs/>
-          <w:lang w:val="en-US"/>
-        </w:rPr>
-      </w:pPr>
-      <w:r>
-        <w:rPr>
-          <w:bCs/>
-          <w:lang w:val="en-US"/>
-        </w:rPr>
-        <w:t xml:space="preserve"> </w:t>
-      </w:r>
-    </w:p>
-    <w:p>
-      <w:pPr>
-        <w:pStyle w:val="ReportBody"/>
-      </w:pPr>
-      <w:r>
-        <w:t>The following data dictionary is rebuilt from the Phase 2 dictionary but aligned to the Phase 1 entity set and attribute names. The result is intended to be the single authoritative dictionary for the combined Phase 1 + Phase 2 report.</w:t>
-      </w:r>
-    </w:p>
-    <w:p>
-      <w:pPr>
-        <w:pStyle w:val="Heading3"/>
-      </w:pPr>
-      <w:r>
         <w:t>3.1 USER</w:t>
       </w:r>
     </w:p>
@@ -6098,7 +14041,6 @@
         <w:pStyle w:val="Heading3"/>
       </w:pPr>
       <w:r>
-        <w:lastRenderedPageBreak/>
         <w:t>3.5 FREELANCER_SKILL</w:t>
       </w:r>
     </w:p>
@@ -6479,6 +14421,7 @@
         <w:pStyle w:val="Heading3"/>
       </w:pPr>
       <w:r>
+        <w:lastRenderedPageBreak/>
         <w:t>3.6 JOB_CATEGORY</w:t>
       </w:r>
     </w:p>
@@ -8859,7 +16802,6 @@
               <w:rPr>
                 <w:sz w:val="16"/>
               </w:rPr>
-              <w:lastRenderedPageBreak/>
               <w:t>client_id</w:t>
             </w:r>
           </w:p>
@@ -9376,6 +17318,7 @@
         <w:pStyle w:val="Heading3"/>
       </w:pPr>
       <w:r>
+        <w:lastRenderedPageBreak/>
         <w:t>3.10 MILESTONE</w:t>
       </w:r>
     </w:p>
@@ -11118,7 +19061,6 @@
               <w:rPr>
                 <w:sz w:val="16"/>
               </w:rPr>
-              <w:lastRenderedPageBreak/>
               <w:t>reviewee_id</w:t>
             </w:r>
           </w:p>
@@ -11391,6 +19333,7 @@
         <w:rPr>
           <w:b w:val="0"/>
         </w:rPr>
+        <w:lastRenderedPageBreak/>
         <w:t>4.1 DDL Script (Tables, Views, Indexes, Triggers)</w:t>
       </w:r>
     </w:p>
@@ -11681,7 +19624,6 @@
                 <w:b/>
                 <w:bCs/>
               </w:rPr>
-              <w:lastRenderedPageBreak/>
               <w:t>TC-01</w:t>
             </w:r>
           </w:p>
@@ -11914,6 +19856,7 @@
                 <w:b/>
                 <w:bCs/>
               </w:rPr>
+              <w:lastRenderedPageBreak/>
               <w:t>TC-03</w:t>
             </w:r>
           </w:p>

--- a/Freelance_Marketplace_Ecosystem_G3.docx
+++ b/Freelance_Marketplace_Ecosystem_G3.docx
@@ -1,6 +1,6 @@
 
 <file path=word/document.xml><?xml version="1.0" encoding="utf-8"?>
-<w:document xmlns:wpc="http://schemas.microsoft.com/office/word/2010/wordprocessingCanvas" xmlns:cx="http://schemas.microsoft.com/office/drawing/2014/chartex" xmlns:cx1="http://schemas.microsoft.com/office/drawing/2015/9/8/chartex" xmlns:cx2="http://schemas.microsoft.com/office/drawing/2015/10/21/chartex" xmlns:cx3="http://schemas.microsoft.com/office/drawing/2016/5/9/chartex" xmlns:cx4="http://schemas.microsoft.com/office/drawing/2016/5/10/chartex" xmlns:cx5="http://schemas.microsoft.com/office/drawing/2016/5/11/chartex" xmlns:cx6="http://schemas.microsoft.com/office/drawing/2016/5/12/chartex" xmlns:cx7="http://schemas.microsoft.com/office/drawing/2016/5/13/chartex" xmlns:cx8="http://schemas.microsoft.com/office/drawing/2016/5/14/chartex" xmlns:mc="http://schemas.openxmlformats.org/markup-compatibility/2006" xmlns:aink="http://schemas.microsoft.com/office/drawing/2016/ink" xmlns:am3d="http://schemas.microsoft.com/office/drawing/2017/model3d" xmlns:o="urn:schemas-microsoft-com:office:office" xmlns:oel="http://schemas.microsoft.com/office/2019/extlst" xmlns:r="http://schemas.openxmlformats.org/officeDocument/2006/relationships" xmlns:m="http://schemas.openxmlformats.org/officeDocument/2006/math" xmlns:v="urn:schemas-microsoft-com:vml" xmlns:wp14="http://schemas.microsoft.com/office/word/2010/wordprocessingDrawing" xmlns:wp="http://schemas.openxmlformats.org/drawingml/2006/wordprocessingDrawing" xmlns:w10="urn:schemas-microsoft-com:office:word" xmlns:w="http://schemas.openxmlformats.org/wordprocessingml/2006/main" xmlns:w14="http://schemas.microsoft.com/office/word/2010/wordml" xmlns:w15="http://schemas.microsoft.com/office/word/2012/wordml" xmlns:w16cex="http://schemas.microsoft.com/office/word/2018/wordml/cex" xmlns:w16cid="http://schemas.microsoft.com/office/word/2016/wordml/cid" xmlns:w16="http://schemas.microsoft.com/office/word/2018/wordml" xmlns:w16du="http://schemas.microsoft.com/office/word/2023/wordml/word16du" xmlns:w16sdtdh="http://schemas.microsoft.com/office/word/2020/wordml/sdtdatahash" xmlns:w16sdtfl="http://schemas.microsoft.com/office/word/2024/wordml/sdtformatlock" xmlns:w16se="http://schemas.microsoft.com/office/word/2015/wordml/symex" xmlns:wpg="http://schemas.microsoft.com/office/word/2010/wordprocessingGroup" xmlns:wpi="http://schemas.microsoft.com/office/word/2010/wordprocessingInk" xmlns:wne="http://schemas.microsoft.com/office/word/2006/wordml" xmlns:wps="http://schemas.microsoft.com/office/word/2010/wordprocessingShape" mc:Ignorable="w14 w15 w16se w16cid w16 w16cex w16sdtdh w16sdtfl w16du wp14">
+<w:document xmlns:wpc="http://schemas.microsoft.com/office/word/2010/wordprocessingCanvas" xmlns:cx="http://schemas.microsoft.com/office/drawing/2014/chartex" xmlns:cx1="http://schemas.microsoft.com/office/drawing/2015/9/8/chartex" xmlns:cx2="http://schemas.microsoft.com/office/drawing/2015/10/21/chartex" xmlns:cx3="http://schemas.microsoft.com/office/drawing/2016/5/9/chartex" xmlns:cx4="http://schemas.microsoft.com/office/drawing/2016/5/10/chartex" xmlns:cx5="http://schemas.microsoft.com/office/drawing/2016/5/11/chartex" xmlns:cx6="http://schemas.microsoft.com/office/drawing/2016/5/12/chartex" xmlns:cx7="http://schemas.microsoft.com/office/drawing/2016/5/13/chartex" xmlns:cx8="http://schemas.microsoft.com/office/drawing/2016/5/14/chartex" xmlns:mc="http://schemas.openxmlformats.org/markup-compatibility/2006" xmlns:aink="http://schemas.microsoft.com/office/drawing/2016/ink" xmlns:am3d="http://schemas.microsoft.com/office/drawing/2017/model3d" xmlns:o="urn:schemas-microsoft-com:office:office" xmlns:oel="http://schemas.microsoft.com/office/2019/extlst" xmlns:r="http://schemas.openxmlformats.org/officeDocument/2006/relationships" xmlns:m="http://schemas.openxmlformats.org/officeDocument/2006/math" xmlns:v="urn:schemas-microsoft-com:vml" xmlns:wp14="http://schemas.microsoft.com/office/word/2010/wordprocessingDrawing" xmlns:wp="http://schemas.openxmlformats.org/drawingml/2006/wordprocessingDrawing" xmlns:w10="urn:schemas-microsoft-com:office:word" xmlns:w="http://schemas.openxmlformats.org/wordprocessingml/2006/main" xmlns:w14="http://schemas.microsoft.com/office/word/2010/wordml" xmlns:w15="http://schemas.microsoft.com/office/word/2012/wordml" xmlns:w16cex="http://schemas.microsoft.com/office/word/2018/wordml/cex" xmlns:w16cid="http://schemas.microsoft.com/office/word/2016/wordml/cid" xmlns:w16="http://schemas.microsoft.com/office/word/2018/wordml" xmlns:w16sdtdh="http://schemas.microsoft.com/office/word/2020/wordml/sdtdatahash" xmlns:w16se="http://schemas.microsoft.com/office/word/2015/wordml/symex" xmlns:wpg="http://schemas.microsoft.com/office/word/2010/wordprocessingGroup" xmlns:wpi="http://schemas.microsoft.com/office/word/2010/wordprocessingInk" xmlns:wne="http://schemas.microsoft.com/office/word/2006/wordml" xmlns:wps="http://schemas.microsoft.com/office/word/2010/wordprocessingShape" mc:Ignorable="w14 w15 w16se w16cid w16 w16cex w16sdtdh wp14">
   <w:body>
     <w:p>
       <w:pPr>
@@ -2531,7 +2531,21 @@
                 <w:rFonts w:cs="Times New Roman"/>
                 <w:sz w:val="20"/>
               </w:rPr>
-              <w:t>Stores PAYMENT and release information for MILESTONE.</w:t>
+              <w:t>Stores PAYMENT and release</w:t>
+            </w:r>
+            <w:r>
+              <w:rPr>
+                <w:rFonts w:cs="Times New Roman"/>
+                <w:sz w:val="20"/>
+              </w:rPr>
+              <w:t xml:space="preserve"> </w:t>
+            </w:r>
+            <w:r>
+              <w:rPr>
+                <w:rFonts w:cs="Times New Roman"/>
+                <w:sz w:val="20"/>
+              </w:rPr>
+              <w:t xml:space="preserve"> information for MILESTONE.</w:t>
             </w:r>
           </w:p>
         </w:tc>
@@ -24425,7 +24439,7 @@
 </file>
 
 <file path=word/endnotes.xml><?xml version="1.0" encoding="utf-8"?>
-<w:endnotes xmlns:wpc="http://schemas.microsoft.com/office/word/2010/wordprocessingCanvas" xmlns:cx="http://schemas.microsoft.com/office/drawing/2014/chartex" xmlns:cx1="http://schemas.microsoft.com/office/drawing/2015/9/8/chartex" xmlns:cx2="http://schemas.microsoft.com/office/drawing/2015/10/21/chartex" xmlns:cx3="http://schemas.microsoft.com/office/drawing/2016/5/9/chartex" xmlns:cx4="http://schemas.microsoft.com/office/drawing/2016/5/10/chartex" xmlns:cx5="http://schemas.microsoft.com/office/drawing/2016/5/11/chartex" xmlns:cx6="http://schemas.microsoft.com/office/drawing/2016/5/12/chartex" xmlns:cx7="http://schemas.microsoft.com/office/drawing/2016/5/13/chartex" xmlns:cx8="http://schemas.microsoft.com/office/drawing/2016/5/14/chartex" xmlns:mc="http://schemas.openxmlformats.org/markup-compatibility/2006" xmlns:aink="http://schemas.microsoft.com/office/drawing/2016/ink" xmlns:am3d="http://schemas.microsoft.com/office/drawing/2017/model3d" xmlns:o="urn:schemas-microsoft-com:office:office" xmlns:oel="http://schemas.microsoft.com/office/2019/extlst" xmlns:r="http://schemas.openxmlformats.org/officeDocument/2006/relationships" xmlns:m="http://schemas.openxmlformats.org/officeDocument/2006/math" xmlns:v="urn:schemas-microsoft-com:vml" xmlns:wp14="http://schemas.microsoft.com/office/word/2010/wordprocessingDrawing" xmlns:wp="http://schemas.openxmlformats.org/drawingml/2006/wordprocessingDrawing" xmlns:w10="urn:schemas-microsoft-com:office:word" xmlns:w="http://schemas.openxmlformats.org/wordprocessingml/2006/main" xmlns:w14="http://schemas.microsoft.com/office/word/2010/wordml" xmlns:w15="http://schemas.microsoft.com/office/word/2012/wordml" xmlns:w16cex="http://schemas.microsoft.com/office/word/2018/wordml/cex" xmlns:w16cid="http://schemas.microsoft.com/office/word/2016/wordml/cid" xmlns:w16="http://schemas.microsoft.com/office/word/2018/wordml" xmlns:w16du="http://schemas.microsoft.com/office/word/2023/wordml/word16du" xmlns:w16sdtdh="http://schemas.microsoft.com/office/word/2020/wordml/sdtdatahash" xmlns:w16sdtfl="http://schemas.microsoft.com/office/word/2024/wordml/sdtformatlock" xmlns:w16se="http://schemas.microsoft.com/office/word/2015/wordml/symex" xmlns:wpg="http://schemas.microsoft.com/office/word/2010/wordprocessingGroup" xmlns:wpi="http://schemas.microsoft.com/office/word/2010/wordprocessingInk" xmlns:wne="http://schemas.microsoft.com/office/word/2006/wordml" xmlns:wps="http://schemas.microsoft.com/office/word/2010/wordprocessingShape" mc:Ignorable="w14 w15 w16se w16cid w16 w16cex w16sdtdh w16sdtfl w16du wp14">
+<w:endnotes xmlns:wpc="http://schemas.microsoft.com/office/word/2010/wordprocessingCanvas" xmlns:cx="http://schemas.microsoft.com/office/drawing/2014/chartex" xmlns:cx1="http://schemas.microsoft.com/office/drawing/2015/9/8/chartex" xmlns:cx2="http://schemas.microsoft.com/office/drawing/2015/10/21/chartex" xmlns:cx3="http://schemas.microsoft.com/office/drawing/2016/5/9/chartex" xmlns:cx4="http://schemas.microsoft.com/office/drawing/2016/5/10/chartex" xmlns:cx5="http://schemas.microsoft.com/office/drawing/2016/5/11/chartex" xmlns:cx6="http://schemas.microsoft.com/office/drawing/2016/5/12/chartex" xmlns:cx7="http://schemas.microsoft.com/office/drawing/2016/5/13/chartex" xmlns:cx8="http://schemas.microsoft.com/office/drawing/2016/5/14/chartex" xmlns:mc="http://schemas.openxmlformats.org/markup-compatibility/2006" xmlns:aink="http://schemas.microsoft.com/office/drawing/2016/ink" xmlns:am3d="http://schemas.microsoft.com/office/drawing/2017/model3d" xmlns:o="urn:schemas-microsoft-com:office:office" xmlns:oel="http://schemas.microsoft.com/office/2019/extlst" xmlns:r="http://schemas.openxmlformats.org/officeDocument/2006/relationships" xmlns:m="http://schemas.openxmlformats.org/officeDocument/2006/math" xmlns:v="urn:schemas-microsoft-com:vml" xmlns:wp14="http://schemas.microsoft.com/office/word/2010/wordprocessingDrawing" xmlns:wp="http://schemas.openxmlformats.org/drawingml/2006/wordprocessingDrawing" xmlns:w10="urn:schemas-microsoft-com:office:word" xmlns:w="http://schemas.openxmlformats.org/wordprocessingml/2006/main" xmlns:w14="http://schemas.microsoft.com/office/word/2010/wordml" xmlns:w15="http://schemas.microsoft.com/office/word/2012/wordml" xmlns:w16cex="http://schemas.microsoft.com/office/word/2018/wordml/cex" xmlns:w16cid="http://schemas.microsoft.com/office/word/2016/wordml/cid" xmlns:w16="http://schemas.microsoft.com/office/word/2018/wordml" xmlns:w16sdtdh="http://schemas.microsoft.com/office/word/2020/wordml/sdtdatahash" xmlns:w16se="http://schemas.microsoft.com/office/word/2015/wordml/symex" xmlns:wpg="http://schemas.microsoft.com/office/word/2010/wordprocessingGroup" xmlns:wpi="http://schemas.microsoft.com/office/word/2010/wordprocessingInk" xmlns:wne="http://schemas.microsoft.com/office/word/2006/wordml" xmlns:wps="http://schemas.microsoft.com/office/word/2010/wordprocessingShape" mc:Ignorable="w14 w15 w16se w16cid w16 w16cex w16sdtdh wp14">
   <w:endnote w:type="separator" w:id="-1">
     <w:p>
       <w:r>
@@ -24444,7 +24458,7 @@
 </file>
 
 <file path=word/footnotes.xml><?xml version="1.0" encoding="utf-8"?>
-<w:footnotes xmlns:wpc="http://schemas.microsoft.com/office/word/2010/wordprocessingCanvas" xmlns:cx="http://schemas.microsoft.com/office/drawing/2014/chartex" xmlns:cx1="http://schemas.microsoft.com/office/drawing/2015/9/8/chartex" xmlns:cx2="http://schemas.microsoft.com/office/drawing/2015/10/21/chartex" xmlns:cx3="http://schemas.microsoft.com/office/drawing/2016/5/9/chartex" xmlns:cx4="http://schemas.microsoft.com/office/drawing/2016/5/10/chartex" xmlns:cx5="http://schemas.microsoft.com/office/drawing/2016/5/11/chartex" xmlns:cx6="http://schemas.microsoft.com/office/drawing/2016/5/12/chartex" xmlns:cx7="http://schemas.microsoft.com/office/drawing/2016/5/13/chartex" xmlns:cx8="http://schemas.microsoft.com/office/drawing/2016/5/14/chartex" xmlns:mc="http://schemas.openxmlformats.org/markup-compatibility/2006" xmlns:aink="http://schemas.microsoft.com/office/drawing/2016/ink" xmlns:am3d="http://schemas.microsoft.com/office/drawing/2017/model3d" xmlns:o="urn:schemas-microsoft-com:office:office" xmlns:oel="http://schemas.microsoft.com/office/2019/extlst" xmlns:r="http://schemas.openxmlformats.org/officeDocument/2006/relationships" xmlns:m="http://schemas.openxmlformats.org/officeDocument/2006/math" xmlns:v="urn:schemas-microsoft-com:vml" xmlns:wp14="http://schemas.microsoft.com/office/word/2010/wordprocessingDrawing" xmlns:wp="http://schemas.openxmlformats.org/drawingml/2006/wordprocessingDrawing" xmlns:w10="urn:schemas-microsoft-com:office:word" xmlns:w="http://schemas.openxmlformats.org/wordprocessingml/2006/main" xmlns:w14="http://schemas.microsoft.com/office/word/2010/wordml" xmlns:w15="http://schemas.microsoft.com/office/word/2012/wordml" xmlns:w16cex="http://schemas.microsoft.com/office/word/2018/wordml/cex" xmlns:w16cid="http://schemas.microsoft.com/office/word/2016/wordml/cid" xmlns:w16="http://schemas.microsoft.com/office/word/2018/wordml" xmlns:w16du="http://schemas.microsoft.com/office/word/2023/wordml/word16du" xmlns:w16sdtdh="http://schemas.microsoft.com/office/word/2020/wordml/sdtdatahash" xmlns:w16sdtfl="http://schemas.microsoft.com/office/word/2024/wordml/sdtformatlock" xmlns:w16se="http://schemas.microsoft.com/office/word/2015/wordml/symex" xmlns:wpg="http://schemas.microsoft.com/office/word/2010/wordprocessingGroup" xmlns:wpi="http://schemas.microsoft.com/office/word/2010/wordprocessingInk" xmlns:wne="http://schemas.microsoft.com/office/word/2006/wordml" xmlns:wps="http://schemas.microsoft.com/office/word/2010/wordprocessingShape" mc:Ignorable="w14 w15 w16se w16cid w16 w16cex w16sdtdh w16sdtfl w16du wp14">
+<w:footnotes xmlns:wpc="http://schemas.microsoft.com/office/word/2010/wordprocessingCanvas" xmlns:cx="http://schemas.microsoft.com/office/drawing/2014/chartex" xmlns:cx1="http://schemas.microsoft.com/office/drawing/2015/9/8/chartex" xmlns:cx2="http://schemas.microsoft.com/office/drawing/2015/10/21/chartex" xmlns:cx3="http://schemas.microsoft.com/office/drawing/2016/5/9/chartex" xmlns:cx4="http://schemas.microsoft.com/office/drawing/2016/5/10/chartex" xmlns:cx5="http://schemas.microsoft.com/office/drawing/2016/5/11/chartex" xmlns:cx6="http://schemas.microsoft.com/office/drawing/2016/5/12/chartex" xmlns:cx7="http://schemas.microsoft.com/office/drawing/2016/5/13/chartex" xmlns:cx8="http://schemas.microsoft.com/office/drawing/2016/5/14/chartex" xmlns:mc="http://schemas.openxmlformats.org/markup-compatibility/2006" xmlns:aink="http://schemas.microsoft.com/office/drawing/2016/ink" xmlns:am3d="http://schemas.microsoft.com/office/drawing/2017/model3d" xmlns:o="urn:schemas-microsoft-com:office:office" xmlns:oel="http://schemas.microsoft.com/office/2019/extlst" xmlns:r="http://schemas.openxmlformats.org/officeDocument/2006/relationships" xmlns:m="http://schemas.openxmlformats.org/officeDocument/2006/math" xmlns:v="urn:schemas-microsoft-com:vml" xmlns:wp14="http://schemas.microsoft.com/office/word/2010/wordprocessingDrawing" xmlns:wp="http://schemas.openxmlformats.org/drawingml/2006/wordprocessingDrawing" xmlns:w10="urn:schemas-microsoft-com:office:word" xmlns:w="http://schemas.openxmlformats.org/wordprocessingml/2006/main" xmlns:w14="http://schemas.microsoft.com/office/word/2010/wordml" xmlns:w15="http://schemas.microsoft.com/office/word/2012/wordml" xmlns:w16cex="http://schemas.microsoft.com/office/word/2018/wordml/cex" xmlns:w16cid="http://schemas.microsoft.com/office/word/2016/wordml/cid" xmlns:w16="http://schemas.microsoft.com/office/word/2018/wordml" xmlns:w16sdtdh="http://schemas.microsoft.com/office/word/2020/wordml/sdtdatahash" xmlns:w16se="http://schemas.microsoft.com/office/word/2015/wordml/symex" xmlns:wpg="http://schemas.microsoft.com/office/word/2010/wordprocessingGroup" xmlns:wpi="http://schemas.microsoft.com/office/word/2010/wordprocessingInk" xmlns:wne="http://schemas.microsoft.com/office/word/2006/wordml" xmlns:wps="http://schemas.microsoft.com/office/word/2010/wordprocessingShape" mc:Ignorable="w14 w15 w16se w16cid w16 w16cex w16sdtdh wp14">
   <w:footnote w:type="separator" w:id="-1">
     <w:p>
       <w:r>
@@ -24463,7 +24477,7 @@
 </file>
 
 <file path=word/numbering.xml><?xml version="1.0" encoding="utf-8"?>
-<w:numbering xmlns:wpc="http://schemas.microsoft.com/office/word/2010/wordprocessingCanvas" xmlns:cx="http://schemas.microsoft.com/office/drawing/2014/chartex" xmlns:cx1="http://schemas.microsoft.com/office/drawing/2015/9/8/chartex" xmlns:cx2="http://schemas.microsoft.com/office/drawing/2015/10/21/chartex" xmlns:cx3="http://schemas.microsoft.com/office/drawing/2016/5/9/chartex" xmlns:cx4="http://schemas.microsoft.com/office/drawing/2016/5/10/chartex" xmlns:cx5="http://schemas.microsoft.com/office/drawing/2016/5/11/chartex" xmlns:cx6="http://schemas.microsoft.com/office/drawing/2016/5/12/chartex" xmlns:cx7="http://schemas.microsoft.com/office/drawing/2016/5/13/chartex" xmlns:cx8="http://schemas.microsoft.com/office/drawing/2016/5/14/chartex" xmlns:mc="http://schemas.openxmlformats.org/markup-compatibility/2006" xmlns:aink="http://schemas.microsoft.com/office/drawing/2016/ink" xmlns:am3d="http://schemas.microsoft.com/office/drawing/2017/model3d" xmlns:o="urn:schemas-microsoft-com:office:office" xmlns:oel="http://schemas.microsoft.com/office/2019/extlst" xmlns:r="http://schemas.openxmlformats.org/officeDocument/2006/relationships" xmlns:m="http://schemas.openxmlformats.org/officeDocument/2006/math" xmlns:v="urn:schemas-microsoft-com:vml" xmlns:wp14="http://schemas.microsoft.com/office/word/2010/wordprocessingDrawing" xmlns:wp="http://schemas.openxmlformats.org/drawingml/2006/wordprocessingDrawing" xmlns:w10="urn:schemas-microsoft-com:office:word" xmlns:w="http://schemas.openxmlformats.org/wordprocessingml/2006/main" xmlns:w14="http://schemas.microsoft.com/office/word/2010/wordml" xmlns:w15="http://schemas.microsoft.com/office/word/2012/wordml" xmlns:w16cex="http://schemas.microsoft.com/office/word/2018/wordml/cex" xmlns:w16cid="http://schemas.microsoft.com/office/word/2016/wordml/cid" xmlns:w16="http://schemas.microsoft.com/office/word/2018/wordml" xmlns:w16du="http://schemas.microsoft.com/office/word/2023/wordml/word16du" xmlns:w16sdtdh="http://schemas.microsoft.com/office/word/2020/wordml/sdtdatahash" xmlns:w16sdtfl="http://schemas.microsoft.com/office/word/2024/wordml/sdtformatlock" xmlns:w16se="http://schemas.microsoft.com/office/word/2015/wordml/symex" xmlns:wpg="http://schemas.microsoft.com/office/word/2010/wordprocessingGroup" xmlns:wpi="http://schemas.microsoft.com/office/word/2010/wordprocessingInk" xmlns:wne="http://schemas.microsoft.com/office/word/2006/wordml" xmlns:wps="http://schemas.microsoft.com/office/word/2010/wordprocessingShape" mc:Ignorable="w14 w15 w16se w16cid w16 w16cex w16sdtdh w16sdtfl w16du wp14">
+<w:numbering xmlns:wpc="http://schemas.microsoft.com/office/word/2010/wordprocessingCanvas" xmlns:cx="http://schemas.microsoft.com/office/drawing/2014/chartex" xmlns:cx1="http://schemas.microsoft.com/office/drawing/2015/9/8/chartex" xmlns:cx2="http://schemas.microsoft.com/office/drawing/2015/10/21/chartex" xmlns:cx3="http://schemas.microsoft.com/office/drawing/2016/5/9/chartex" xmlns:cx4="http://schemas.microsoft.com/office/drawing/2016/5/10/chartex" xmlns:cx5="http://schemas.microsoft.com/office/drawing/2016/5/11/chartex" xmlns:cx6="http://schemas.microsoft.com/office/drawing/2016/5/12/chartex" xmlns:cx7="http://schemas.microsoft.com/office/drawing/2016/5/13/chartex" xmlns:cx8="http://schemas.microsoft.com/office/drawing/2016/5/14/chartex" xmlns:mc="http://schemas.openxmlformats.org/markup-compatibility/2006" xmlns:aink="http://schemas.microsoft.com/office/drawing/2016/ink" xmlns:am3d="http://schemas.microsoft.com/office/drawing/2017/model3d" xmlns:o="urn:schemas-microsoft-com:office:office" xmlns:oel="http://schemas.microsoft.com/office/2019/extlst" xmlns:r="http://schemas.openxmlformats.org/officeDocument/2006/relationships" xmlns:m="http://schemas.openxmlformats.org/officeDocument/2006/math" xmlns:v="urn:schemas-microsoft-com:vml" xmlns:wp14="http://schemas.microsoft.com/office/word/2010/wordprocessingDrawing" xmlns:wp="http://schemas.openxmlformats.org/drawingml/2006/wordprocessingDrawing" xmlns:w10="urn:schemas-microsoft-com:office:word" xmlns:w="http://schemas.openxmlformats.org/wordprocessingml/2006/main" xmlns:w14="http://schemas.microsoft.com/office/word/2010/wordml" xmlns:w15="http://schemas.microsoft.com/office/word/2012/wordml" xmlns:w16cex="http://schemas.microsoft.com/office/word/2018/wordml/cex" xmlns:w16cid="http://schemas.microsoft.com/office/word/2016/wordml/cid" xmlns:w16="http://schemas.microsoft.com/office/word/2018/wordml" xmlns:w16sdtdh="http://schemas.microsoft.com/office/word/2020/wordml/sdtdatahash" xmlns:w16se="http://schemas.microsoft.com/office/word/2015/wordml/symex" xmlns:wpg="http://schemas.microsoft.com/office/word/2010/wordprocessingGroup" xmlns:wpi="http://schemas.microsoft.com/office/word/2010/wordprocessingInk" xmlns:wne="http://schemas.microsoft.com/office/word/2006/wordml" xmlns:wps="http://schemas.microsoft.com/office/word/2010/wordprocessingShape" mc:Ignorable="w14 w15 w16se w16cid w16 w16cex w16sdtdh wp14">
   <w:abstractNum w:abstractNumId="0" w15:restartNumberingAfterBreak="0">
     <w:nsid w:val="0000A991"/>
     <w:multiLevelType w:val="multilevel"/>
@@ -25263,7 +25277,7 @@
 </file>
 
 <file path=word/styles.xml><?xml version="1.0" encoding="utf-8"?>
-<w:styles xmlns:mc="http://schemas.openxmlformats.org/markup-compatibility/2006" xmlns:r="http://schemas.openxmlformats.org/officeDocument/2006/relationships" xmlns:w="http://schemas.openxmlformats.org/wordprocessingml/2006/main" xmlns:w14="http://schemas.microsoft.com/office/word/2010/wordml" xmlns:w15="http://schemas.microsoft.com/office/word/2012/wordml" xmlns:w16cex="http://schemas.microsoft.com/office/word/2018/wordml/cex" xmlns:w16cid="http://schemas.microsoft.com/office/word/2016/wordml/cid" xmlns:w16="http://schemas.microsoft.com/office/word/2018/wordml" xmlns:w16du="http://schemas.microsoft.com/office/word/2023/wordml/word16du" xmlns:w16sdtdh="http://schemas.microsoft.com/office/word/2020/wordml/sdtdatahash" xmlns:w16sdtfl="http://schemas.microsoft.com/office/word/2024/wordml/sdtformatlock" xmlns:w16se="http://schemas.microsoft.com/office/word/2015/wordml/symex" mc:Ignorable="w14 w15 w16se w16cid w16 w16cex w16sdtdh w16sdtfl w16du">
+<w:styles xmlns:mc="http://schemas.openxmlformats.org/markup-compatibility/2006" xmlns:r="http://schemas.openxmlformats.org/officeDocument/2006/relationships" xmlns:w="http://schemas.openxmlformats.org/wordprocessingml/2006/main" xmlns:w14="http://schemas.microsoft.com/office/word/2010/wordml" xmlns:w15="http://schemas.microsoft.com/office/word/2012/wordml" xmlns:w16cex="http://schemas.microsoft.com/office/word/2018/wordml/cex" xmlns:w16cid="http://schemas.microsoft.com/office/word/2016/wordml/cid" xmlns:w16="http://schemas.microsoft.com/office/word/2018/wordml" xmlns:w16sdtdh="http://schemas.microsoft.com/office/word/2020/wordml/sdtdatahash" xmlns:w16se="http://schemas.microsoft.com/office/word/2015/wordml/symex" mc:Ignorable="w14 w15 w16se w16cid w16 w16cex w16sdtdh">
   <w:docDefaults>
     <w:rPrDefault>
       <w:rPr>
@@ -25701,6 +25715,7 @@
   <w:style w:type="character" w:default="1" w:styleId="DefaultParagraphFont">
     <w:name w:val="Default Paragraph Font"/>
     <w:uiPriority w:val="1"/>
+    <w:semiHidden/>
     <w:unhideWhenUsed/>
   </w:style>
   <w:style w:type="table" w:default="1" w:styleId="TableNormal">

--- a/Freelance_Marketplace_Ecosystem_G3.docx
+++ b/Freelance_Marketplace_Ecosystem_G3.docx
@@ -3314,7 +3314,21 @@
                 <w:rFonts w:cs="Times New Roman"/>
                 <w:sz w:val="20"/>
               </w:rPr>
-              <w:t>One CLIENT can have many CONTRACT records.</w:t>
+              <w:t>One CLIENT can have many CONTRACT</w:t>
+            </w:r>
+            <w:r>
+              <w:rPr>
+                <w:rFonts w:cs="Times New Roman"/>
+                <w:sz w:val="20"/>
+              </w:rPr>
+              <w:t xml:space="preserve"> </w:t>
+            </w:r>
+            <w:r>
+              <w:rPr>
+                <w:rFonts w:cs="Times New Roman"/>
+                <w:sz w:val="20"/>
+              </w:rPr>
+              <w:t xml:space="preserve"> records.</w:t>
             </w:r>
           </w:p>
         </w:tc>

--- a/Freelance_Marketplace_Ecosystem_G3.docx
+++ b/Freelance_Marketplace_Ecosystem_G3.docx
@@ -23785,7 +23785,13 @@
         <w:pStyle w:val="ReportBody"/>
       </w:pPr>
       <w:r>
-        <w:t>To be completed in the implementation phase. The final DDL must implement the reconciled logical schema above.</w:t>
+        <w:t xml:space="preserve">To be completed in the implementation </w:t>
+      </w:r>
+      <w:r>
+        <w:t xml:space="preserve"> </w:t>
+      </w:r>
+      <w:r>
+        <w:t>phase. The final DDL must implement the reconciled logical schema above.</w:t>
       </w:r>
     </w:p>
     <w:p>

--- a/Freelance_Marketplace_Ecosystem_G3.docx
+++ b/Freelance_Marketplace_Ecosystem_G3.docx
@@ -1428,7 +1428,6 @@
         <w:spacing w:before="120" w:after="60"/>
         <w:rPr>
           <w:rFonts w:cs="Times New Roman"/>
-          <w:lang w:val="en-US"/>
         </w:rPr>
       </w:pPr>
       <w:r>
@@ -1470,43 +1469,6 @@
           <w:rFonts w:cs="Times New Roman"/>
         </w:rPr>
         <w:t>.</w:t>
-      </w:r>
-    </w:p>
-    <w:p>
-      <w:pPr>
-        <w:pStyle w:val="Heading3"/>
-        <w:spacing w:before="120" w:after="60"/>
-        <w:rPr>
-          <w:rFonts w:cs="Times New Roman"/>
-          <w:lang w:val="en-US"/>
-        </w:rPr>
-      </w:pPr>
-      <w:r>
-        <w:rPr>
-          <w:rFonts w:cs="Times New Roman"/>
-          <w:lang w:val="en-US"/>
-        </w:rPr>
-        <w:tab/>
-        <w:t>Record</w:t>
-      </w:r>
-      <w:r>
-        <w:rPr>
-          <w:rFonts w:cs="Times New Roman"/>
-        </w:rPr>
-        <w:t xml:space="preserve"> Payment Release associated</w:t>
-      </w:r>
-      <w:r>
-        <w:rPr>
-          <w:rFonts w:cs="Times New Roman"/>
-          <w:lang w:val="en-US"/>
-        </w:rPr>
-        <w:t xml:space="preserve"> with</w:t>
-      </w:r>
-      <w:r>
-        <w:rPr>
-          <w:rFonts w:cs="Times New Roman"/>
-        </w:rPr>
-        <w:t xml:space="preserve"> Milestone.</w:t>
       </w:r>
     </w:p>
     <w:p>
@@ -4134,7 +4096,7 @@
         </w:trPr>
         <w:tc>
           <w:tcPr>
-            <w:tcW w:w="1567" w:type="dxa"/>
+            <w:tcW w:w="1553" w:type="dxa"/>
             <w:vAlign w:val="center"/>
           </w:tcPr>
           <w:p>
@@ -4149,7 +4111,7 @@
         </w:tc>
         <w:tc>
           <w:tcPr>
-            <w:tcW w:w="1567" w:type="dxa"/>
+            <w:tcW w:w="1558" w:type="dxa"/>
             <w:vAlign w:val="center"/>
           </w:tcPr>
           <w:p>
@@ -4164,7 +4126,7 @@
         </w:tc>
         <w:tc>
           <w:tcPr>
-            <w:tcW w:w="1567" w:type="dxa"/>
+            <w:tcW w:w="1539" w:type="dxa"/>
             <w:vAlign w:val="center"/>
           </w:tcPr>
           <w:p>
@@ -4179,7 +4141,7 @@
         </w:tc>
         <w:tc>
           <w:tcPr>
-            <w:tcW w:w="1567" w:type="dxa"/>
+            <w:tcW w:w="1542" w:type="dxa"/>
             <w:vAlign w:val="center"/>
           </w:tcPr>
           <w:p>
@@ -4194,7 +4156,7 @@
         </w:tc>
         <w:tc>
           <w:tcPr>
-            <w:tcW w:w="1567" w:type="dxa"/>
+            <w:tcW w:w="1674" w:type="dxa"/>
             <w:vAlign w:val="center"/>
           </w:tcPr>
           <w:p>
@@ -4209,7 +4171,7 @@
         </w:tc>
         <w:tc>
           <w:tcPr>
-            <w:tcW w:w="1567" w:type="dxa"/>
+            <w:tcW w:w="1539" w:type="dxa"/>
             <w:vAlign w:val="center"/>
           </w:tcPr>
           <w:p>
@@ -4226,7 +4188,7 @@
       <w:tr>
         <w:tc>
           <w:tcPr>
-            <w:tcW w:w="1567" w:type="dxa"/>
+            <w:tcW w:w="1553" w:type="dxa"/>
             <w:vAlign w:val="center"/>
           </w:tcPr>
           <w:p>
@@ -4240,7 +4202,7 @@
         </w:tc>
         <w:tc>
           <w:tcPr>
-            <w:tcW w:w="1567" w:type="dxa"/>
+            <w:tcW w:w="1558" w:type="dxa"/>
             <w:vAlign w:val="center"/>
           </w:tcPr>
           <w:p>
@@ -4254,7 +4216,7 @@
         </w:tc>
         <w:tc>
           <w:tcPr>
-            <w:tcW w:w="1567" w:type="dxa"/>
+            <w:tcW w:w="1539" w:type="dxa"/>
             <w:vAlign w:val="center"/>
           </w:tcPr>
           <w:p>
@@ -4268,7 +4230,7 @@
         </w:tc>
         <w:tc>
           <w:tcPr>
-            <w:tcW w:w="1567" w:type="dxa"/>
+            <w:tcW w:w="1542" w:type="dxa"/>
             <w:vAlign w:val="center"/>
           </w:tcPr>
           <w:p>
@@ -4282,7 +4244,7 @@
         </w:tc>
         <w:tc>
           <w:tcPr>
-            <w:tcW w:w="1567" w:type="dxa"/>
+            <w:tcW w:w="1674" w:type="dxa"/>
             <w:vAlign w:val="center"/>
           </w:tcPr>
           <w:p>
@@ -4296,7 +4258,7 @@
         </w:tc>
         <w:tc>
           <w:tcPr>
-            <w:tcW w:w="1567" w:type="dxa"/>
+            <w:tcW w:w="1539" w:type="dxa"/>
             <w:vAlign w:val="center"/>
           </w:tcPr>
           <w:p>
@@ -4312,7 +4274,7 @@
       <w:tr>
         <w:tc>
           <w:tcPr>
-            <w:tcW w:w="1567" w:type="dxa"/>
+            <w:tcW w:w="1553" w:type="dxa"/>
             <w:vAlign w:val="center"/>
           </w:tcPr>
           <w:p>
@@ -4327,7 +4289,7 @@
         </w:tc>
         <w:tc>
           <w:tcPr>
-            <w:tcW w:w="1567" w:type="dxa"/>
+            <w:tcW w:w="1558" w:type="dxa"/>
             <w:vAlign w:val="center"/>
           </w:tcPr>
           <w:p>
@@ -4341,7 +4303,7 @@
         </w:tc>
         <w:tc>
           <w:tcPr>
-            <w:tcW w:w="1567" w:type="dxa"/>
+            <w:tcW w:w="1539" w:type="dxa"/>
             <w:vAlign w:val="center"/>
           </w:tcPr>
           <w:p>
@@ -4355,7 +4317,7 @@
         </w:tc>
         <w:tc>
           <w:tcPr>
-            <w:tcW w:w="1567" w:type="dxa"/>
+            <w:tcW w:w="1542" w:type="dxa"/>
             <w:vAlign w:val="center"/>
           </w:tcPr>
           <w:p>
@@ -4369,7 +4331,7 @@
         </w:tc>
         <w:tc>
           <w:tcPr>
-            <w:tcW w:w="1567" w:type="dxa"/>
+            <w:tcW w:w="1674" w:type="dxa"/>
             <w:vAlign w:val="center"/>
           </w:tcPr>
           <w:p>
@@ -4383,7 +4345,7 @@
         </w:tc>
         <w:tc>
           <w:tcPr>
-            <w:tcW w:w="1567" w:type="dxa"/>
+            <w:tcW w:w="1539" w:type="dxa"/>
             <w:vAlign w:val="center"/>
           </w:tcPr>
           <w:p>
@@ -4399,7 +4361,7 @@
       <w:tr>
         <w:tc>
           <w:tcPr>
-            <w:tcW w:w="1567" w:type="dxa"/>
+            <w:tcW w:w="1553" w:type="dxa"/>
             <w:vAlign w:val="center"/>
           </w:tcPr>
           <w:p>
@@ -4413,7 +4375,7 @@
         </w:tc>
         <w:tc>
           <w:tcPr>
-            <w:tcW w:w="1567" w:type="dxa"/>
+            <w:tcW w:w="1558" w:type="dxa"/>
             <w:vAlign w:val="center"/>
           </w:tcPr>
           <w:p>
@@ -4427,7 +4389,7 @@
         </w:tc>
         <w:tc>
           <w:tcPr>
-            <w:tcW w:w="1567" w:type="dxa"/>
+            <w:tcW w:w="1539" w:type="dxa"/>
             <w:vAlign w:val="center"/>
           </w:tcPr>
           <w:p>
@@ -4441,7 +4403,7 @@
         </w:tc>
         <w:tc>
           <w:tcPr>
-            <w:tcW w:w="1567" w:type="dxa"/>
+            <w:tcW w:w="1542" w:type="dxa"/>
             <w:vAlign w:val="center"/>
           </w:tcPr>
           <w:p>
@@ -4455,7 +4417,7 @@
         </w:tc>
         <w:tc>
           <w:tcPr>
-            <w:tcW w:w="1567" w:type="dxa"/>
+            <w:tcW w:w="1674" w:type="dxa"/>
             <w:vAlign w:val="center"/>
           </w:tcPr>
           <w:p>
@@ -4469,7 +4431,7 @@
         </w:tc>
         <w:tc>
           <w:tcPr>
-            <w:tcW w:w="1567" w:type="dxa"/>
+            <w:tcW w:w="1539" w:type="dxa"/>
             <w:vAlign w:val="center"/>
           </w:tcPr>
           <w:p>
@@ -4485,7 +4447,7 @@
       <w:tr>
         <w:tc>
           <w:tcPr>
-            <w:tcW w:w="1567" w:type="dxa"/>
+            <w:tcW w:w="1553" w:type="dxa"/>
             <w:vAlign w:val="center"/>
           </w:tcPr>
           <w:p>
@@ -4499,7 +4461,7 @@
         </w:tc>
         <w:tc>
           <w:tcPr>
-            <w:tcW w:w="1567" w:type="dxa"/>
+            <w:tcW w:w="1558" w:type="dxa"/>
             <w:vAlign w:val="center"/>
           </w:tcPr>
           <w:p>
@@ -4513,7 +4475,7 @@
         </w:tc>
         <w:tc>
           <w:tcPr>
-            <w:tcW w:w="1567" w:type="dxa"/>
+            <w:tcW w:w="1539" w:type="dxa"/>
             <w:vAlign w:val="center"/>
           </w:tcPr>
           <w:p>
@@ -4527,7 +4489,7 @@
         </w:tc>
         <w:tc>
           <w:tcPr>
-            <w:tcW w:w="1567" w:type="dxa"/>
+            <w:tcW w:w="1542" w:type="dxa"/>
             <w:vAlign w:val="center"/>
           </w:tcPr>
           <w:p>
@@ -4541,7 +4503,7 @@
         </w:tc>
         <w:tc>
           <w:tcPr>
-            <w:tcW w:w="1567" w:type="dxa"/>
+            <w:tcW w:w="1674" w:type="dxa"/>
             <w:vAlign w:val="center"/>
           </w:tcPr>
           <w:p>
@@ -4555,7 +4517,7 @@
         </w:tc>
         <w:tc>
           <w:tcPr>
-            <w:tcW w:w="1567" w:type="dxa"/>
+            <w:tcW w:w="1539" w:type="dxa"/>
             <w:vAlign w:val="center"/>
           </w:tcPr>
           <w:p>
@@ -4571,7 +4533,7 @@
       <w:tr>
         <w:tc>
           <w:tcPr>
-            <w:tcW w:w="1567" w:type="dxa"/>
+            <w:tcW w:w="1553" w:type="dxa"/>
             <w:vAlign w:val="center"/>
           </w:tcPr>
           <w:p>
@@ -4585,7 +4547,7 @@
         </w:tc>
         <w:tc>
           <w:tcPr>
-            <w:tcW w:w="1567" w:type="dxa"/>
+            <w:tcW w:w="1558" w:type="dxa"/>
             <w:vAlign w:val="center"/>
           </w:tcPr>
           <w:p>
@@ -4599,7 +4561,7 @@
         </w:tc>
         <w:tc>
           <w:tcPr>
-            <w:tcW w:w="1567" w:type="dxa"/>
+            <w:tcW w:w="1539" w:type="dxa"/>
             <w:vAlign w:val="center"/>
           </w:tcPr>
           <w:p>
@@ -4613,7 +4575,7 @@
         </w:tc>
         <w:tc>
           <w:tcPr>
-            <w:tcW w:w="1567" w:type="dxa"/>
+            <w:tcW w:w="1542" w:type="dxa"/>
             <w:vAlign w:val="center"/>
           </w:tcPr>
           <w:p>
@@ -4627,7 +4589,7 @@
         </w:tc>
         <w:tc>
           <w:tcPr>
-            <w:tcW w:w="1567" w:type="dxa"/>
+            <w:tcW w:w="1674" w:type="dxa"/>
             <w:vAlign w:val="center"/>
           </w:tcPr>
           <w:p>
@@ -4641,7 +4603,7 @@
         </w:tc>
         <w:tc>
           <w:tcPr>
-            <w:tcW w:w="1567" w:type="dxa"/>
+            <w:tcW w:w="1539" w:type="dxa"/>
             <w:vAlign w:val="center"/>
           </w:tcPr>
           <w:p>
@@ -4650,6 +4612,147 @@
                 <w:sz w:val="16"/>
               </w:rPr>
               <w:t>Optional phone number</w:t>
+            </w:r>
+          </w:p>
+        </w:tc>
+      </w:tr>
+      <w:tr>
+        <w:tc>
+          <w:tcPr>
+            <w:tcW w:w="1553" w:type="dxa"/>
+            <w:vAlign w:val="center"/>
+          </w:tcPr>
+          <w:p>
+            <w:pPr>
+              <w:rPr>
+                <w:sz w:val="16"/>
+              </w:rPr>
+            </w:pPr>
+            <w:r>
+              <w:rPr>
+                <w:sz w:val="16"/>
+              </w:rPr>
+              <w:t>user_type</w:t>
+            </w:r>
+          </w:p>
+        </w:tc>
+        <w:tc>
+          <w:tcPr>
+            <w:tcW w:w="1558" w:type="dxa"/>
+            <w:vAlign w:val="center"/>
+          </w:tcPr>
+          <w:p>
+            <w:pPr>
+              <w:rPr>
+                <w:sz w:val="16"/>
+              </w:rPr>
+            </w:pPr>
+            <w:r>
+              <w:rPr>
+                <w:sz w:val="16"/>
+              </w:rPr>
+              <w:t>VARCHAR(20)</w:t>
+            </w:r>
+          </w:p>
+        </w:tc>
+        <w:tc>
+          <w:tcPr>
+            <w:tcW w:w="1539" w:type="dxa"/>
+            <w:vAlign w:val="center"/>
+          </w:tcPr>
+          <w:p>
+            <w:pPr>
+              <w:rPr>
+                <w:sz w:val="16"/>
+              </w:rPr>
+            </w:pPr>
+            <w:r>
+              <w:rPr>
+                <w:sz w:val="16"/>
+              </w:rPr>
+              <w:t>None</w:t>
+            </w:r>
+          </w:p>
+        </w:tc>
+        <w:tc>
+          <w:tcPr>
+            <w:tcW w:w="1542" w:type="dxa"/>
+            <w:vAlign w:val="center"/>
+          </w:tcPr>
+          <w:p>
+            <w:pPr>
+              <w:rPr>
+                <w:sz w:val="16"/>
+              </w:rPr>
+            </w:pPr>
+            <w:r>
+              <w:rPr>
+                <w:sz w:val="16"/>
+              </w:rPr>
+              <w:t>No</w:t>
+            </w:r>
+          </w:p>
+        </w:tc>
+        <w:tc>
+          <w:tcPr>
+            <w:tcW w:w="1674" w:type="dxa"/>
+            <w:vAlign w:val="center"/>
+          </w:tcPr>
+          <w:p>
+            <w:pPr>
+              <w:rPr>
+                <w:sz w:val="16"/>
+              </w:rPr>
+            </w:pPr>
+            <w:r>
+              <w:rPr>
+                <w:sz w:val="16"/>
+              </w:rPr>
+              <w:t>None</w:t>
+            </w:r>
+          </w:p>
+        </w:tc>
+        <w:tc>
+          <w:tcPr>
+            <w:tcW w:w="1539" w:type="dxa"/>
+            <w:vAlign w:val="center"/>
+          </w:tcPr>
+          <w:p>
+            <w:pPr>
+              <w:rPr>
+                <w:sz w:val="16"/>
+              </w:rPr>
+            </w:pPr>
+            <w:r>
+              <w:rPr>
+                <w:sz w:val="16"/>
+              </w:rPr>
+              <w:t>Must be</w:t>
+            </w:r>
+            <w:r>
+              <w:rPr>
+                <w:sz w:val="16"/>
+              </w:rPr>
+              <w:t xml:space="preserve"> </w:t>
+            </w:r>
+            <w:r>
+              <w:rPr>
+                <w:sz w:val="16"/>
+              </w:rPr>
+              <w:t>"CLIENT" or "FREELANCER"</w:t>
+            </w:r>
+          </w:p>
+          <w:p>
+            <w:pPr>
+              <w:rPr>
+                <w:sz w:val="16"/>
+              </w:rPr>
+            </w:pPr>
+            <w:r>
+              <w:rPr>
+                <w:sz w:val="16"/>
+              </w:rPr>
+              <w:t>Enforces disjoint subtype</w:t>
             </w:r>
           </w:p>
         </w:tc>
@@ -6429,7 +6532,6 @@
           <w:sz w:val="26"/>
           <w:szCs w:val="26"/>
         </w:rPr>
-        <w:lastRenderedPageBreak/>
         <w:t>3.6 JOB_CATEGORY</w:t>
       </w:r>
     </w:p>
@@ -9208,6 +9310,7 @@
               <w:rPr>
                 <w:sz w:val="16"/>
               </w:rPr>
+              <w:lastRenderedPageBreak/>
               <w:t>total_amount</w:t>
             </w:r>
           </w:p>
@@ -9294,7 +9397,6 @@
               <w:rPr>
                 <w:sz w:val="16"/>
               </w:rPr>
-              <w:lastRenderedPageBreak/>
               <w:t>status</w:t>
             </w:r>
           </w:p>
@@ -10101,7 +10203,7 @@
               <w:rPr>
                 <w:sz w:val="16"/>
               </w:rPr>
-              <w:t>Status supports approval/release workflow</w:t>
+              <w:t>PENDING, IN_PROGRESS, COMPLETED, or APPROVED (Supports approval/release workflow).</w:t>
             </w:r>
           </w:p>
         </w:tc>
@@ -11377,7 +11479,6 @@
           <w:sz w:val="26"/>
           <w:szCs w:val="26"/>
         </w:rPr>
-        <w:lastRenderedPageBreak/>
         <w:t>4. Database Implementation</w:t>
       </w:r>
     </w:p>
@@ -11877,7 +11978,15 @@
                 <w:i/>
                 <w:iCs/>
               </w:rPr>
-              <w:t>Nhập mã SQL kịch bản 2</w:t>
+              <w:t xml:space="preserve">Nhập mã SQL </w:t>
+            </w:r>
+            <w:r>
+              <w:rPr>
+                <w:i/>
+                <w:iCs/>
+              </w:rPr>
+              <w:lastRenderedPageBreak/>
+              <w:t>kịch bản 2</w:t>
             </w:r>
           </w:p>
         </w:tc>
@@ -11891,6 +12000,7 @@
               <w:pStyle w:val="ReportBody"/>
             </w:pPr>
             <w:r>
+              <w:lastRenderedPageBreak/>
               <w:t>Hệ thống chặn do trùng lặp khóa Unique.</w:t>
             </w:r>
           </w:p>
@@ -11905,7 +12015,11 @@
               <w:pStyle w:val="ReportBody"/>
             </w:pPr>
             <w:r>
-              <w:t>Chặn thành công (Duplicate entry error)</w:t>
+              <w:t xml:space="preserve">Chặn thành công </w:t>
+            </w:r>
+            <w:r>
+              <w:lastRenderedPageBreak/>
+              <w:t>(Duplicate entry error)</w:t>
             </w:r>
           </w:p>
         </w:tc>
@@ -11923,6 +12037,7 @@
                 <w:b/>
                 <w:bCs/>
               </w:rPr>
+              <w:lastRenderedPageBreak/>
               <w:t>PASS</w:t>
             </w:r>
           </w:p>
@@ -11943,7 +12058,6 @@
                 <w:b/>
                 <w:bCs/>
               </w:rPr>
-              <w:lastRenderedPageBreak/>
               <w:t>TC-03</w:t>
             </w:r>
           </w:p>
@@ -13657,7 +13771,6 @@
   <w:style w:type="character" w:default="1" w:styleId="DefaultParagraphFont">
     <w:name w:val="Default Paragraph Font"/>
     <w:uiPriority w:val="1"/>
-    <w:semiHidden/>
     <w:unhideWhenUsed/>
   </w:style>
   <w:style w:type="table" w:default="1" w:styleId="TableNormal">

--- a/Freelance_Marketplace_Ecosystem_G3.docx
+++ b/Freelance_Marketplace_Ecosystem_G3.docx
@@ -217,27 +217,17 @@
         </w:rPr>
         <w:t>[Huynh Thien Duc (</w:t>
       </w:r>
-      <w:r>
-        <w:fldChar w:fldCharType="begin"/>
-      </w:r>
-      <w:r>
-        <w:instrText>HYPERLINK "mailto:n25dcat073@student.ptithcm.edu.vn"</w:instrText>
-      </w:r>
-      <w:r>
-        <w:fldChar w:fldCharType="separate"/>
-      </w:r>
-      <w:r>
-        <w:rPr>
-          <w:rStyle w:val="Hyperlink"/>
-          <w:rFonts w:cs="Times New Roman"/>
-          <w:sz w:val="26"/>
-          <w:szCs w:val="26"/>
-        </w:rPr>
-        <w:t>n25dcat073@student.ptithcm.edu.vn</w:t>
-      </w:r>
-      <w:r>
-        <w:fldChar w:fldCharType="end"/>
-      </w:r>
+      <w:hyperlink r:id="rId8" w:history="1">
+        <w:r>
+          <w:rPr>
+            <w:rStyle w:val="Hyperlink"/>
+            <w:rFonts w:cs="Times New Roman"/>
+            <w:sz w:val="26"/>
+            <w:szCs w:val="26"/>
+          </w:rPr>
+          <w:t>n25dcat073@student.ptithcm.edu.vn</w:t>
+        </w:r>
+      </w:hyperlink>
       <w:r>
         <w:rPr>
           <w:rFonts w:cs="Times New Roman"/>
@@ -291,7 +281,7 @@
         </w:rPr>
         <w:t>(</w:t>
       </w:r>
-      <w:hyperlink r:id="rId8" w:history="1">
+      <w:hyperlink r:id="rId9" w:history="1">
         <w:r>
           <w:rPr>
             <w:rStyle w:val="Hyperlink"/>
@@ -354,7 +344,7 @@
         </w:rPr>
         <w:t>(</w:t>
       </w:r>
-      <w:hyperlink r:id="rId9" w:history="1">
+      <w:hyperlink r:id="rId10" w:history="1">
         <w:r>
           <w:rPr>
             <w:rStyle w:val="Hyperlink"/>
@@ -627,39 +617,7 @@
           <w:rFonts w:cs="Times New Roman"/>
           <w:lang w:val="en-US"/>
         </w:rPr>
-        <w:t xml:space="preserve">The project aims to design and implement a relational database for a Freelance Marketplace Ecosystem, inspired by platforms such as </w:t>
-      </w:r>
-      <w:proofErr w:type="spellStart"/>
-      <w:r>
-        <w:rPr>
-          <w:rFonts w:cs="Times New Roman"/>
-          <w:lang w:val="en-US"/>
-        </w:rPr>
-        <w:t>vLance</w:t>
-      </w:r>
-      <w:proofErr w:type="spellEnd"/>
-      <w:r>
-        <w:rPr>
-          <w:rFonts w:cs="Times New Roman"/>
-          <w:lang w:val="en-US"/>
-        </w:rPr>
-        <w:t xml:space="preserve">, Upwork, and </w:t>
-      </w:r>
-      <w:proofErr w:type="spellStart"/>
-      <w:r>
-        <w:rPr>
-          <w:rFonts w:cs="Times New Roman"/>
-          <w:lang w:val="en-US"/>
-        </w:rPr>
-        <w:t>TopCV</w:t>
-      </w:r>
-      <w:proofErr w:type="spellEnd"/>
-      <w:r>
-        <w:rPr>
-          <w:rFonts w:cs="Times New Roman"/>
-          <w:lang w:val="en-US"/>
-        </w:rPr>
-        <w:t>.</w:t>
+        <w:t>The project aims to design and implement a relational database for a Freelance Marketplace Ecosystem, inspired by platforms such as vLance, Upwork, and TopCV.</w:t>
       </w:r>
     </w:p>
     <w:p>
@@ -1581,10 +1539,10 @@
           <w:noProof/>
         </w:rPr>
         <w:drawing>
-          <wp:inline distT="0" distB="0" distL="0" distR="0" wp14:anchorId="21EA71CE" wp14:editId="3A1CB27E">
-            <wp:extent cx="6120000" cy="2652457"/>
-            <wp:effectExtent l="0" t="0" r="0" b="0"/>
-            <wp:docPr id="1" name="Picture 1"/>
+          <wp:inline distT="0" distB="0" distL="0" distR="0" wp14:anchorId="18A43C3F" wp14:editId="44EE1AF2">
+            <wp:extent cx="5956935" cy="2489200"/>
+            <wp:effectExtent l="0" t="0" r="5715" b="6350"/>
+            <wp:docPr id="688417940" name="Picture 1"/>
             <wp:cNvGraphicFramePr>
               <a:graphicFrameLocks xmlns:a="http://schemas.openxmlformats.org/drawingml/2006/main" noChangeAspect="1"/>
             </wp:cNvGraphicFramePr>
@@ -1592,23 +1550,36 @@
               <a:graphicData uri="http://schemas.openxmlformats.org/drawingml/2006/picture">
                 <pic:pic xmlns:pic="http://schemas.openxmlformats.org/drawingml/2006/picture">
                   <pic:nvPicPr>
-                    <pic:cNvPr id="0" name="eer_mini_upwork.png"/>
-                    <pic:cNvPicPr/>
+                    <pic:cNvPr id="0" name="Picture 1"/>
+                    <pic:cNvPicPr>
+                      <a:picLocks noChangeAspect="1" noChangeArrowheads="1"/>
+                    </pic:cNvPicPr>
                   </pic:nvPicPr>
                   <pic:blipFill>
-                    <a:blip r:embed="rId10"/>
+                    <a:blip r:embed="rId11" cstate="print">
+                      <a:extLst>
+                        <a:ext uri="{28A0092B-C50C-407E-A947-70E740481C1C}">
+                          <a14:useLocalDpi xmlns:a14="http://schemas.microsoft.com/office/drawing/2010/main" val="0"/>
+                        </a:ext>
+                      </a:extLst>
+                    </a:blip>
+                    <a:srcRect/>
                     <a:stretch>
                       <a:fillRect/>
                     </a:stretch>
                   </pic:blipFill>
-                  <pic:spPr>
+                  <pic:spPr bwMode="auto">
                     <a:xfrm>
                       <a:off x="0" y="0"/>
-                      <a:ext cx="6120000" cy="2652457"/>
+                      <a:ext cx="5956935" cy="2489200"/>
                     </a:xfrm>
                     <a:prstGeom prst="rect">
                       <a:avLst/>
                     </a:prstGeom>
+                    <a:noFill/>
+                    <a:ln>
+                      <a:noFill/>
+                    </a:ln>
                   </pic:spPr>
                 </pic:pic>
               </a:graphicData>
@@ -13771,6 +13742,7 @@
   <w:style w:type="character" w:default="1" w:styleId="DefaultParagraphFont">
     <w:name w:val="Default Paragraph Font"/>
     <w:uiPriority w:val="1"/>
+    <w:semiHidden/>
     <w:unhideWhenUsed/>
   </w:style>
   <w:style w:type="table" w:default="1" w:styleId="TableNormal">

--- a/Freelance_Marketplace_Ecosystem_G3.docx
+++ b/Freelance_Marketplace_Ecosystem_G3.docx
@@ -5363,10 +5363,10 @@
           <w:noProof/>
         </w:rPr>
         <w:drawing>
-          <wp:inline distT="0" distB="0" distL="0" distR="0" wp14:anchorId="09EF8B6C" wp14:editId="45C463BC">
-            <wp:extent cx="6263640" cy="7174342"/>
-            <wp:effectExtent l="0" t="0" r="0" b="0"/>
-            <wp:docPr id="1" name="Picture 1" descr="Eleven-table IE Crow Foot schema with payment attempts connected only to milestones. Each user has exactly one subtype across client and freelancer."/>
+          <wp:inline distT="0" distB="0" distL="0" distR="0" wp14:anchorId="355CEC55" wp14:editId="24863868">
+            <wp:extent cx="6369050" cy="3136900"/>
+            <wp:effectExtent l="0" t="0" r="0" b="6350"/>
+            <wp:docPr id="2028393952" name="Picture 1"/>
             <wp:cNvGraphicFramePr>
               <a:graphicFrameLocks xmlns:a="http://schemas.openxmlformats.org/drawingml/2006/main" noChangeAspect="1"/>
             </wp:cNvGraphicFramePr>
@@ -5374,23 +5374,36 @@
               <a:graphicData uri="http://schemas.openxmlformats.org/drawingml/2006/picture">
                 <pic:pic xmlns:pic="http://schemas.openxmlformats.org/drawingml/2006/picture">
                   <pic:nvPicPr>
-                    <pic:cNvPr id="0" name="schema.png"/>
-                    <pic:cNvPicPr/>
+                    <pic:cNvPr id="0" name="Picture 1"/>
+                    <pic:cNvPicPr>
+                      <a:picLocks noChangeAspect="1" noChangeArrowheads="1"/>
+                    </pic:cNvPicPr>
                   </pic:nvPicPr>
                   <pic:blipFill>
-                    <a:blip r:embed="rId8"/>
+                    <a:blip r:embed="rId8">
+                      <a:extLst>
+                        <a:ext uri="{28A0092B-C50C-407E-A947-70E740481C1C}">
+                          <a14:useLocalDpi xmlns:a14="http://schemas.microsoft.com/office/drawing/2010/main" val="0"/>
+                        </a:ext>
+                      </a:extLst>
+                    </a:blip>
+                    <a:srcRect/>
                     <a:stretch>
                       <a:fillRect/>
                     </a:stretch>
                   </pic:blipFill>
-                  <pic:spPr>
+                  <pic:spPr bwMode="auto">
                     <a:xfrm>
                       <a:off x="0" y="0"/>
-                      <a:ext cx="6263640" cy="7174342"/>
+                      <a:ext cx="6369050" cy="3136900"/>
                     </a:xfrm>
                     <a:prstGeom prst="rect">
                       <a:avLst/>
                     </a:prstGeom>
+                    <a:noFill/>
+                    <a:ln>
+                      <a:noFill/>
+                    </a:ln>
                   </pic:spPr>
                 </pic:pic>
               </a:graphicData>
@@ -5414,7 +5427,6 @@
     </w:p>
     <w:p>
       <w:r>
-        <w:lastRenderedPageBreak/>
         <w:t>Notation: || means exactly one, o| means zero or one, and o&lt; means zero or many. USER has exactly one subtype across the two optional subtype links. PAYMENT has no direct payer/payee foreign keys; participants are derived through MILESTONE and CONTRACT.</w:t>
       </w:r>
     </w:p>
@@ -5500,6 +5512,7 @@
         <w:rPr>
           <w:rFonts w:ascii="Calibri" w:hAnsi="Calibri" w:cs="Times New Roman"/>
         </w:rPr>
+        <w:lastRenderedPageBreak/>
         <w:t>Milestone and Payment Integrity</w:t>
       </w:r>
     </w:p>
@@ -5767,7 +5780,6 @@
         <w:rPr>
           <w:rFonts w:cs="Times New Roman"/>
         </w:rPr>
-        <w:lastRenderedPageBreak/>
         <w:t>selected_job_id and paid_milestone_id are generated nullable uniqueness helpers: the former equals job_id for CLIENT_ACCEPTED/CONFIRMED, the latter equals milestone_id for PAID. Other rows produce NULL. Their unique indexes protect concurrent duplicates while allowing unselected proposals and failed/pending attempts.</w:t>
       </w:r>
     </w:p>
@@ -6453,6 +6465,7 @@
                 <w:rFonts w:cs="Times New Roman"/>
                 <w:sz w:val="18"/>
               </w:rPr>
+              <w:lastRenderedPageBreak/>
               <w:t>skills</w:t>
             </w:r>
           </w:p>
@@ -27024,11 +27037,6 @@
           <w:color w:val="000000"/>
         </w:rPr>
         <w:br/>
-      </w:r>
-      <w:r>
-        <w:rPr>
-          <w:color w:val="000000"/>
-        </w:rPr>
         <w:t xml:space="preserve">             AND p.payment_status='PAID')</w:t>
       </w:r>
       <w:r>
@@ -27608,11 +27616,6 @@
           <w:color w:val="000000"/>
         </w:rPr>
         <w:br/>
-      </w:r>
-      <w:r>
-        <w:rPr>
-          <w:color w:val="000000"/>
-        </w:rPr>
         <w:t xml:space="preserve">    AND m.due_date &lt; DATE_ADD(CURRENT_DATE, INTERVAL 30 DAY)</w:t>
       </w:r>
       <w:r>
@@ -28237,10 +28240,7 @@
     </w:p>
     <w:p>
       <w:r>
-        <w:t>Phase 4 intentionally remains a lightweight database demonstration. It does not implement production authentication, registration sessions, password recovery, escrow, refunds, real payment gateway charging, external provider idempotency, messaging or matching algorithms. Application credentials must not be treated as production secrets. A production deployment would require a complete authentication layer, dedicated least-privilege application configuration, TLS for remote connections and the operational co</w:t>
-      </w:r>
-      <w:r>
-        <w:t>ntrols listed in Section 5.2.</w:t>
+        <w:t>Phase 4 intentionally remains a lightweight database demonstration. It does not implement production authentication, registration sessions, password recovery, escrow, refunds, real payment gateway charging, external provider idempotency, messaging or matching algorithms. Application credentials must not be treated as production secrets. A production deployment would require a complete authentication layer, dedicated least-privilege application configuration, TLS for remote connections and the operational controls listed in Section 5.2.</w:t>
       </w:r>
     </w:p>
     <w:p>
@@ -29917,11 +29917,6 @@
           <w:color w:val="000000"/>
         </w:rPr>
         <w:br/>
-      </w:r>
-      <w:r>
-        <w:rPr>
-          <w:color w:val="000000"/>
-        </w:rPr>
         <w:t>INSERT INTO payments (milestone_id, payment_method, payment_status)</w:t>
       </w:r>
       <w:r>

--- a/Freelance_Marketplace_Ecosystem_G3.docx
+++ b/Freelance_Marketplace_Ecosystem_G3.docx
@@ -28579,7 +28579,7 @@
               <w:rPr>
                 <w:sz w:val="18"/>
               </w:rPr>
-              <w:t>Not rerun</w:t>
+              <w:t>Pass</w:t>
             </w:r>
           </w:p>
         </w:tc>
@@ -28675,7 +28675,7 @@
               <w:rPr>
                 <w:sz w:val="18"/>
               </w:rPr>
-              <w:t>Not rerun</w:t>
+              <w:t>Pass</w:t>
             </w:r>
           </w:p>
         </w:tc>
@@ -28771,7 +28771,7 @@
               <w:rPr>
                 <w:sz w:val="18"/>
               </w:rPr>
-              <w:t>Not rerun</w:t>
+              <w:t>Pass</w:t>
             </w:r>
           </w:p>
         </w:tc>
@@ -28867,7 +28867,7 @@
               <w:rPr>
                 <w:sz w:val="18"/>
               </w:rPr>
-              <w:t>Not rerun</w:t>
+              <w:t>Pass</w:t>
             </w:r>
           </w:p>
         </w:tc>
@@ -28963,7 +28963,7 @@
               <w:rPr>
                 <w:sz w:val="18"/>
               </w:rPr>
-              <w:t>Not rerun</w:t>
+              <w:t>Pass</w:t>
             </w:r>
           </w:p>
         </w:tc>
@@ -29059,7 +29059,7 @@
               <w:rPr>
                 <w:sz w:val="18"/>
               </w:rPr>
-              <w:t>Not rerun</w:t>
+              <w:t>Pass</w:t>
             </w:r>
           </w:p>
         </w:tc>
@@ -29155,7 +29155,7 @@
               <w:rPr>
                 <w:sz w:val="18"/>
               </w:rPr>
-              <w:t>Not rerun</w:t>
+              <w:t>Pass</w:t>
             </w:r>
           </w:p>
         </w:tc>
@@ -29251,7 +29251,7 @@
               <w:rPr>
                 <w:sz w:val="18"/>
               </w:rPr>
-              <w:t>Not rerun</w:t>
+              <w:t>Pass</w:t>
             </w:r>
           </w:p>
         </w:tc>
@@ -29347,7 +29347,7 @@
               <w:rPr>
                 <w:sz w:val="18"/>
               </w:rPr>
-              <w:t>Not rerun</w:t>
+              <w:t>Pass</w:t>
             </w:r>
           </w:p>
         </w:tc>
@@ -29443,7 +29443,7 @@
               <w:rPr>
                 <w:sz w:val="18"/>
               </w:rPr>
-              <w:t>Not rerun</w:t>
+              <w:t>Pass</w:t>
             </w:r>
           </w:p>
         </w:tc>
@@ -29539,7 +29539,7 @@
               <w:rPr>
                 <w:sz w:val="18"/>
               </w:rPr>
-              <w:t>Not rerun</w:t>
+              <w:t>Pass</w:t>
             </w:r>
           </w:p>
         </w:tc>
@@ -29635,7 +29635,7 @@
               <w:rPr>
                 <w:sz w:val="18"/>
               </w:rPr>
-              <w:t>Not rerun</w:t>
+              <w:t>Pass</w:t>
             </w:r>
           </w:p>
         </w:tc>
@@ -29731,7 +29731,7 @@
               <w:rPr>
                 <w:sz w:val="18"/>
               </w:rPr>
-              <w:t>Not rerun</w:t>
+              <w:t>Pass</w:t>
             </w:r>
           </w:p>
         </w:tc>
@@ -29827,7 +29827,7 @@
               <w:rPr>
                 <w:sz w:val="18"/>
               </w:rPr>
-              <w:t>Not rerun</w:t>
+              <w:t>Pass</w:t>
             </w:r>
           </w:p>
         </w:tc>
